--- a/flutter_documents/flutter_web/fw2_basics_of_flutter_web.docx
+++ b/flutter_documents/flutter_web/fw2_basics_of_flutter_web.docx
@@ -6,18 +6,18 @@
       <w:pPr>
         <w:jc w:val="center"/>
         <w:rPr>
-          <w:rFonts w:ascii="Calibri" w:hAnsi="Calibri" w:cs="Calibri"/>
-          <w:sz w:val="36"/>
-          <w:szCs w:val="36"/>
-        </w:rPr>
-      </w:pPr>
-      <w:r>
-        <w:rPr>
-          <w:rFonts w:ascii="Calibri" w:hAnsi="Calibri" w:cs="Calibri"/>
-          <w:b/>
-          <w:bCs/>
-          <w:sz w:val="44"/>
-          <w:szCs w:val="44"/>
+          <w:rFonts w:cs="Calibri"/>
+          <w:sz w:val="32"/>
+          <w:szCs w:val="32"/>
+        </w:rPr>
+      </w:pPr>
+      <w:r>
+        <w:rPr>
+          <w:rFonts w:cs="Calibri"/>
+          <w:b/>
+          <w:bCs/>
+          <w:sz w:val="40"/>
+          <w:szCs w:val="40"/>
         </w:rPr>
         <w:t>INDEX</w:t>
       </w:r>
@@ -31,30 +31,53 @@
         </w:numPr>
         <w:jc w:val="both"/>
         <w:rPr>
-          <w:rFonts w:ascii="Calibri" w:hAnsi="Calibri" w:cs="Calibri"/>
-          <w:sz w:val="32"/>
-          <w:szCs w:val="32"/>
-        </w:rPr>
-      </w:pPr>
-      <w:r>
-        <w:rPr>
-          <w:rFonts w:ascii="Calibri" w:hAnsi="Calibri" w:cs="Calibri"/>
-          <w:sz w:val="32"/>
-          <w:szCs w:val="32"/>
-        </w:rPr>
-        <w:t>Preloading or Pre-caching Google Fonts……………………</w:t>
-      </w:r>
-      <w:r>
-        <w:rPr>
-          <w:rFonts w:ascii="Calibri" w:hAnsi="Calibri" w:cs="Calibri"/>
-          <w:sz w:val="32"/>
-          <w:szCs w:val="32"/>
-        </w:rPr>
-        <w:t>.</w:t>
-      </w:r>
-      <w:r>
-        <w:rPr>
-          <w:rFonts w:ascii="Calibri" w:hAnsi="Calibri" w:cs="Calibri"/>
+          <w:rFonts w:cs="Calibri"/>
+          <w:sz w:val="32"/>
+          <w:szCs w:val="32"/>
+        </w:rPr>
+      </w:pPr>
+      <w:proofErr w:type="spellStart"/>
+      <w:r>
+        <w:rPr>
+          <w:rFonts w:cs="Calibri"/>
+          <w:b/>
+          <w:bCs/>
+          <w:sz w:val="32"/>
+          <w:szCs w:val="32"/>
+        </w:rPr>
+        <w:t>WebAssembly</w:t>
+      </w:r>
+      <w:proofErr w:type="spellEnd"/>
+      <w:r>
+        <w:rPr>
+          <w:rFonts w:cs="Calibri"/>
+          <w:sz w:val="32"/>
+          <w:szCs w:val="32"/>
+        </w:rPr>
+        <w:t xml:space="preserve"> in </w:t>
+      </w:r>
+      <w:r>
+        <w:rPr>
+          <w:rFonts w:cs="Calibri"/>
+          <w:b/>
+          <w:bCs/>
+          <w:sz w:val="32"/>
+          <w:szCs w:val="32"/>
+        </w:rPr>
+        <w:t>Flutter</w:t>
+      </w:r>
+      <w:r>
+        <w:rPr>
+          <w:rFonts w:cs="Calibri"/>
+          <w:sz w:val="32"/>
+          <w:szCs w:val="32"/>
+        </w:rPr>
+        <w:t xml:space="preserve"> Web………………</w:t>
+      </w:r>
+      <w:proofErr w:type="gramStart"/>
+      <w:r>
+        <w:rPr>
+          <w:rFonts w:cs="Calibri"/>
           <w:sz w:val="32"/>
           <w:szCs w:val="32"/>
         </w:rPr>
@@ -62,37 +85,36 @@
       </w:r>
       <w:r>
         <w:rPr>
-          <w:rFonts w:ascii="Calibri" w:hAnsi="Calibri" w:cs="Calibri"/>
-          <w:sz w:val="32"/>
-          <w:szCs w:val="32"/>
-        </w:rPr>
-        <w:t>…….</w:t>
-      </w:r>
-      <w:r>
-        <w:rPr>
-          <w:rFonts w:ascii="Calibri" w:hAnsi="Calibri" w:cs="Calibri"/>
-          <w:sz w:val="32"/>
-          <w:szCs w:val="32"/>
-        </w:rPr>
-        <w:t>……</w:t>
-      </w:r>
-      <w:proofErr w:type="gramStart"/>
-      <w:r>
-        <w:rPr>
-          <w:rFonts w:ascii="Calibri" w:hAnsi="Calibri" w:cs="Calibri"/>
-          <w:sz w:val="32"/>
-          <w:szCs w:val="32"/>
-        </w:rPr>
-        <w:t>…..</w:t>
+          <w:rFonts w:cs="Calibri"/>
+          <w:sz w:val="32"/>
+          <w:szCs w:val="32"/>
+        </w:rPr>
+        <w:t>..</w:t>
       </w:r>
       <w:proofErr w:type="gramEnd"/>
       <w:r>
         <w:rPr>
-          <w:rFonts w:ascii="Calibri" w:hAnsi="Calibri" w:cs="Calibri"/>
-          <w:sz w:val="32"/>
-          <w:szCs w:val="32"/>
-        </w:rPr>
-        <w:t>2</w:t>
+          <w:rFonts w:cs="Calibri"/>
+          <w:sz w:val="32"/>
+          <w:szCs w:val="32"/>
+        </w:rPr>
+        <w:t>…</w:t>
+      </w:r>
+      <w:r>
+        <w:rPr>
+          <w:rFonts w:cs="Calibri"/>
+          <w:sz w:val="32"/>
+          <w:szCs w:val="32"/>
+        </w:rPr>
+        <w:t>..</w:t>
+      </w:r>
+      <w:r>
+        <w:rPr>
+          <w:rFonts w:cs="Calibri"/>
+          <w:sz w:val="32"/>
+          <w:szCs w:val="32"/>
+        </w:rPr>
+        <w:t>………………….2</w:t>
       </w:r>
     </w:p>
     <w:p>
@@ -104,43 +126,124 @@
         </w:numPr>
         <w:jc w:val="both"/>
         <w:rPr>
-          <w:rFonts w:ascii="Calibri" w:hAnsi="Calibri" w:cs="Calibri"/>
-          <w:sz w:val="32"/>
-          <w:szCs w:val="32"/>
-        </w:rPr>
-      </w:pPr>
-    </w:p>
-    <w:p>
-      <w:pPr>
-        <w:jc w:val="both"/>
-        <w:rPr>
-          <w:rFonts w:ascii="Calibri" w:hAnsi="Calibri" w:cs="Calibri"/>
-          <w:sz w:val="32"/>
-          <w:szCs w:val="32"/>
-        </w:rPr>
-      </w:pPr>
-    </w:p>
-    <w:p>
-      <w:pPr>
-        <w:jc w:val="both"/>
-        <w:rPr>
-          <w:rFonts w:ascii="Calibri" w:hAnsi="Calibri" w:cs="Calibri"/>
-          <w:sz w:val="32"/>
-          <w:szCs w:val="32"/>
-        </w:rPr>
-      </w:pPr>
-    </w:p>
-    <w:p>
-      <w:pPr>
-        <w:rPr>
-          <w:rFonts w:ascii="Calibri" w:hAnsi="Calibri" w:cs="Calibri"/>
-          <w:sz w:val="32"/>
-          <w:szCs w:val="32"/>
-        </w:rPr>
-      </w:pPr>
-      <w:r>
-        <w:rPr>
-          <w:rFonts w:ascii="Calibri" w:hAnsi="Calibri" w:cs="Calibri"/>
+          <w:rFonts w:cs="Calibri"/>
+          <w:sz w:val="32"/>
+          <w:szCs w:val="32"/>
+        </w:rPr>
+      </w:pPr>
+      <w:r>
+        <w:rPr>
+          <w:rFonts w:cs="Calibri"/>
+          <w:sz w:val="32"/>
+          <w:szCs w:val="32"/>
+        </w:rPr>
+        <w:t>Preloading or Pre-caching Google Fonts………</w:t>
+      </w:r>
+      <w:r>
+        <w:rPr>
+          <w:rFonts w:cs="Calibri"/>
+          <w:sz w:val="32"/>
+          <w:szCs w:val="32"/>
+        </w:rPr>
+        <w:t>.</w:t>
+      </w:r>
+      <w:r>
+        <w:rPr>
+          <w:rFonts w:cs="Calibri"/>
+          <w:sz w:val="32"/>
+          <w:szCs w:val="32"/>
+        </w:rPr>
+        <w:t>…</w:t>
+      </w:r>
+      <w:r>
+        <w:rPr>
+          <w:rFonts w:cs="Calibri"/>
+          <w:sz w:val="32"/>
+          <w:szCs w:val="32"/>
+        </w:rPr>
+        <w:t>.</w:t>
+      </w:r>
+      <w:r>
+        <w:rPr>
+          <w:rFonts w:cs="Calibri"/>
+          <w:sz w:val="32"/>
+          <w:szCs w:val="32"/>
+        </w:rPr>
+        <w:t>…</w:t>
+      </w:r>
+      <w:r>
+        <w:rPr>
+          <w:rFonts w:cs="Calibri"/>
+          <w:sz w:val="32"/>
+          <w:szCs w:val="32"/>
+        </w:rPr>
+        <w:t>…….</w:t>
+      </w:r>
+      <w:r>
+        <w:rPr>
+          <w:rFonts w:cs="Calibri"/>
+          <w:sz w:val="32"/>
+          <w:szCs w:val="32"/>
+        </w:rPr>
+        <w:t>……</w:t>
+      </w:r>
+      <w:proofErr w:type="gramStart"/>
+      <w:r>
+        <w:rPr>
+          <w:rFonts w:cs="Calibri"/>
+          <w:sz w:val="32"/>
+          <w:szCs w:val="32"/>
+        </w:rPr>
+        <w:t>…..</w:t>
+      </w:r>
+      <w:proofErr w:type="gramEnd"/>
+    </w:p>
+    <w:p>
+      <w:pPr>
+        <w:pStyle w:val="ListParagraph"/>
+        <w:numPr>
+          <w:ilvl w:val="0"/>
+          <w:numId w:val="3"/>
+        </w:numPr>
+        <w:jc w:val="both"/>
+        <w:rPr>
+          <w:rFonts w:cs="Calibri"/>
+          <w:sz w:val="32"/>
+          <w:szCs w:val="32"/>
+        </w:rPr>
+      </w:pPr>
+    </w:p>
+    <w:p>
+      <w:pPr>
+        <w:jc w:val="both"/>
+        <w:rPr>
+          <w:rFonts w:cs="Calibri"/>
+          <w:sz w:val="32"/>
+          <w:szCs w:val="32"/>
+        </w:rPr>
+      </w:pPr>
+    </w:p>
+    <w:p>
+      <w:pPr>
+        <w:jc w:val="both"/>
+        <w:rPr>
+          <w:rFonts w:cs="Calibri"/>
+          <w:sz w:val="32"/>
+          <w:szCs w:val="32"/>
+        </w:rPr>
+      </w:pPr>
+    </w:p>
+    <w:p>
+      <w:pPr>
+        <w:rPr>
+          <w:rFonts w:cs="Calibri"/>
+          <w:sz w:val="32"/>
+          <w:szCs w:val="32"/>
+        </w:rPr>
+      </w:pPr>
+      <w:r>
+        <w:rPr>
+          <w:rFonts w:cs="Calibri"/>
           <w:sz w:val="32"/>
           <w:szCs w:val="32"/>
         </w:rPr>
@@ -151,22 +254,3016 @@
       <w:pPr>
         <w:jc w:val="both"/>
         <w:rPr>
-          <w:rFonts w:ascii="Calibri" w:hAnsi="Calibri" w:cs="Calibri"/>
-          <w:b/>
-          <w:bCs/>
-          <w:sz w:val="36"/>
-          <w:szCs w:val="36"/>
-        </w:rPr>
-      </w:pPr>
-      <w:r>
-        <w:rPr>
-          <w:rFonts w:ascii="Calibri" w:hAnsi="Calibri" w:cs="Calibri"/>
-          <w:b/>
-          <w:bCs/>
-          <w:sz w:val="36"/>
-          <w:szCs w:val="36"/>
+          <w:rFonts w:cs="Calibri"/>
+          <w:b/>
+          <w:bCs/>
+          <w:sz w:val="32"/>
+          <w:szCs w:val="32"/>
+        </w:rPr>
+      </w:pPr>
+      <w:proofErr w:type="spellStart"/>
+      <w:r>
+        <w:rPr>
+          <w:rFonts w:cs="Calibri"/>
+          <w:b/>
+          <w:bCs/>
+          <w:sz w:val="32"/>
+          <w:szCs w:val="32"/>
         </w:rPr>
         <w:lastRenderedPageBreak/>
+        <w:t>WebAssembly</w:t>
+      </w:r>
+      <w:proofErr w:type="spellEnd"/>
+      <w:r>
+        <w:rPr>
+          <w:rFonts w:cs="Calibri"/>
+          <w:b/>
+          <w:bCs/>
+          <w:sz w:val="32"/>
+          <w:szCs w:val="32"/>
+        </w:rPr>
+        <w:t xml:space="preserve"> in Flutter Web:</w:t>
+      </w:r>
+    </w:p>
+    <w:p>
+      <w:pPr>
+        <w:jc w:val="both"/>
+        <w:rPr>
+          <w:rFonts w:cs="Calibri"/>
+          <w:sz w:val="32"/>
+          <w:szCs w:val="32"/>
+        </w:rPr>
+      </w:pPr>
+      <w:r>
+        <w:rPr>
+          <w:rFonts w:cs="Calibri"/>
+          <w:sz w:val="32"/>
+          <w:szCs w:val="32"/>
+        </w:rPr>
+        <w:t>#</w:t>
+      </w:r>
+      <w:r>
+        <w:rPr>
+          <w:rFonts w:cs="Calibri"/>
+          <w:sz w:val="32"/>
+          <w:szCs w:val="32"/>
+        </w:rPr>
+        <w:t xml:space="preserve"> By default, </w:t>
+      </w:r>
+      <w:r>
+        <w:rPr>
+          <w:rFonts w:cs="Calibri"/>
+          <w:b/>
+          <w:bCs/>
+          <w:sz w:val="32"/>
+          <w:szCs w:val="32"/>
+        </w:rPr>
+        <w:t xml:space="preserve">Flutter </w:t>
+      </w:r>
+      <w:r>
+        <w:rPr>
+          <w:rFonts w:cs="Calibri"/>
+          <w:sz w:val="32"/>
+          <w:szCs w:val="32"/>
+        </w:rPr>
+        <w:t xml:space="preserve">Web compiles to </w:t>
+      </w:r>
+      <w:r>
+        <w:rPr>
+          <w:rFonts w:cs="Calibri"/>
+          <w:b/>
+          <w:bCs/>
+          <w:sz w:val="32"/>
+          <w:szCs w:val="32"/>
+        </w:rPr>
+        <w:t>JavaScript</w:t>
+      </w:r>
+      <w:r>
+        <w:rPr>
+          <w:rFonts w:cs="Calibri"/>
+          <w:sz w:val="32"/>
+          <w:szCs w:val="32"/>
+        </w:rPr>
+        <w:t xml:space="preserve"> code (using </w:t>
+      </w:r>
+      <w:r>
+        <w:rPr>
+          <w:rFonts w:cs="Calibri"/>
+          <w:b/>
+          <w:bCs/>
+          <w:sz w:val="32"/>
+          <w:szCs w:val="32"/>
+        </w:rPr>
+        <w:t>dart2js</w:t>
+      </w:r>
+      <w:r>
+        <w:rPr>
+          <w:rFonts w:cs="Calibri"/>
+          <w:sz w:val="32"/>
+          <w:szCs w:val="32"/>
+        </w:rPr>
+        <w:t xml:space="preserve"> compiler). But</w:t>
+      </w:r>
+      <w:r>
+        <w:rPr>
+          <w:rFonts w:cs="Calibri"/>
+          <w:sz w:val="32"/>
+          <w:szCs w:val="32"/>
+        </w:rPr>
+        <w:t xml:space="preserve"> </w:t>
+      </w:r>
+      <w:proofErr w:type="spellStart"/>
+      <w:r>
+        <w:rPr>
+          <w:rFonts w:cs="Calibri"/>
+          <w:b/>
+          <w:bCs/>
+          <w:sz w:val="32"/>
+          <w:szCs w:val="32"/>
+        </w:rPr>
+        <w:t>WebAssembly</w:t>
+      </w:r>
+      <w:proofErr w:type="spellEnd"/>
+      <w:r>
+        <w:rPr>
+          <w:rFonts w:cs="Calibri"/>
+          <w:sz w:val="32"/>
+          <w:szCs w:val="32"/>
+        </w:rPr>
+        <w:t xml:space="preserve"> (</w:t>
+      </w:r>
+      <w:r>
+        <w:rPr>
+          <w:rFonts w:cs="Calibri"/>
+          <w:b/>
+          <w:bCs/>
+          <w:sz w:val="32"/>
+          <w:szCs w:val="32"/>
+        </w:rPr>
+        <w:t>WASM</w:t>
+      </w:r>
+      <w:r>
+        <w:rPr>
+          <w:rFonts w:cs="Calibri"/>
+          <w:sz w:val="32"/>
+          <w:szCs w:val="32"/>
+        </w:rPr>
+        <w:t xml:space="preserve">) support has been stabilized back in </w:t>
+      </w:r>
+      <w:r>
+        <w:rPr>
+          <w:rFonts w:cs="Calibri"/>
+          <w:b/>
+          <w:bCs/>
+          <w:sz w:val="32"/>
+          <w:szCs w:val="32"/>
+        </w:rPr>
+        <w:t>Flutter 3.2</w:t>
+      </w:r>
+      <w:r>
+        <w:rPr>
+          <w:rFonts w:cs="Calibri"/>
+          <w:b/>
+          <w:bCs/>
+          <w:sz w:val="32"/>
+          <w:szCs w:val="32"/>
+        </w:rPr>
+        <w:t>4</w:t>
+      </w:r>
+      <w:r>
+        <w:rPr>
+          <w:rFonts w:cs="Calibri"/>
+          <w:b/>
+          <w:bCs/>
+          <w:sz w:val="32"/>
+          <w:szCs w:val="32"/>
+        </w:rPr>
+        <w:t>+</w:t>
+      </w:r>
+      <w:r>
+        <w:rPr>
+          <w:rFonts w:cs="Calibri"/>
+          <w:sz w:val="32"/>
+          <w:szCs w:val="32"/>
+        </w:rPr>
+        <w:t xml:space="preserve"> by pairing the </w:t>
+      </w:r>
+      <w:r>
+        <w:rPr>
+          <w:rFonts w:cs="Calibri"/>
+          <w:b/>
+          <w:bCs/>
+          <w:sz w:val="32"/>
+          <w:szCs w:val="32"/>
+        </w:rPr>
+        <w:t>Dart</w:t>
+      </w:r>
+      <w:r>
+        <w:rPr>
+          <w:rFonts w:cs="Calibri"/>
+          <w:sz w:val="32"/>
+          <w:szCs w:val="32"/>
+        </w:rPr>
+        <w:t xml:space="preserve"> compiler with </w:t>
+      </w:r>
+      <w:proofErr w:type="spellStart"/>
+      <w:r>
+        <w:rPr>
+          <w:rFonts w:cs="Calibri"/>
+          <w:b/>
+          <w:bCs/>
+          <w:sz w:val="32"/>
+          <w:szCs w:val="32"/>
+        </w:rPr>
+        <w:t>WebAssembly</w:t>
+      </w:r>
+      <w:proofErr w:type="spellEnd"/>
+      <w:r>
+        <w:rPr>
+          <w:rFonts w:cs="Calibri"/>
+          <w:b/>
+          <w:bCs/>
+          <w:sz w:val="32"/>
+          <w:szCs w:val="32"/>
+        </w:rPr>
+        <w:t xml:space="preserve"> </w:t>
+      </w:r>
+      <w:r>
+        <w:rPr>
+          <w:rFonts w:cs="Calibri"/>
+          <w:sz w:val="32"/>
+          <w:szCs w:val="32"/>
+        </w:rPr>
+        <w:t>Garbage Collection (</w:t>
+      </w:r>
+      <w:proofErr w:type="spellStart"/>
+      <w:r>
+        <w:rPr>
+          <w:rFonts w:cs="Calibri"/>
+          <w:b/>
+          <w:bCs/>
+          <w:sz w:val="32"/>
+          <w:szCs w:val="32"/>
+        </w:rPr>
+        <w:t>WasmGC</w:t>
+      </w:r>
+      <w:proofErr w:type="spellEnd"/>
+      <w:r>
+        <w:rPr>
+          <w:rFonts w:cs="Calibri"/>
+          <w:sz w:val="32"/>
+          <w:szCs w:val="32"/>
+        </w:rPr>
+        <w:t>)</w:t>
+      </w:r>
+    </w:p>
+    <w:p>
+      <w:pPr>
+        <w:jc w:val="both"/>
+        <w:rPr>
+          <w:rFonts w:cs="Calibri"/>
+          <w:sz w:val="32"/>
+          <w:szCs w:val="32"/>
+        </w:rPr>
+      </w:pPr>
+      <w:r>
+        <w:rPr>
+          <w:rFonts w:cs="Calibri"/>
+          <w:sz w:val="32"/>
+          <w:szCs w:val="32"/>
+        </w:rPr>
+        <w:t xml:space="preserve"># The </w:t>
+      </w:r>
+      <w:r>
+        <w:rPr>
+          <w:rFonts w:cs="Calibri"/>
+          <w:b/>
+          <w:bCs/>
+          <w:sz w:val="32"/>
+          <w:szCs w:val="32"/>
+        </w:rPr>
+        <w:t xml:space="preserve">Dart </w:t>
+      </w:r>
+      <w:proofErr w:type="spellStart"/>
+      <w:r>
+        <w:rPr>
+          <w:rFonts w:cs="Calibri"/>
+          <w:b/>
+          <w:bCs/>
+          <w:sz w:val="32"/>
+          <w:szCs w:val="32"/>
+        </w:rPr>
+        <w:t>DevTools</w:t>
+      </w:r>
+      <w:proofErr w:type="spellEnd"/>
+      <w:r>
+        <w:rPr>
+          <w:rFonts w:cs="Calibri"/>
+          <w:sz w:val="32"/>
+          <w:szCs w:val="32"/>
+        </w:rPr>
+        <w:t xml:space="preserve">, a highly complex interactive </w:t>
+      </w:r>
+      <w:r>
+        <w:rPr>
+          <w:rFonts w:cs="Calibri"/>
+          <w:b/>
+          <w:bCs/>
+          <w:sz w:val="32"/>
+          <w:szCs w:val="32"/>
+        </w:rPr>
+        <w:t>Flutter</w:t>
+      </w:r>
+      <w:r>
+        <w:rPr>
+          <w:rFonts w:cs="Calibri"/>
+          <w:sz w:val="32"/>
+          <w:szCs w:val="32"/>
+        </w:rPr>
+        <w:t xml:space="preserve"> Web app has been shipped with </w:t>
+      </w:r>
+      <w:proofErr w:type="spellStart"/>
+      <w:r>
+        <w:rPr>
+          <w:rFonts w:cs="Calibri"/>
+          <w:b/>
+          <w:bCs/>
+          <w:sz w:val="32"/>
+          <w:szCs w:val="32"/>
+        </w:rPr>
+        <w:t>WebAssembly</w:t>
+      </w:r>
+      <w:proofErr w:type="spellEnd"/>
+    </w:p>
+    <w:p>
+      <w:pPr>
+        <w:jc w:val="both"/>
+        <w:rPr>
+          <w:rFonts w:cs="Calibri"/>
+          <w:sz w:val="32"/>
+          <w:szCs w:val="32"/>
+        </w:rPr>
+      </w:pPr>
+      <w:r>
+        <w:rPr>
+          <w:rFonts w:cs="Calibri"/>
+          <w:sz w:val="32"/>
+          <w:szCs w:val="32"/>
+        </w:rPr>
+        <w:t xml:space="preserve"># When we compile </w:t>
+      </w:r>
+      <w:r>
+        <w:rPr>
+          <w:rFonts w:cs="Calibri"/>
+          <w:b/>
+          <w:bCs/>
+          <w:sz w:val="32"/>
+          <w:szCs w:val="32"/>
+        </w:rPr>
+        <w:t>Flutter</w:t>
+      </w:r>
+      <w:r>
+        <w:rPr>
+          <w:rFonts w:cs="Calibri"/>
+          <w:sz w:val="32"/>
+          <w:szCs w:val="32"/>
+        </w:rPr>
+        <w:t xml:space="preserve"> web to </w:t>
+      </w:r>
+      <w:proofErr w:type="spellStart"/>
+      <w:r>
+        <w:rPr>
+          <w:rFonts w:cs="Calibri"/>
+          <w:b/>
+          <w:bCs/>
+          <w:sz w:val="32"/>
+          <w:szCs w:val="32"/>
+        </w:rPr>
+        <w:t>WebAssembly</w:t>
+      </w:r>
+      <w:proofErr w:type="spellEnd"/>
+      <w:r>
+        <w:rPr>
+          <w:rFonts w:cs="Calibri"/>
+          <w:sz w:val="32"/>
+          <w:szCs w:val="32"/>
+        </w:rPr>
+        <w:t xml:space="preserve"> the </w:t>
+      </w:r>
+      <w:r>
+        <w:rPr>
+          <w:rFonts w:cs="Calibri"/>
+          <w:b/>
+          <w:bCs/>
+          <w:sz w:val="32"/>
+          <w:szCs w:val="32"/>
+        </w:rPr>
+        <w:t>dart2wasm</w:t>
+      </w:r>
+      <w:r>
+        <w:rPr>
+          <w:rFonts w:cs="Calibri"/>
+          <w:sz w:val="32"/>
+          <w:szCs w:val="32"/>
+        </w:rPr>
+        <w:t xml:space="preserve"> compiler converts</w:t>
+      </w:r>
+      <w:r>
+        <w:rPr>
+          <w:rFonts w:cs="Calibri"/>
+          <w:b/>
+          <w:bCs/>
+          <w:sz w:val="32"/>
+          <w:szCs w:val="32"/>
+        </w:rPr>
+        <w:t xml:space="preserve"> Dart</w:t>
+      </w:r>
+      <w:r>
+        <w:rPr>
+          <w:rFonts w:cs="Calibri"/>
+          <w:sz w:val="32"/>
+          <w:szCs w:val="32"/>
+        </w:rPr>
+        <w:t xml:space="preserve"> code to </w:t>
+      </w:r>
+      <w:r>
+        <w:rPr>
+          <w:rFonts w:cs="Calibri"/>
+          <w:b/>
+          <w:bCs/>
+          <w:sz w:val="32"/>
+          <w:szCs w:val="32"/>
+        </w:rPr>
+        <w:t>WASM</w:t>
+      </w:r>
+      <w:r>
+        <w:rPr>
+          <w:rFonts w:cs="Calibri"/>
+          <w:sz w:val="32"/>
+          <w:szCs w:val="32"/>
+        </w:rPr>
+        <w:t xml:space="preserve"> code</w:t>
+      </w:r>
+    </w:p>
+    <w:p>
+      <w:pPr>
+        <w:jc w:val="both"/>
+        <w:rPr>
+          <w:rFonts w:cs="Calibri"/>
+          <w:sz w:val="32"/>
+          <w:szCs w:val="32"/>
+        </w:rPr>
+      </w:pPr>
+    </w:p>
+    <w:p>
+      <w:pPr>
+        <w:jc w:val="both"/>
+        <w:rPr>
+          <w:rFonts w:cs="Calibri"/>
+          <w:sz w:val="32"/>
+          <w:szCs w:val="32"/>
+        </w:rPr>
+      </w:pPr>
+    </w:p>
+    <w:p>
+      <w:pPr>
+        <w:jc w:val="both"/>
+        <w:rPr>
+          <w:rFonts w:cs="Calibri"/>
+          <w:sz w:val="32"/>
+          <w:szCs w:val="32"/>
+        </w:rPr>
+      </w:pPr>
+      <w:r>
+        <w:rPr>
+          <w:rFonts w:cs="Calibri"/>
+          <w:sz w:val="32"/>
+          <w:szCs w:val="32"/>
+        </w:rPr>
+        <w:t>Importance:</w:t>
+      </w:r>
+    </w:p>
+    <w:p>
+      <w:pPr>
+        <w:jc w:val="both"/>
+        <w:rPr>
+          <w:rFonts w:cs="Calibri"/>
+          <w:sz w:val="32"/>
+          <w:szCs w:val="32"/>
+        </w:rPr>
+      </w:pPr>
+      <w:r>
+        <w:rPr>
+          <w:rFonts w:cs="Calibri"/>
+          <w:sz w:val="32"/>
+          <w:szCs w:val="32"/>
+        </w:rPr>
+        <w:t># Our</w:t>
+      </w:r>
+      <w:r>
+        <w:rPr>
+          <w:rFonts w:cs="Calibri"/>
+          <w:sz w:val="32"/>
+          <w:szCs w:val="32"/>
+        </w:rPr>
+        <w:t xml:space="preserve"> web</w:t>
+      </w:r>
+      <w:r>
+        <w:rPr>
+          <w:rFonts w:cs="Calibri"/>
+          <w:sz w:val="32"/>
+          <w:szCs w:val="32"/>
+        </w:rPr>
+        <w:t xml:space="preserve"> app benefits from both compiler acceleration (</w:t>
+      </w:r>
+      <w:r>
+        <w:rPr>
+          <w:rFonts w:cs="Calibri"/>
+          <w:b/>
+          <w:bCs/>
+          <w:sz w:val="32"/>
+          <w:szCs w:val="32"/>
+        </w:rPr>
+        <w:t>dart2wasm</w:t>
+      </w:r>
+      <w:r>
+        <w:rPr>
+          <w:rFonts w:cs="Calibri"/>
+          <w:sz w:val="32"/>
+          <w:szCs w:val="32"/>
+        </w:rPr>
+        <w:t>) and multithreaded rendering (</w:t>
+      </w:r>
+      <w:proofErr w:type="spellStart"/>
+      <w:r>
+        <w:rPr>
+          <w:rFonts w:cs="Calibri"/>
+          <w:b/>
+          <w:bCs/>
+          <w:sz w:val="32"/>
+          <w:szCs w:val="32"/>
+        </w:rPr>
+        <w:t>skwasm</w:t>
+      </w:r>
+      <w:proofErr w:type="spellEnd"/>
+      <w:r>
+        <w:rPr>
+          <w:rFonts w:cs="Calibri"/>
+          <w:sz w:val="32"/>
+          <w:szCs w:val="32"/>
+        </w:rPr>
+        <w:t>):</w:t>
+      </w:r>
+    </w:p>
+    <w:p>
+      <w:pPr>
+        <w:pStyle w:val="ListParagraph"/>
+        <w:numPr>
+          <w:ilvl w:val="0"/>
+          <w:numId w:val="4"/>
+        </w:numPr>
+        <w:jc w:val="both"/>
+        <w:rPr>
+          <w:rFonts w:cs="Calibri"/>
+          <w:sz w:val="32"/>
+          <w:szCs w:val="32"/>
+        </w:rPr>
+      </w:pPr>
+      <w:r>
+        <w:rPr>
+          <w:rFonts w:ascii="Segoe UI Emoji" w:hAnsi="Segoe UI Emoji" w:cs="Segoe UI Emoji"/>
+          <w:sz w:val="32"/>
+          <w:szCs w:val="32"/>
+        </w:rPr>
+        <w:t>⚡</w:t>
+      </w:r>
+      <w:r>
+        <w:rPr>
+          <w:rFonts w:cs="Calibri"/>
+          <w:sz w:val="32"/>
+          <w:szCs w:val="32"/>
+        </w:rPr>
+        <w:t xml:space="preserve"> Up to 2x faster frame times &amp; sustained 60 FPS</w:t>
+      </w:r>
+    </w:p>
+    <w:p>
+      <w:pPr>
+        <w:pStyle w:val="ListParagraph"/>
+        <w:numPr>
+          <w:ilvl w:val="0"/>
+          <w:numId w:val="4"/>
+        </w:numPr>
+        <w:jc w:val="both"/>
+        <w:rPr>
+          <w:rFonts w:cs="Calibri"/>
+          <w:sz w:val="32"/>
+          <w:szCs w:val="32"/>
+        </w:rPr>
+      </w:pPr>
+      <w:r>
+        <w:rPr>
+          <w:rFonts w:ascii="Segoe UI Emoji" w:hAnsi="Segoe UI Emoji" w:cs="Segoe UI Emoji"/>
+          <w:sz w:val="32"/>
+          <w:szCs w:val="32"/>
+        </w:rPr>
+        <w:t>⚡</w:t>
+      </w:r>
+      <w:r>
+        <w:rPr>
+          <w:rFonts w:cs="Calibri"/>
+          <w:sz w:val="32"/>
+          <w:szCs w:val="32"/>
+        </w:rPr>
+        <w:t xml:space="preserve"> Up to 2.5x faster widget building &amp; execution</w:t>
+      </w:r>
+    </w:p>
+    <w:p>
+      <w:pPr>
+        <w:pStyle w:val="ListParagraph"/>
+        <w:numPr>
+          <w:ilvl w:val="0"/>
+          <w:numId w:val="4"/>
+        </w:numPr>
+        <w:jc w:val="both"/>
+        <w:rPr>
+          <w:rFonts w:cs="Calibri"/>
+          <w:sz w:val="32"/>
+          <w:szCs w:val="32"/>
+        </w:rPr>
+      </w:pPr>
+      <w:r>
+        <w:rPr>
+          <w:rFonts w:ascii="Segoe UI Emoji" w:hAnsi="Segoe UI Emoji" w:cs="Segoe UI Emoji"/>
+          <w:sz w:val="32"/>
+          <w:szCs w:val="32"/>
+        </w:rPr>
+        <w:t>⚡</w:t>
+      </w:r>
+      <w:r>
+        <w:rPr>
+          <w:rFonts w:cs="Calibri"/>
+          <w:sz w:val="32"/>
+          <w:szCs w:val="32"/>
+        </w:rPr>
+        <w:t xml:space="preserve"> Multithreaded background rasterization</w:t>
+      </w:r>
+    </w:p>
+    <w:p>
+      <w:pPr>
+        <w:pStyle w:val="ListParagraph"/>
+        <w:numPr>
+          <w:ilvl w:val="0"/>
+          <w:numId w:val="4"/>
+        </w:numPr>
+        <w:jc w:val="both"/>
+        <w:rPr>
+          <w:rFonts w:cs="Calibri"/>
+          <w:sz w:val="32"/>
+          <w:szCs w:val="32"/>
+        </w:rPr>
+      </w:pPr>
+      <w:r>
+        <w:rPr>
+          <w:rFonts w:ascii="Segoe UI Emoji" w:hAnsi="Segoe UI Emoji" w:cs="Segoe UI Emoji"/>
+          <w:sz w:val="32"/>
+          <w:szCs w:val="32"/>
+        </w:rPr>
+        <w:t>🎯</w:t>
+      </w:r>
+      <w:r>
+        <w:rPr>
+          <w:rFonts w:cs="Calibri"/>
+          <w:sz w:val="32"/>
+          <w:szCs w:val="32"/>
+        </w:rPr>
+        <w:t xml:space="preserve"> Over 3x smoother frame consistency</w:t>
+      </w:r>
+    </w:p>
+    <w:p>
+      <w:pPr>
+        <w:pStyle w:val="ListParagraph"/>
+        <w:numPr>
+          <w:ilvl w:val="0"/>
+          <w:numId w:val="4"/>
+        </w:numPr>
+        <w:jc w:val="both"/>
+        <w:rPr>
+          <w:rFonts w:cs="Calibri"/>
+          <w:sz w:val="32"/>
+          <w:szCs w:val="32"/>
+        </w:rPr>
+      </w:pPr>
+      <w:r>
+        <w:rPr>
+          <w:rFonts w:ascii="Segoe UI Emoji" w:hAnsi="Segoe UI Emoji" w:cs="Segoe UI Emoji"/>
+          <w:sz w:val="32"/>
+          <w:szCs w:val="32"/>
+        </w:rPr>
+        <w:t>📦</w:t>
+      </w:r>
+      <w:r>
+        <w:rPr>
+          <w:rFonts w:cs="Calibri"/>
+          <w:sz w:val="32"/>
+          <w:szCs w:val="32"/>
+        </w:rPr>
+        <w:t xml:space="preserve"> Minimal bundle size change</w:t>
+      </w:r>
+    </w:p>
+    <w:p>
+      <w:pPr>
+        <w:jc w:val="both"/>
+        <w:rPr>
+          <w:rFonts w:cs="Calibri"/>
+          <w:sz w:val="32"/>
+          <w:szCs w:val="32"/>
+        </w:rPr>
+      </w:pPr>
+    </w:p>
+    <w:p>
+      <w:pPr>
+        <w:jc w:val="both"/>
+        <w:rPr>
+          <w:rFonts w:cs="Calibri"/>
+          <w:sz w:val="32"/>
+          <w:szCs w:val="32"/>
+        </w:rPr>
+      </w:pPr>
+    </w:p>
+    <w:p>
+      <w:pPr>
+        <w:jc w:val="both"/>
+        <w:rPr>
+          <w:rFonts w:cs="Calibri"/>
+          <w:sz w:val="32"/>
+          <w:szCs w:val="32"/>
+        </w:rPr>
+      </w:pPr>
+      <w:r>
+        <w:rPr>
+          <w:rFonts w:cs="Calibri"/>
+          <w:sz w:val="32"/>
+          <w:szCs w:val="32"/>
+        </w:rPr>
+        <w:t>Why JavaScript is Still the Default Compiler Target:</w:t>
+      </w:r>
+    </w:p>
+    <w:p>
+      <w:pPr>
+        <w:jc w:val="both"/>
+        <w:rPr>
+          <w:rFonts w:cs="Calibri"/>
+          <w:sz w:val="32"/>
+          <w:szCs w:val="32"/>
+        </w:rPr>
+      </w:pPr>
+      <w:r>
+        <w:rPr>
+          <w:rFonts w:cs="Calibri"/>
+          <w:sz w:val="32"/>
+          <w:szCs w:val="32"/>
+        </w:rPr>
+        <w:t xml:space="preserve"># Some </w:t>
+      </w:r>
+      <w:proofErr w:type="spellStart"/>
+      <w:r>
+        <w:rPr>
+          <w:rFonts w:cs="Calibri"/>
+          <w:b/>
+          <w:bCs/>
+          <w:sz w:val="32"/>
+          <w:szCs w:val="32"/>
+        </w:rPr>
+        <w:t>pub.dev</w:t>
+      </w:r>
+      <w:proofErr w:type="spellEnd"/>
+      <w:r>
+        <w:rPr>
+          <w:rFonts w:cs="Calibri"/>
+          <w:sz w:val="32"/>
+          <w:szCs w:val="32"/>
+        </w:rPr>
+        <w:t xml:space="preserve"> packages still rely on legacy </w:t>
+      </w:r>
+      <w:r>
+        <w:rPr>
+          <w:rFonts w:cs="Calibri"/>
+          <w:b/>
+          <w:bCs/>
+          <w:sz w:val="32"/>
+          <w:szCs w:val="32"/>
+        </w:rPr>
+        <w:t>JavaScript</w:t>
+      </w:r>
+      <w:r>
+        <w:rPr>
+          <w:rFonts w:cs="Calibri"/>
+          <w:sz w:val="32"/>
+          <w:szCs w:val="32"/>
+        </w:rPr>
+        <w:t xml:space="preserve"> interop (</w:t>
+      </w:r>
+      <w:proofErr w:type="spellStart"/>
+      <w:r>
+        <w:rPr>
+          <w:rFonts w:cs="Calibri"/>
+          <w:b/>
+          <w:bCs/>
+          <w:sz w:val="32"/>
+          <w:szCs w:val="32"/>
+        </w:rPr>
+        <w:t>dart:html</w:t>
+      </w:r>
+      <w:proofErr w:type="spellEnd"/>
+      <w:r>
+        <w:rPr>
+          <w:rFonts w:cs="Calibri"/>
+          <w:sz w:val="32"/>
+          <w:szCs w:val="32"/>
+        </w:rPr>
+        <w:t xml:space="preserve"> or </w:t>
+      </w:r>
+      <w:proofErr w:type="spellStart"/>
+      <w:r>
+        <w:rPr>
+          <w:rFonts w:cs="Calibri"/>
+          <w:b/>
+          <w:bCs/>
+          <w:sz w:val="32"/>
+          <w:szCs w:val="32"/>
+        </w:rPr>
+        <w:t>dart:js</w:t>
+      </w:r>
+      <w:proofErr w:type="spellEnd"/>
+      <w:r>
+        <w:rPr>
+          <w:rFonts w:cs="Calibri"/>
+          <w:sz w:val="32"/>
+          <w:szCs w:val="32"/>
+        </w:rPr>
+        <w:t xml:space="preserve">) that needs to be updated for </w:t>
+      </w:r>
+      <w:r>
+        <w:rPr>
+          <w:rFonts w:cs="Calibri"/>
+          <w:b/>
+          <w:bCs/>
+          <w:sz w:val="32"/>
+          <w:szCs w:val="32"/>
+        </w:rPr>
+        <w:t>WASM</w:t>
+      </w:r>
+      <w:r>
+        <w:rPr>
+          <w:rFonts w:cs="Calibri"/>
+          <w:sz w:val="32"/>
+          <w:szCs w:val="32"/>
+        </w:rPr>
+        <w:t xml:space="preserve"> compatibility</w:t>
+      </w:r>
+    </w:p>
+    <w:p>
+      <w:pPr>
+        <w:jc w:val="both"/>
+        <w:rPr>
+          <w:rFonts w:cs="Calibri"/>
+          <w:sz w:val="32"/>
+          <w:szCs w:val="32"/>
+        </w:rPr>
+      </w:pPr>
+      <w:r>
+        <w:rPr>
+          <w:rFonts w:cs="Calibri"/>
+          <w:sz w:val="32"/>
+          <w:szCs w:val="32"/>
+        </w:rPr>
+        <w:lastRenderedPageBreak/>
+        <w:t xml:space="preserve"># So, </w:t>
+      </w:r>
+      <w:r>
+        <w:rPr>
+          <w:rFonts w:cs="Calibri"/>
+          <w:b/>
+          <w:bCs/>
+          <w:sz w:val="32"/>
+          <w:szCs w:val="32"/>
+        </w:rPr>
+        <w:t>--</w:t>
+      </w:r>
+      <w:proofErr w:type="spellStart"/>
+      <w:r>
+        <w:rPr>
+          <w:rFonts w:cs="Calibri"/>
+          <w:b/>
+          <w:bCs/>
+          <w:sz w:val="32"/>
+          <w:szCs w:val="32"/>
+        </w:rPr>
+        <w:t>wasm</w:t>
+      </w:r>
+      <w:proofErr w:type="spellEnd"/>
+      <w:r>
+        <w:rPr>
+          <w:rFonts w:cs="Calibri"/>
+          <w:sz w:val="32"/>
+          <w:szCs w:val="32"/>
+        </w:rPr>
+        <w:t xml:space="preserve"> isn’t the default until more ecosystem packages update their JS interop code and package authors support </w:t>
+      </w:r>
+      <w:r>
+        <w:rPr>
+          <w:rFonts w:cs="Calibri"/>
+          <w:b/>
+          <w:bCs/>
+          <w:sz w:val="32"/>
+          <w:szCs w:val="32"/>
+        </w:rPr>
+        <w:t>--</w:t>
+      </w:r>
+      <w:proofErr w:type="spellStart"/>
+      <w:r>
+        <w:rPr>
+          <w:rFonts w:cs="Calibri"/>
+          <w:b/>
+          <w:bCs/>
+          <w:sz w:val="32"/>
+          <w:szCs w:val="32"/>
+        </w:rPr>
+        <w:t>wasm</w:t>
+      </w:r>
+      <w:proofErr w:type="spellEnd"/>
+    </w:p>
+    <w:p>
+      <w:pPr>
+        <w:jc w:val="both"/>
+        <w:rPr>
+          <w:rFonts w:cs="Calibri"/>
+          <w:sz w:val="32"/>
+          <w:szCs w:val="32"/>
+        </w:rPr>
+      </w:pPr>
+    </w:p>
+    <w:p>
+      <w:pPr>
+        <w:jc w:val="both"/>
+        <w:rPr>
+          <w:rFonts w:cs="Calibri"/>
+          <w:sz w:val="32"/>
+          <w:szCs w:val="32"/>
+        </w:rPr>
+      </w:pPr>
+    </w:p>
+    <w:p>
+      <w:pPr>
+        <w:jc w:val="both"/>
+        <w:rPr>
+          <w:rFonts w:cs="Calibri"/>
+          <w:sz w:val="32"/>
+          <w:szCs w:val="32"/>
+        </w:rPr>
+      </w:pPr>
+      <w:r>
+        <w:rPr>
+          <w:rFonts w:cs="Calibri"/>
+          <w:sz w:val="32"/>
+          <w:szCs w:val="32"/>
+        </w:rPr>
+        <w:t>Compiling to WASM:</w:t>
+      </w:r>
+    </w:p>
+    <w:p>
+      <w:pPr>
+        <w:jc w:val="both"/>
+        <w:rPr>
+          <w:rFonts w:cs="Calibri"/>
+          <w:sz w:val="32"/>
+          <w:szCs w:val="32"/>
+        </w:rPr>
+      </w:pPr>
+      <w:r>
+        <w:rPr>
+          <w:rFonts w:cs="Calibri"/>
+          <w:sz w:val="32"/>
+          <w:szCs w:val="32"/>
+        </w:rPr>
+        <w:t xml:space="preserve"># </w:t>
+      </w:r>
+      <w:r>
+        <w:rPr>
+          <w:rFonts w:cs="Calibri"/>
+          <w:sz w:val="32"/>
+          <w:szCs w:val="32"/>
+        </w:rPr>
+        <w:t xml:space="preserve">Switch to </w:t>
+      </w:r>
+      <w:r>
+        <w:rPr>
+          <w:rFonts w:cs="Calibri"/>
+          <w:b/>
+          <w:bCs/>
+          <w:sz w:val="32"/>
+          <w:szCs w:val="32"/>
+        </w:rPr>
+        <w:t>Flutter</w:t>
+      </w:r>
+      <w:r>
+        <w:rPr>
+          <w:rFonts w:cs="Calibri"/>
+          <w:sz w:val="32"/>
+          <w:szCs w:val="32"/>
+        </w:rPr>
+        <w:t xml:space="preserve"> version 3.24 or higher to run and compile </w:t>
+      </w:r>
+      <w:r>
+        <w:rPr>
+          <w:rFonts w:cs="Calibri"/>
+          <w:b/>
+          <w:bCs/>
+          <w:sz w:val="32"/>
+          <w:szCs w:val="32"/>
+        </w:rPr>
+        <w:t>Flutter</w:t>
+      </w:r>
+      <w:r>
+        <w:rPr>
+          <w:rFonts w:cs="Calibri"/>
+          <w:sz w:val="32"/>
+          <w:szCs w:val="32"/>
+        </w:rPr>
+        <w:t xml:space="preserve"> applications to </w:t>
+      </w:r>
+      <w:proofErr w:type="spellStart"/>
+      <w:r>
+        <w:rPr>
+          <w:rFonts w:cs="Calibri"/>
+          <w:b/>
+          <w:bCs/>
+          <w:sz w:val="32"/>
+          <w:szCs w:val="32"/>
+        </w:rPr>
+        <w:t>WebAssembly</w:t>
+      </w:r>
+      <w:proofErr w:type="spellEnd"/>
+      <w:r>
+        <w:rPr>
+          <w:rFonts w:cs="Calibri"/>
+          <w:sz w:val="32"/>
+          <w:szCs w:val="32"/>
+        </w:rPr>
+        <w:t>.</w:t>
+      </w:r>
+      <w:r>
+        <w:rPr>
+          <w:rFonts w:cs="Calibri"/>
+          <w:sz w:val="32"/>
+          <w:szCs w:val="32"/>
+        </w:rPr>
+        <w:t xml:space="preserve"> If migrating from previous versions of </w:t>
+      </w:r>
+      <w:r>
+        <w:rPr>
+          <w:rFonts w:cs="Calibri"/>
+          <w:b/>
+          <w:bCs/>
+          <w:sz w:val="32"/>
+          <w:szCs w:val="32"/>
+        </w:rPr>
+        <w:t xml:space="preserve">Flutter 3.24 </w:t>
+      </w:r>
+      <w:r>
+        <w:rPr>
+          <w:rFonts w:cs="Calibri"/>
+          <w:sz w:val="32"/>
+          <w:szCs w:val="32"/>
+        </w:rPr>
+        <w:t xml:space="preserve">then delete the contents of </w:t>
+      </w:r>
+      <w:r>
+        <w:rPr>
+          <w:rFonts w:cs="Calibri"/>
+          <w:b/>
+          <w:bCs/>
+          <w:sz w:val="32"/>
+          <w:szCs w:val="32"/>
+        </w:rPr>
+        <w:t>web/</w:t>
+      </w:r>
+      <w:r>
+        <w:rPr>
+          <w:rFonts w:cs="Calibri"/>
+          <w:sz w:val="32"/>
+          <w:szCs w:val="32"/>
+        </w:rPr>
+        <w:t xml:space="preserve"> directory and run the following command to regenerate them:</w:t>
+      </w:r>
+    </w:p>
+    <w:p>
+      <w:pPr>
+        <w:jc w:val="both"/>
+        <w:rPr>
+          <w:rFonts w:cs="Calibri"/>
+          <w:b/>
+          <w:bCs/>
+          <w:color w:val="60CAF3" w:themeColor="accent4" w:themeTint="99"/>
+          <w:sz w:val="32"/>
+          <w:szCs w:val="32"/>
+        </w:rPr>
+      </w:pPr>
+      <w:r>
+        <w:rPr>
+          <w:rFonts w:cs="Calibri"/>
+          <w:b/>
+          <w:bCs/>
+          <w:color w:val="60CAF3" w:themeColor="accent4" w:themeTint="99"/>
+          <w:sz w:val="32"/>
+          <w:szCs w:val="32"/>
+        </w:rPr>
+        <w:t xml:space="preserve">flutter </w:t>
+      </w:r>
+      <w:proofErr w:type="gramStart"/>
+      <w:r>
+        <w:rPr>
+          <w:rFonts w:cs="Calibri"/>
+          <w:b/>
+          <w:bCs/>
+          <w:color w:val="60CAF3" w:themeColor="accent4" w:themeTint="99"/>
+          <w:sz w:val="32"/>
+          <w:szCs w:val="32"/>
+        </w:rPr>
+        <w:t>create .</w:t>
+      </w:r>
+      <w:proofErr w:type="gramEnd"/>
+      <w:r>
+        <w:rPr>
+          <w:rFonts w:cs="Calibri"/>
+          <w:b/>
+          <w:bCs/>
+          <w:color w:val="60CAF3" w:themeColor="accent4" w:themeTint="99"/>
+          <w:sz w:val="32"/>
+          <w:szCs w:val="32"/>
+        </w:rPr>
+        <w:t xml:space="preserve"> --platforms web</w:t>
+      </w:r>
+    </w:p>
+    <w:p>
+      <w:pPr>
+        <w:jc w:val="both"/>
+        <w:rPr>
+          <w:rFonts w:cs="Calibri"/>
+          <w:sz w:val="32"/>
+          <w:szCs w:val="32"/>
+        </w:rPr>
+      </w:pPr>
+      <w:r>
+        <w:rPr>
+          <w:rFonts w:cs="Calibri"/>
+          <w:sz w:val="32"/>
+          <w:szCs w:val="32"/>
+        </w:rPr>
+        <w:t># R</w:t>
+      </w:r>
+      <w:r>
+        <w:rPr>
+          <w:rFonts w:cs="Calibri"/>
+          <w:sz w:val="32"/>
+          <w:szCs w:val="32"/>
+        </w:rPr>
+        <w:t xml:space="preserve">un the app with </w:t>
+      </w:r>
+      <w:r>
+        <w:rPr>
+          <w:rFonts w:cs="Calibri"/>
+          <w:b/>
+          <w:bCs/>
+          <w:sz w:val="32"/>
+          <w:szCs w:val="32"/>
+        </w:rPr>
+        <w:t>W</w:t>
+      </w:r>
+      <w:r>
+        <w:rPr>
+          <w:rFonts w:cs="Calibri"/>
+          <w:b/>
+          <w:bCs/>
+          <w:sz w:val="32"/>
+          <w:szCs w:val="32"/>
+        </w:rPr>
+        <w:t>ASM</w:t>
+      </w:r>
+      <w:r>
+        <w:rPr>
+          <w:rFonts w:cs="Calibri"/>
+          <w:sz w:val="32"/>
+          <w:szCs w:val="32"/>
+        </w:rPr>
+        <w:t xml:space="preserve"> for development or testing, use the</w:t>
+      </w:r>
+      <w:r>
+        <w:rPr>
+          <w:rFonts w:cs="Calibri"/>
+          <w:b/>
+          <w:bCs/>
+          <w:sz w:val="32"/>
+          <w:szCs w:val="32"/>
+        </w:rPr>
+        <w:t xml:space="preserve"> --</w:t>
+      </w:r>
+      <w:proofErr w:type="spellStart"/>
+      <w:r>
+        <w:rPr>
+          <w:rFonts w:cs="Calibri"/>
+          <w:b/>
+          <w:bCs/>
+          <w:sz w:val="32"/>
+          <w:szCs w:val="32"/>
+        </w:rPr>
+        <w:t>wasm</w:t>
+      </w:r>
+      <w:proofErr w:type="spellEnd"/>
+      <w:r>
+        <w:rPr>
+          <w:rFonts w:cs="Calibri"/>
+          <w:sz w:val="32"/>
+          <w:szCs w:val="32"/>
+        </w:rPr>
+        <w:t xml:space="preserve"> flag with the flutter run command</w:t>
+      </w:r>
+    </w:p>
+    <w:p>
+      <w:pPr>
+        <w:jc w:val="both"/>
+        <w:rPr>
+          <w:rFonts w:cs="Calibri"/>
+          <w:b/>
+          <w:bCs/>
+          <w:color w:val="60CAF3" w:themeColor="accent4" w:themeTint="99"/>
+          <w:sz w:val="32"/>
+          <w:szCs w:val="32"/>
+        </w:rPr>
+      </w:pPr>
+      <w:r>
+        <w:rPr>
+          <w:rFonts w:cs="Calibri"/>
+          <w:b/>
+          <w:bCs/>
+          <w:color w:val="60CAF3" w:themeColor="accent4" w:themeTint="99"/>
+          <w:sz w:val="32"/>
+          <w:szCs w:val="32"/>
+        </w:rPr>
+        <w:t>flutter run -d chrome --</w:t>
+      </w:r>
+      <w:proofErr w:type="spellStart"/>
+      <w:r>
+        <w:rPr>
+          <w:rFonts w:cs="Calibri"/>
+          <w:b/>
+          <w:bCs/>
+          <w:color w:val="60CAF3" w:themeColor="accent4" w:themeTint="99"/>
+          <w:sz w:val="32"/>
+          <w:szCs w:val="32"/>
+        </w:rPr>
+        <w:t>wasm</w:t>
+      </w:r>
+      <w:proofErr w:type="spellEnd"/>
+    </w:p>
+    <w:p>
+      <w:pPr>
+        <w:jc w:val="both"/>
+        <w:rPr>
+          <w:rFonts w:cs="Calibri"/>
+          <w:sz w:val="32"/>
+          <w:szCs w:val="32"/>
+        </w:rPr>
+      </w:pPr>
+      <w:r>
+        <w:rPr>
+          <w:rFonts w:cs="Calibri"/>
+          <w:sz w:val="32"/>
+          <w:szCs w:val="32"/>
+        </w:rPr>
+        <w:t># B</w:t>
+      </w:r>
+      <w:r>
+        <w:rPr>
+          <w:rFonts w:cs="Calibri"/>
+          <w:sz w:val="32"/>
+          <w:szCs w:val="32"/>
+        </w:rPr>
+        <w:t xml:space="preserve">uild </w:t>
+      </w:r>
+      <w:r>
+        <w:rPr>
+          <w:rFonts w:cs="Calibri"/>
+          <w:sz w:val="32"/>
+          <w:szCs w:val="32"/>
+        </w:rPr>
+        <w:t>the</w:t>
+      </w:r>
+      <w:r>
+        <w:rPr>
+          <w:rFonts w:cs="Calibri"/>
+          <w:sz w:val="32"/>
+          <w:szCs w:val="32"/>
+        </w:rPr>
+        <w:t xml:space="preserve"> web application with </w:t>
+      </w:r>
+      <w:r>
+        <w:rPr>
+          <w:rFonts w:cs="Calibri"/>
+          <w:b/>
+          <w:bCs/>
+          <w:sz w:val="32"/>
+          <w:szCs w:val="32"/>
+        </w:rPr>
+        <w:t>W</w:t>
+      </w:r>
+      <w:r>
+        <w:rPr>
+          <w:rFonts w:cs="Calibri"/>
+          <w:b/>
+          <w:bCs/>
+          <w:sz w:val="32"/>
+          <w:szCs w:val="32"/>
+        </w:rPr>
+        <w:t>ASM</w:t>
+      </w:r>
+      <w:r>
+        <w:rPr>
+          <w:rFonts w:cs="Calibri"/>
+          <w:sz w:val="32"/>
+          <w:szCs w:val="32"/>
+        </w:rPr>
+        <w:t xml:space="preserve">, add the </w:t>
+      </w:r>
+      <w:r>
+        <w:rPr>
+          <w:rFonts w:cs="Calibri"/>
+          <w:b/>
+          <w:bCs/>
+          <w:sz w:val="32"/>
+          <w:szCs w:val="32"/>
+        </w:rPr>
+        <w:t>--</w:t>
+      </w:r>
+      <w:proofErr w:type="spellStart"/>
+      <w:r>
+        <w:rPr>
+          <w:rFonts w:cs="Calibri"/>
+          <w:b/>
+          <w:bCs/>
+          <w:sz w:val="32"/>
+          <w:szCs w:val="32"/>
+        </w:rPr>
+        <w:t>wasm</w:t>
+      </w:r>
+      <w:proofErr w:type="spellEnd"/>
+      <w:r>
+        <w:rPr>
+          <w:rFonts w:cs="Calibri"/>
+          <w:sz w:val="32"/>
+          <w:szCs w:val="32"/>
+        </w:rPr>
+        <w:t xml:space="preserve"> flag to the existing command</w:t>
+      </w:r>
+      <w:r>
+        <w:rPr>
+          <w:rFonts w:cs="Calibri"/>
+          <w:sz w:val="32"/>
+          <w:szCs w:val="32"/>
+        </w:rPr>
+        <w:t xml:space="preserve">. </w:t>
+      </w:r>
+      <w:r>
+        <w:rPr>
+          <w:rFonts w:cs="Calibri"/>
+          <w:sz w:val="32"/>
+          <w:szCs w:val="32"/>
+        </w:rPr>
+        <w:t>T</w:t>
+      </w:r>
+      <w:r>
+        <w:rPr>
+          <w:rFonts w:cs="Calibri"/>
+          <w:sz w:val="32"/>
+          <w:szCs w:val="32"/>
+        </w:rPr>
+        <w:t>his</w:t>
+      </w:r>
+      <w:r>
+        <w:rPr>
+          <w:rFonts w:cs="Calibri"/>
+          <w:sz w:val="32"/>
+          <w:szCs w:val="32"/>
+        </w:rPr>
+        <w:t xml:space="preserve"> produces output into the </w:t>
+      </w:r>
+      <w:proofErr w:type="spellStart"/>
+      <w:r>
+        <w:rPr>
+          <w:rFonts w:cs="Calibri"/>
+          <w:b/>
+          <w:bCs/>
+          <w:sz w:val="32"/>
+          <w:szCs w:val="32"/>
+        </w:rPr>
+        <w:t>project_root</w:t>
+      </w:r>
+      <w:proofErr w:type="spellEnd"/>
+      <w:r>
+        <w:rPr>
+          <w:rFonts w:cs="Calibri"/>
+          <w:sz w:val="32"/>
+          <w:szCs w:val="32"/>
+        </w:rPr>
+        <w:t>/</w:t>
+      </w:r>
+      <w:r>
+        <w:rPr>
+          <w:rFonts w:cs="Calibri"/>
+          <w:b/>
+          <w:bCs/>
+          <w:sz w:val="32"/>
+          <w:szCs w:val="32"/>
+        </w:rPr>
+        <w:t>build/web</w:t>
+      </w:r>
+      <w:r>
+        <w:rPr>
+          <w:rFonts w:cs="Calibri"/>
+          <w:sz w:val="32"/>
+          <w:szCs w:val="32"/>
+        </w:rPr>
+        <w:t xml:space="preserve"> directory</w:t>
+      </w:r>
+      <w:r>
+        <w:rPr>
+          <w:rFonts w:cs="Calibri"/>
+          <w:sz w:val="32"/>
+          <w:szCs w:val="32"/>
+        </w:rPr>
+        <w:t>,</w:t>
+      </w:r>
+      <w:r>
+        <w:rPr>
+          <w:rFonts w:cs="Calibri"/>
+          <w:sz w:val="32"/>
+          <w:szCs w:val="32"/>
+        </w:rPr>
+        <w:t xml:space="preserve"> just like </w:t>
+      </w:r>
+      <w:r>
+        <w:rPr>
+          <w:rFonts w:cs="Calibri"/>
+          <w:b/>
+          <w:bCs/>
+          <w:sz w:val="32"/>
+          <w:szCs w:val="32"/>
+        </w:rPr>
+        <w:t>flutter build web</w:t>
+      </w:r>
+    </w:p>
+    <w:p>
+      <w:pPr>
+        <w:jc w:val="both"/>
+        <w:rPr>
+          <w:rFonts w:cs="Calibri"/>
+          <w:b/>
+          <w:bCs/>
+          <w:color w:val="60CAF3" w:themeColor="accent4" w:themeTint="99"/>
+          <w:sz w:val="32"/>
+          <w:szCs w:val="32"/>
+        </w:rPr>
+      </w:pPr>
+      <w:r>
+        <w:rPr>
+          <w:rFonts w:cs="Calibri"/>
+          <w:b/>
+          <w:bCs/>
+          <w:color w:val="60CAF3" w:themeColor="accent4" w:themeTint="99"/>
+          <w:sz w:val="32"/>
+          <w:szCs w:val="32"/>
+        </w:rPr>
+        <w:t>flutter build web --</w:t>
+      </w:r>
+      <w:proofErr w:type="spellStart"/>
+      <w:r>
+        <w:rPr>
+          <w:rFonts w:cs="Calibri"/>
+          <w:b/>
+          <w:bCs/>
+          <w:color w:val="60CAF3" w:themeColor="accent4" w:themeTint="99"/>
+          <w:sz w:val="32"/>
+          <w:szCs w:val="32"/>
+        </w:rPr>
+        <w:t>wasm</w:t>
+      </w:r>
+      <w:proofErr w:type="spellEnd"/>
+    </w:p>
+    <w:p>
+      <w:pPr>
+        <w:jc w:val="both"/>
+        <w:rPr>
+          <w:rFonts w:cs="Calibri"/>
+          <w:sz w:val="32"/>
+          <w:szCs w:val="32"/>
+        </w:rPr>
+      </w:pPr>
+    </w:p>
+    <w:p>
+      <w:pPr>
+        <w:jc w:val="both"/>
+        <w:rPr>
+          <w:rFonts w:cs="Calibri"/>
+          <w:sz w:val="32"/>
+          <w:szCs w:val="32"/>
+        </w:rPr>
+      </w:pPr>
+    </w:p>
+    <w:p>
+      <w:pPr>
+        <w:jc w:val="both"/>
+        <w:rPr>
+          <w:rFonts w:cs="Calibri"/>
+          <w:sz w:val="32"/>
+          <w:szCs w:val="32"/>
+        </w:rPr>
+      </w:pPr>
+      <w:r>
+        <w:rPr>
+          <w:rFonts w:cs="Calibri"/>
+          <w:sz w:val="32"/>
+          <w:szCs w:val="32"/>
+        </w:rPr>
+        <w:t>WASM Production Debugging:</w:t>
+      </w:r>
+    </w:p>
+    <w:p>
+      <w:pPr>
+        <w:jc w:val="both"/>
+        <w:rPr>
+          <w:rFonts w:cs="Calibri"/>
+          <w:sz w:val="32"/>
+          <w:szCs w:val="32"/>
+        </w:rPr>
+      </w:pPr>
+      <w:r>
+        <w:rPr>
+          <w:rFonts w:cs="Calibri"/>
+          <w:sz w:val="32"/>
+          <w:szCs w:val="32"/>
+        </w:rPr>
+        <w:t xml:space="preserve"># </w:t>
+      </w:r>
+      <w:r>
+        <w:rPr>
+          <w:rFonts w:cs="Calibri"/>
+          <w:sz w:val="32"/>
+          <w:szCs w:val="32"/>
+        </w:rPr>
+        <w:t>By default, W</w:t>
+      </w:r>
+      <w:r>
+        <w:rPr>
+          <w:rFonts w:cs="Calibri"/>
+          <w:sz w:val="32"/>
+          <w:szCs w:val="32"/>
+        </w:rPr>
+        <w:t>ASM</w:t>
+      </w:r>
+      <w:r>
+        <w:rPr>
+          <w:rFonts w:cs="Calibri"/>
+          <w:sz w:val="32"/>
+          <w:szCs w:val="32"/>
+        </w:rPr>
+        <w:t xml:space="preserve"> release builds strip debug symbols and omit source maps to minimize binary size.</w:t>
+      </w:r>
+      <w:r>
+        <w:rPr>
+          <w:rFonts w:cs="Calibri"/>
+          <w:sz w:val="32"/>
+          <w:szCs w:val="32"/>
+        </w:rPr>
+        <w:t xml:space="preserve"> But:</w:t>
+      </w:r>
+    </w:p>
+    <w:p>
+      <w:pPr>
+        <w:pStyle w:val="ListParagraph"/>
+        <w:numPr>
+          <w:ilvl w:val="0"/>
+          <w:numId w:val="5"/>
+        </w:numPr>
+        <w:jc w:val="both"/>
+        <w:rPr>
+          <w:rFonts w:cs="Calibri"/>
+          <w:sz w:val="32"/>
+          <w:szCs w:val="32"/>
+        </w:rPr>
+      </w:pPr>
+      <w:r>
+        <w:rPr>
+          <w:rFonts w:cs="Calibri"/>
+          <w:sz w:val="32"/>
+          <w:szCs w:val="32"/>
+        </w:rPr>
+        <w:t>For error monitoring (recommended)</w:t>
+      </w:r>
+      <w:r>
+        <w:rPr>
+          <w:rFonts w:cs="Calibri"/>
+          <w:sz w:val="32"/>
+          <w:szCs w:val="32"/>
+        </w:rPr>
+        <w:t>,</w:t>
+      </w:r>
+      <w:r>
+        <w:rPr>
+          <w:rFonts w:cs="Calibri"/>
+          <w:sz w:val="32"/>
+          <w:szCs w:val="32"/>
+        </w:rPr>
+        <w:t xml:space="preserve"> </w:t>
+      </w:r>
+      <w:r>
+        <w:rPr>
+          <w:rFonts w:cs="Calibri"/>
+          <w:sz w:val="32"/>
+          <w:szCs w:val="32"/>
+        </w:rPr>
+        <w:t>p</w:t>
+      </w:r>
+      <w:r>
+        <w:rPr>
+          <w:rFonts w:cs="Calibri"/>
+          <w:sz w:val="32"/>
+          <w:szCs w:val="32"/>
+        </w:rPr>
+        <w:t xml:space="preserve">ass </w:t>
+      </w:r>
+      <w:r>
+        <w:rPr>
+          <w:rFonts w:cs="Calibri"/>
+          <w:b/>
+          <w:bCs/>
+          <w:sz w:val="32"/>
+          <w:szCs w:val="32"/>
+        </w:rPr>
+        <w:t>--source-maps</w:t>
+      </w:r>
+      <w:r>
+        <w:rPr>
+          <w:rFonts w:cs="Calibri"/>
+          <w:sz w:val="32"/>
+          <w:szCs w:val="32"/>
+        </w:rPr>
+        <w:t xml:space="preserve"> to generate a </w:t>
+      </w:r>
+      <w:proofErr w:type="spellStart"/>
+      <w:r>
+        <w:rPr>
+          <w:rFonts w:cs="Calibri"/>
+          <w:b/>
+          <w:bCs/>
+          <w:sz w:val="32"/>
+          <w:szCs w:val="32"/>
+        </w:rPr>
+        <w:t>main.dart.wasm.map</w:t>
+      </w:r>
+      <w:proofErr w:type="spellEnd"/>
+      <w:r>
+        <w:rPr>
+          <w:rFonts w:cs="Calibri"/>
+          <w:sz w:val="32"/>
+          <w:szCs w:val="32"/>
+        </w:rPr>
+        <w:t xml:space="preserve"> file for </w:t>
+      </w:r>
+      <w:r>
+        <w:rPr>
+          <w:rFonts w:cs="Calibri"/>
+          <w:sz w:val="32"/>
+          <w:szCs w:val="32"/>
+        </w:rPr>
+        <w:t>symbolization</w:t>
+      </w:r>
+      <w:r>
+        <w:rPr>
+          <w:rFonts w:cs="Calibri"/>
+          <w:sz w:val="32"/>
+          <w:szCs w:val="32"/>
+        </w:rPr>
+        <w:t xml:space="preserve"> in error tracking service</w:t>
+      </w:r>
+      <w:r>
+        <w:rPr>
+          <w:rFonts w:cs="Calibri"/>
+          <w:sz w:val="32"/>
+          <w:szCs w:val="32"/>
+        </w:rPr>
+        <w:t>s</w:t>
+      </w:r>
+    </w:p>
+    <w:p>
+      <w:pPr>
+        <w:jc w:val="both"/>
+        <w:rPr>
+          <w:rFonts w:cs="Calibri"/>
+          <w:b/>
+          <w:bCs/>
+          <w:color w:val="60CAF3" w:themeColor="accent4" w:themeTint="99"/>
+          <w:sz w:val="32"/>
+          <w:szCs w:val="32"/>
+        </w:rPr>
+      </w:pPr>
+      <w:r>
+        <w:rPr>
+          <w:rFonts w:cs="Calibri"/>
+          <w:b/>
+          <w:bCs/>
+          <w:color w:val="60CAF3" w:themeColor="accent4" w:themeTint="99"/>
+          <w:sz w:val="32"/>
+          <w:szCs w:val="32"/>
+        </w:rPr>
+        <w:lastRenderedPageBreak/>
+        <w:t>flutter build web --</w:t>
+      </w:r>
+      <w:proofErr w:type="spellStart"/>
+      <w:r>
+        <w:rPr>
+          <w:rFonts w:cs="Calibri"/>
+          <w:b/>
+          <w:bCs/>
+          <w:color w:val="60CAF3" w:themeColor="accent4" w:themeTint="99"/>
+          <w:sz w:val="32"/>
+          <w:szCs w:val="32"/>
+        </w:rPr>
+        <w:t>wasm</w:t>
+      </w:r>
+      <w:proofErr w:type="spellEnd"/>
+      <w:r>
+        <w:rPr>
+          <w:rFonts w:cs="Calibri"/>
+          <w:b/>
+          <w:bCs/>
+          <w:color w:val="60CAF3" w:themeColor="accent4" w:themeTint="99"/>
+          <w:sz w:val="32"/>
+          <w:szCs w:val="32"/>
+        </w:rPr>
+        <w:t xml:space="preserve"> --source-maps</w:t>
+      </w:r>
+    </w:p>
+    <w:p>
+      <w:pPr>
+        <w:jc w:val="both"/>
+        <w:rPr>
+          <w:rFonts w:cs="Calibri"/>
+          <w:sz w:val="32"/>
+          <w:szCs w:val="32"/>
+        </w:rPr>
+      </w:pPr>
+    </w:p>
+    <w:p>
+      <w:pPr>
+        <w:pStyle w:val="ListParagraph"/>
+        <w:numPr>
+          <w:ilvl w:val="0"/>
+          <w:numId w:val="5"/>
+        </w:numPr>
+        <w:jc w:val="both"/>
+        <w:rPr>
+          <w:rFonts w:cs="Calibri"/>
+          <w:sz w:val="32"/>
+          <w:szCs w:val="32"/>
+        </w:rPr>
+      </w:pPr>
+      <w:r>
+        <w:rPr>
+          <w:rFonts w:cs="Calibri"/>
+          <w:sz w:val="32"/>
+          <w:szCs w:val="32"/>
+        </w:rPr>
+        <w:t>For staging or QA builds</w:t>
+      </w:r>
+      <w:r>
+        <w:rPr>
+          <w:rFonts w:cs="Calibri"/>
+          <w:sz w:val="32"/>
+          <w:szCs w:val="32"/>
+        </w:rPr>
+        <w:t>,</w:t>
+      </w:r>
+      <w:r>
+        <w:rPr>
+          <w:rFonts w:cs="Calibri"/>
+          <w:sz w:val="32"/>
+          <w:szCs w:val="32"/>
+        </w:rPr>
+        <w:t xml:space="preserve"> </w:t>
+      </w:r>
+      <w:r>
+        <w:rPr>
+          <w:rFonts w:cs="Calibri"/>
+          <w:sz w:val="32"/>
+          <w:szCs w:val="32"/>
+        </w:rPr>
+        <w:t>p</w:t>
+      </w:r>
+      <w:r>
+        <w:rPr>
+          <w:rFonts w:cs="Calibri"/>
+          <w:sz w:val="32"/>
+          <w:szCs w:val="32"/>
+        </w:rPr>
+        <w:t xml:space="preserve">ass </w:t>
+      </w:r>
+      <w:r>
+        <w:rPr>
+          <w:rFonts w:cs="Calibri"/>
+          <w:b/>
+          <w:bCs/>
+          <w:sz w:val="32"/>
+          <w:szCs w:val="32"/>
+        </w:rPr>
+        <w:t>--no-strip-</w:t>
+      </w:r>
+      <w:proofErr w:type="spellStart"/>
+      <w:r>
+        <w:rPr>
+          <w:rFonts w:cs="Calibri"/>
+          <w:b/>
+          <w:bCs/>
+          <w:sz w:val="32"/>
+          <w:szCs w:val="32"/>
+        </w:rPr>
+        <w:t>wasm</w:t>
+      </w:r>
+      <w:proofErr w:type="spellEnd"/>
+      <w:r>
+        <w:rPr>
+          <w:rFonts w:cs="Calibri"/>
+          <w:sz w:val="32"/>
+          <w:szCs w:val="32"/>
+        </w:rPr>
+        <w:t xml:space="preserve"> to preserve </w:t>
+      </w:r>
+      <w:r>
+        <w:rPr>
+          <w:rFonts w:cs="Calibri"/>
+          <w:b/>
+          <w:bCs/>
+          <w:sz w:val="32"/>
+          <w:szCs w:val="32"/>
+        </w:rPr>
+        <w:t>W</w:t>
+      </w:r>
+      <w:r>
+        <w:rPr>
+          <w:rFonts w:cs="Calibri"/>
+          <w:b/>
+          <w:bCs/>
+          <w:sz w:val="32"/>
+          <w:szCs w:val="32"/>
+        </w:rPr>
+        <w:t>ASM</w:t>
+      </w:r>
+      <w:r>
+        <w:rPr>
+          <w:rFonts w:cs="Calibri"/>
+          <w:sz w:val="32"/>
+          <w:szCs w:val="32"/>
+        </w:rPr>
+        <w:t xml:space="preserve"> function names directly in browser console stack traces,</w:t>
+      </w:r>
+      <w:r>
+        <w:rPr>
+          <w:rFonts w:cs="Calibri"/>
+          <w:sz w:val="32"/>
+          <w:szCs w:val="32"/>
+        </w:rPr>
+        <w:t xml:space="preserve"> but</w:t>
+      </w:r>
+      <w:r>
+        <w:rPr>
+          <w:rFonts w:cs="Calibri"/>
+          <w:sz w:val="32"/>
+          <w:szCs w:val="32"/>
+        </w:rPr>
+        <w:t xml:space="preserve"> at the </w:t>
+      </w:r>
+      <w:r>
+        <w:rPr>
+          <w:rFonts w:cs="Calibri"/>
+          <w:sz w:val="32"/>
+          <w:szCs w:val="32"/>
+        </w:rPr>
+        <w:t>COST</w:t>
+      </w:r>
+      <w:r>
+        <w:rPr>
+          <w:rFonts w:cs="Calibri"/>
+          <w:sz w:val="32"/>
+          <w:szCs w:val="32"/>
+        </w:rPr>
+        <w:t xml:space="preserve"> of an approximate 47% increase in </w:t>
+      </w:r>
+      <w:r>
+        <w:rPr>
+          <w:rFonts w:cs="Calibri"/>
+          <w:b/>
+          <w:bCs/>
+          <w:sz w:val="32"/>
+          <w:szCs w:val="32"/>
+        </w:rPr>
+        <w:t>W</w:t>
+      </w:r>
+      <w:r>
+        <w:rPr>
+          <w:rFonts w:cs="Calibri"/>
+          <w:b/>
+          <w:bCs/>
+          <w:sz w:val="32"/>
+          <w:szCs w:val="32"/>
+        </w:rPr>
+        <w:t>ASM</w:t>
+      </w:r>
+      <w:r>
+        <w:rPr>
+          <w:rFonts w:cs="Calibri"/>
+          <w:sz w:val="32"/>
+          <w:szCs w:val="32"/>
+        </w:rPr>
+        <w:t xml:space="preserve"> binary size.</w:t>
+      </w:r>
+    </w:p>
+    <w:p>
+      <w:pPr>
+        <w:jc w:val="both"/>
+        <w:rPr>
+          <w:rFonts w:cs="Calibri"/>
+          <w:b/>
+          <w:bCs/>
+          <w:color w:val="60CAF3" w:themeColor="accent4" w:themeTint="99"/>
+          <w:sz w:val="32"/>
+          <w:szCs w:val="32"/>
+        </w:rPr>
+      </w:pPr>
+      <w:r>
+        <w:rPr>
+          <w:rFonts w:cs="Calibri"/>
+          <w:b/>
+          <w:bCs/>
+          <w:color w:val="60CAF3" w:themeColor="accent4" w:themeTint="99"/>
+          <w:sz w:val="32"/>
+          <w:szCs w:val="32"/>
+        </w:rPr>
+        <w:t>flutter build web --</w:t>
+      </w:r>
+      <w:proofErr w:type="spellStart"/>
+      <w:r>
+        <w:rPr>
+          <w:rFonts w:cs="Calibri"/>
+          <w:b/>
+          <w:bCs/>
+          <w:color w:val="60CAF3" w:themeColor="accent4" w:themeTint="99"/>
+          <w:sz w:val="32"/>
+          <w:szCs w:val="32"/>
+        </w:rPr>
+        <w:t>wasm</w:t>
+      </w:r>
+      <w:proofErr w:type="spellEnd"/>
+      <w:r>
+        <w:rPr>
+          <w:rFonts w:cs="Calibri"/>
+          <w:b/>
+          <w:bCs/>
+          <w:color w:val="60CAF3" w:themeColor="accent4" w:themeTint="99"/>
+          <w:sz w:val="32"/>
+          <w:szCs w:val="32"/>
+        </w:rPr>
+        <w:t xml:space="preserve"> --no-strip-</w:t>
+      </w:r>
+      <w:proofErr w:type="spellStart"/>
+      <w:r>
+        <w:rPr>
+          <w:rFonts w:cs="Calibri"/>
+          <w:b/>
+          <w:bCs/>
+          <w:color w:val="60CAF3" w:themeColor="accent4" w:themeTint="99"/>
+          <w:sz w:val="32"/>
+          <w:szCs w:val="32"/>
+        </w:rPr>
+        <w:t>wasm</w:t>
+      </w:r>
+      <w:proofErr w:type="spellEnd"/>
+    </w:p>
+    <w:p>
+      <w:pPr>
+        <w:jc w:val="both"/>
+        <w:rPr>
+          <w:rFonts w:cs="Calibri"/>
+          <w:sz w:val="32"/>
+          <w:szCs w:val="32"/>
+        </w:rPr>
+      </w:pPr>
+    </w:p>
+    <w:p>
+      <w:pPr>
+        <w:jc w:val="both"/>
+        <w:rPr>
+          <w:rFonts w:cs="Calibri"/>
+          <w:sz w:val="32"/>
+          <w:szCs w:val="32"/>
+        </w:rPr>
+      </w:pPr>
+    </w:p>
+    <w:p>
+      <w:pPr>
+        <w:jc w:val="both"/>
+        <w:rPr>
+          <w:rFonts w:cs="Calibri"/>
+          <w:sz w:val="32"/>
+          <w:szCs w:val="32"/>
+        </w:rPr>
+      </w:pPr>
+      <w:r>
+        <w:rPr>
+          <w:rFonts w:cs="Calibri"/>
+          <w:sz w:val="32"/>
+          <w:szCs w:val="32"/>
+        </w:rPr>
+        <w:t>Fallback to JS for Browser Compatibility:</w:t>
+      </w:r>
+    </w:p>
+    <w:p>
+      <w:pPr>
+        <w:jc w:val="both"/>
+        <w:rPr>
+          <w:rFonts w:cs="Calibri"/>
+          <w:sz w:val="32"/>
+          <w:szCs w:val="32"/>
+        </w:rPr>
+      </w:pPr>
+      <w:r>
+        <w:rPr>
+          <w:rFonts w:cs="Calibri"/>
+          <w:sz w:val="32"/>
+          <w:szCs w:val="32"/>
+        </w:rPr>
+        <w:t xml:space="preserve"># </w:t>
+      </w:r>
+      <w:r>
+        <w:rPr>
+          <w:rFonts w:cs="Calibri"/>
+          <w:sz w:val="32"/>
+          <w:szCs w:val="32"/>
+        </w:rPr>
+        <w:t xml:space="preserve">Even with the </w:t>
+      </w:r>
+      <w:r>
+        <w:rPr>
+          <w:rFonts w:cs="Calibri"/>
+          <w:b/>
+          <w:bCs/>
+          <w:sz w:val="32"/>
+          <w:szCs w:val="32"/>
+        </w:rPr>
+        <w:t>--</w:t>
+      </w:r>
+      <w:proofErr w:type="spellStart"/>
+      <w:r>
+        <w:rPr>
+          <w:rFonts w:cs="Calibri"/>
+          <w:b/>
+          <w:bCs/>
+          <w:sz w:val="32"/>
+          <w:szCs w:val="32"/>
+        </w:rPr>
+        <w:t>wasm</w:t>
+      </w:r>
+      <w:proofErr w:type="spellEnd"/>
+      <w:r>
+        <w:rPr>
+          <w:rFonts w:cs="Calibri"/>
+          <w:sz w:val="32"/>
+          <w:szCs w:val="32"/>
+        </w:rPr>
+        <w:t xml:space="preserve"> flag, </w:t>
+      </w:r>
+      <w:r>
+        <w:rPr>
+          <w:rFonts w:cs="Calibri"/>
+          <w:b/>
+          <w:bCs/>
+          <w:sz w:val="32"/>
+          <w:szCs w:val="32"/>
+        </w:rPr>
+        <w:t>Flutter</w:t>
+      </w:r>
+      <w:r>
+        <w:rPr>
+          <w:rFonts w:cs="Calibri"/>
+          <w:sz w:val="32"/>
+          <w:szCs w:val="32"/>
+        </w:rPr>
+        <w:t xml:space="preserve"> will still compile the application to </w:t>
+      </w:r>
+      <w:r>
+        <w:rPr>
+          <w:rFonts w:cs="Calibri"/>
+          <w:b/>
+          <w:bCs/>
+          <w:sz w:val="32"/>
+          <w:szCs w:val="32"/>
+        </w:rPr>
+        <w:t>JavaScript</w:t>
+      </w:r>
+      <w:r>
+        <w:rPr>
+          <w:rFonts w:cs="Calibri"/>
+          <w:sz w:val="32"/>
+          <w:szCs w:val="32"/>
+        </w:rPr>
+        <w:t>. If</w:t>
+      </w:r>
+      <w:r>
+        <w:rPr>
+          <w:rFonts w:cs="Calibri"/>
+          <w:b/>
+          <w:bCs/>
+          <w:sz w:val="32"/>
+          <w:szCs w:val="32"/>
+        </w:rPr>
+        <w:t xml:space="preserve"> </w:t>
+      </w:r>
+      <w:proofErr w:type="spellStart"/>
+      <w:r>
+        <w:rPr>
+          <w:rFonts w:cs="Calibri"/>
+          <w:b/>
+          <w:bCs/>
+          <w:sz w:val="32"/>
+          <w:szCs w:val="32"/>
+        </w:rPr>
+        <w:t>WasmGC</w:t>
+      </w:r>
+      <w:proofErr w:type="spellEnd"/>
+      <w:r>
+        <w:rPr>
+          <w:rFonts w:cs="Calibri"/>
+          <w:sz w:val="32"/>
+          <w:szCs w:val="32"/>
+        </w:rPr>
+        <w:t xml:space="preserve"> support is not detected at runtime, the</w:t>
+      </w:r>
+      <w:r>
+        <w:rPr>
+          <w:rFonts w:cs="Calibri"/>
+          <w:b/>
+          <w:bCs/>
+          <w:sz w:val="32"/>
+          <w:szCs w:val="32"/>
+        </w:rPr>
+        <w:t xml:space="preserve"> JavaScript</w:t>
+      </w:r>
+      <w:r>
+        <w:rPr>
+          <w:rFonts w:cs="Calibri"/>
+          <w:sz w:val="32"/>
+          <w:szCs w:val="32"/>
+        </w:rPr>
+        <w:t xml:space="preserve"> output is used so the application will continue to work in all major browsers</w:t>
+      </w:r>
+    </w:p>
+    <w:p>
+      <w:pPr>
+        <w:jc w:val="both"/>
+        <w:rPr>
+          <w:rFonts w:cs="Calibri"/>
+          <w:sz w:val="32"/>
+          <w:szCs w:val="32"/>
+        </w:rPr>
+      </w:pPr>
+      <w:r>
+        <w:rPr>
+          <w:rFonts w:cs="Calibri"/>
+          <w:sz w:val="32"/>
+          <w:szCs w:val="32"/>
+        </w:rPr>
+        <w:t xml:space="preserve"># To </w:t>
+      </w:r>
+      <w:r>
+        <w:rPr>
+          <w:rFonts w:cs="Calibri"/>
+          <w:sz w:val="32"/>
+          <w:szCs w:val="32"/>
+        </w:rPr>
+        <w:t xml:space="preserve">verify whether the app is actually running with </w:t>
+      </w:r>
+      <w:r>
+        <w:rPr>
+          <w:rFonts w:cs="Calibri"/>
+          <w:b/>
+          <w:bCs/>
+          <w:sz w:val="32"/>
+          <w:szCs w:val="32"/>
+        </w:rPr>
+        <w:t>W</w:t>
+      </w:r>
+      <w:r>
+        <w:rPr>
+          <w:rFonts w:cs="Calibri"/>
+          <w:b/>
+          <w:bCs/>
+          <w:sz w:val="32"/>
+          <w:szCs w:val="32"/>
+        </w:rPr>
+        <w:t>ASM</w:t>
+      </w:r>
+      <w:r>
+        <w:rPr>
+          <w:rFonts w:cs="Calibri"/>
+          <w:sz w:val="32"/>
+          <w:szCs w:val="32"/>
+        </w:rPr>
+        <w:t xml:space="preserve"> by checking for the </w:t>
+      </w:r>
+      <w:r>
+        <w:rPr>
+          <w:rFonts w:cs="Calibri"/>
+          <w:b/>
+          <w:bCs/>
+          <w:sz w:val="32"/>
+          <w:szCs w:val="32"/>
+        </w:rPr>
+        <w:t>dart2wasm</w:t>
+      </w:r>
+      <w:r>
+        <w:rPr>
+          <w:rFonts w:cs="Calibri"/>
+          <w:sz w:val="32"/>
+          <w:szCs w:val="32"/>
+        </w:rPr>
+        <w:t xml:space="preserve"> environment variable, set during compilation (preferred)</w:t>
+      </w:r>
+    </w:p>
+    <w:p>
+      <w:pPr>
+        <w:jc w:val="both"/>
+        <w:rPr>
+          <w:rFonts w:cs="Calibri"/>
+          <w:b/>
+          <w:bCs/>
+          <w:color w:val="D86DCB" w:themeColor="accent5" w:themeTint="99"/>
+          <w:sz w:val="32"/>
+          <w:szCs w:val="32"/>
+        </w:rPr>
+      </w:pPr>
+      <w:r>
+        <w:rPr>
+          <w:rFonts w:cs="Calibri"/>
+          <w:b/>
+          <w:bCs/>
+          <w:color w:val="D86DCB" w:themeColor="accent5" w:themeTint="99"/>
+          <w:sz w:val="32"/>
+          <w:szCs w:val="32"/>
+        </w:rPr>
+        <w:t xml:space="preserve">const </w:t>
+      </w:r>
+      <w:proofErr w:type="spellStart"/>
+      <w:r>
+        <w:rPr>
+          <w:rFonts w:cs="Calibri"/>
+          <w:b/>
+          <w:bCs/>
+          <w:color w:val="D86DCB" w:themeColor="accent5" w:themeTint="99"/>
+          <w:sz w:val="32"/>
+          <w:szCs w:val="32"/>
+        </w:rPr>
+        <w:t>isRunningWithWasm</w:t>
+      </w:r>
+      <w:proofErr w:type="spellEnd"/>
+      <w:r>
+        <w:rPr>
+          <w:rFonts w:cs="Calibri"/>
+          <w:b/>
+          <w:bCs/>
+          <w:color w:val="D86DCB" w:themeColor="accent5" w:themeTint="99"/>
+          <w:sz w:val="32"/>
+          <w:szCs w:val="32"/>
+        </w:rPr>
+        <w:t xml:space="preserve"> = </w:t>
+      </w:r>
+      <w:proofErr w:type="spellStart"/>
+      <w:proofErr w:type="gramStart"/>
+      <w:r>
+        <w:rPr>
+          <w:rFonts w:cs="Calibri"/>
+          <w:b/>
+          <w:bCs/>
+          <w:color w:val="D86DCB" w:themeColor="accent5" w:themeTint="99"/>
+          <w:sz w:val="32"/>
+          <w:szCs w:val="32"/>
+        </w:rPr>
+        <w:t>bool.fromEnvironment</w:t>
+      </w:r>
+      <w:proofErr w:type="spellEnd"/>
+      <w:proofErr w:type="gramEnd"/>
+      <w:r>
+        <w:rPr>
+          <w:rFonts w:cs="Calibri"/>
+          <w:b/>
+          <w:bCs/>
+          <w:color w:val="D86DCB" w:themeColor="accent5" w:themeTint="99"/>
+          <w:sz w:val="32"/>
+          <w:szCs w:val="32"/>
+        </w:rPr>
+        <w:t>('dart.tool.dart2wasm');</w:t>
+      </w:r>
+    </w:p>
+    <w:p>
+      <w:pPr>
+        <w:jc w:val="both"/>
+        <w:rPr>
+          <w:rFonts w:cs="Calibri"/>
+          <w:sz w:val="32"/>
+          <w:szCs w:val="32"/>
+        </w:rPr>
+      </w:pPr>
+    </w:p>
+    <w:p>
+      <w:pPr>
+        <w:jc w:val="both"/>
+        <w:rPr>
+          <w:rFonts w:cs="Calibri"/>
+          <w:sz w:val="32"/>
+          <w:szCs w:val="32"/>
+        </w:rPr>
+      </w:pPr>
+    </w:p>
+    <w:p>
+      <w:pPr>
+        <w:jc w:val="both"/>
+        <w:rPr>
+          <w:rFonts w:cs="Calibri"/>
+          <w:sz w:val="32"/>
+          <w:szCs w:val="32"/>
+        </w:rPr>
+      </w:pPr>
+      <w:r>
+        <w:rPr>
+          <w:rFonts w:cs="Calibri"/>
+          <w:sz w:val="32"/>
+          <w:szCs w:val="32"/>
+        </w:rPr>
+        <w:t>Migrate Legacy Imports:</w:t>
+      </w:r>
+    </w:p>
+    <w:p>
+      <w:pPr>
+        <w:jc w:val="both"/>
+        <w:rPr>
+          <w:rFonts w:cs="Calibri"/>
+          <w:sz w:val="32"/>
+          <w:szCs w:val="32"/>
+        </w:rPr>
+      </w:pPr>
+      <w:r>
+        <w:rPr>
+          <w:rFonts w:cs="Calibri"/>
+          <w:sz w:val="32"/>
+          <w:szCs w:val="32"/>
+        </w:rPr>
+        <w:t># We</w:t>
+      </w:r>
+      <w:r>
+        <w:rPr>
+          <w:rFonts w:cs="Calibri"/>
+          <w:sz w:val="32"/>
+          <w:szCs w:val="32"/>
+        </w:rPr>
+        <w:t xml:space="preserve"> must migrate from legacy </w:t>
+      </w:r>
+      <w:r>
+        <w:rPr>
+          <w:rFonts w:cs="Calibri"/>
+          <w:b/>
+          <w:bCs/>
+          <w:sz w:val="32"/>
+          <w:szCs w:val="32"/>
+        </w:rPr>
+        <w:t>JS</w:t>
+      </w:r>
+      <w:r>
+        <w:rPr>
+          <w:rFonts w:cs="Calibri"/>
+          <w:sz w:val="32"/>
+          <w:szCs w:val="32"/>
+        </w:rPr>
+        <w:t xml:space="preserve"> interop packages to modern </w:t>
+      </w:r>
+      <w:proofErr w:type="spellStart"/>
+      <w:r>
+        <w:rPr>
+          <w:rFonts w:cs="Calibri"/>
+          <w:b/>
+          <w:bCs/>
+          <w:sz w:val="32"/>
+          <w:szCs w:val="32"/>
+        </w:rPr>
+        <w:t>WebAssembly</w:t>
+      </w:r>
+      <w:proofErr w:type="spellEnd"/>
+      <w:r>
+        <w:rPr>
+          <w:rFonts w:cs="Calibri"/>
+          <w:sz w:val="32"/>
+          <w:szCs w:val="32"/>
+        </w:rPr>
+        <w:t>-compatible alternatives:</w:t>
+      </w:r>
+    </w:p>
+    <w:p>
+      <w:pPr>
+        <w:pStyle w:val="ListParagraph"/>
+        <w:numPr>
+          <w:ilvl w:val="0"/>
+          <w:numId w:val="5"/>
+        </w:numPr>
+        <w:jc w:val="both"/>
+        <w:rPr>
+          <w:rFonts w:cs="Calibri"/>
+          <w:sz w:val="32"/>
+          <w:szCs w:val="32"/>
+        </w:rPr>
+      </w:pPr>
+      <w:r>
+        <w:rPr>
+          <w:rFonts w:cs="Calibri"/>
+          <w:sz w:val="32"/>
+          <w:szCs w:val="32"/>
+        </w:rPr>
+        <w:lastRenderedPageBreak/>
+        <w:t xml:space="preserve">Replace </w:t>
+      </w:r>
+      <w:proofErr w:type="spellStart"/>
+      <w:r>
+        <w:rPr>
+          <w:rFonts w:cs="Calibri"/>
+          <w:b/>
+          <w:bCs/>
+          <w:sz w:val="32"/>
+          <w:szCs w:val="32"/>
+        </w:rPr>
+        <w:t>dart:html</w:t>
+      </w:r>
+      <w:proofErr w:type="spellEnd"/>
+      <w:r>
+        <w:rPr>
+          <w:rFonts w:cs="Calibri"/>
+          <w:sz w:val="32"/>
+          <w:szCs w:val="32"/>
+        </w:rPr>
+        <w:t xml:space="preserve"> and other legacy web libraries with </w:t>
+      </w:r>
+      <w:proofErr w:type="spellStart"/>
+      <w:proofErr w:type="gramStart"/>
+      <w:r>
+        <w:rPr>
+          <w:rFonts w:cs="Calibri"/>
+          <w:b/>
+          <w:bCs/>
+          <w:sz w:val="32"/>
+          <w:szCs w:val="32"/>
+        </w:rPr>
+        <w:t>package:web</w:t>
+      </w:r>
+      <w:proofErr w:type="spellEnd"/>
+      <w:proofErr w:type="gramEnd"/>
+    </w:p>
+    <w:p>
+      <w:pPr>
+        <w:pStyle w:val="ListParagraph"/>
+        <w:numPr>
+          <w:ilvl w:val="0"/>
+          <w:numId w:val="5"/>
+        </w:numPr>
+        <w:jc w:val="both"/>
+        <w:rPr>
+          <w:rFonts w:cs="Calibri"/>
+          <w:sz w:val="32"/>
+          <w:szCs w:val="32"/>
+        </w:rPr>
+      </w:pPr>
+      <w:r>
+        <w:rPr>
+          <w:rFonts w:cs="Calibri"/>
+          <w:sz w:val="32"/>
+          <w:szCs w:val="32"/>
+        </w:rPr>
+        <w:t xml:space="preserve">Replace </w:t>
+      </w:r>
+      <w:proofErr w:type="spellStart"/>
+      <w:r>
+        <w:rPr>
+          <w:rFonts w:cs="Calibri"/>
+          <w:b/>
+          <w:bCs/>
+          <w:sz w:val="32"/>
+          <w:szCs w:val="32"/>
+        </w:rPr>
+        <w:t>dart:js</w:t>
+      </w:r>
+      <w:proofErr w:type="spellEnd"/>
+      <w:r>
+        <w:rPr>
+          <w:rFonts w:cs="Calibri"/>
+          <w:sz w:val="32"/>
+          <w:szCs w:val="32"/>
+        </w:rPr>
+        <w:t xml:space="preserve"> and </w:t>
+      </w:r>
+      <w:proofErr w:type="spellStart"/>
+      <w:r>
+        <w:rPr>
+          <w:rFonts w:cs="Calibri"/>
+          <w:b/>
+          <w:bCs/>
+          <w:sz w:val="32"/>
+          <w:szCs w:val="32"/>
+        </w:rPr>
+        <w:t>package:js</w:t>
+      </w:r>
+      <w:proofErr w:type="spellEnd"/>
+      <w:r>
+        <w:rPr>
+          <w:rFonts w:cs="Calibri"/>
+          <w:sz w:val="32"/>
+          <w:szCs w:val="32"/>
+        </w:rPr>
+        <w:t xml:space="preserve"> with </w:t>
+      </w:r>
+      <w:proofErr w:type="spellStart"/>
+      <w:r>
+        <w:rPr>
+          <w:rFonts w:cs="Calibri"/>
+          <w:b/>
+          <w:bCs/>
+          <w:sz w:val="32"/>
+          <w:szCs w:val="32"/>
+        </w:rPr>
+        <w:t>dart:js_interop</w:t>
+      </w:r>
+      <w:proofErr w:type="spellEnd"/>
+    </w:p>
+    <w:p>
+      <w:pPr>
+        <w:jc w:val="both"/>
+        <w:rPr>
+          <w:rFonts w:cs="Calibri"/>
+          <w:sz w:val="32"/>
+          <w:szCs w:val="32"/>
+        </w:rPr>
+      </w:pPr>
+      <w:r>
+        <w:rPr>
+          <w:rFonts w:cs="Calibri"/>
+          <w:sz w:val="32"/>
+          <w:szCs w:val="32"/>
+        </w:rPr>
+        <w:t xml:space="preserve"># </w:t>
+      </w:r>
+      <w:r>
+        <w:rPr>
+          <w:rFonts w:cs="Calibri"/>
+          <w:sz w:val="32"/>
+          <w:szCs w:val="32"/>
+        </w:rPr>
+        <w:t xml:space="preserve">If </w:t>
+      </w:r>
+      <w:r>
+        <w:rPr>
+          <w:rFonts w:cs="Calibri"/>
+          <w:sz w:val="32"/>
+          <w:szCs w:val="32"/>
+        </w:rPr>
+        <w:t>we</w:t>
+      </w:r>
+      <w:r>
+        <w:rPr>
+          <w:rFonts w:cs="Calibri"/>
+          <w:sz w:val="32"/>
+          <w:szCs w:val="32"/>
+        </w:rPr>
+        <w:t xml:space="preserve"> need to support both legacy and modern environments during our migration, use conditional imports by checking for </w:t>
+      </w:r>
+      <w:proofErr w:type="spellStart"/>
+      <w:r>
+        <w:rPr>
+          <w:rFonts w:cs="Calibri"/>
+          <w:b/>
+          <w:bCs/>
+          <w:sz w:val="32"/>
+          <w:szCs w:val="32"/>
+        </w:rPr>
+        <w:t>dart.library.js_interop</w:t>
+      </w:r>
+      <w:proofErr w:type="spellEnd"/>
+      <w:r>
+        <w:rPr>
+          <w:rFonts w:cs="Calibri"/>
+          <w:sz w:val="32"/>
+          <w:szCs w:val="32"/>
+        </w:rPr>
+        <w:t>:</w:t>
+      </w:r>
+    </w:p>
+    <w:p>
+      <w:pPr>
+        <w:jc w:val="both"/>
+        <w:rPr>
+          <w:rFonts w:cs="Calibri"/>
+          <w:b/>
+          <w:bCs/>
+          <w:color w:val="D86DCB" w:themeColor="accent5" w:themeTint="99"/>
+          <w:sz w:val="32"/>
+          <w:szCs w:val="32"/>
+        </w:rPr>
+      </w:pPr>
+      <w:r>
+        <w:rPr>
+          <w:rFonts w:cs="Calibri"/>
+          <w:b/>
+          <w:bCs/>
+          <w:color w:val="D86DCB" w:themeColor="accent5" w:themeTint="99"/>
+          <w:sz w:val="32"/>
+          <w:szCs w:val="32"/>
+        </w:rPr>
+        <w:t>import '</w:t>
+      </w:r>
+      <w:proofErr w:type="spellStart"/>
+      <w:proofErr w:type="gramStart"/>
+      <w:r>
+        <w:rPr>
+          <w:rFonts w:cs="Calibri"/>
+          <w:b/>
+          <w:bCs/>
+          <w:color w:val="D86DCB" w:themeColor="accent5" w:themeTint="99"/>
+          <w:sz w:val="32"/>
+          <w:szCs w:val="32"/>
+        </w:rPr>
+        <w:t>fallback.dart</w:t>
+      </w:r>
+      <w:proofErr w:type="spellEnd"/>
+      <w:proofErr w:type="gramEnd"/>
+      <w:r>
+        <w:rPr>
+          <w:rFonts w:cs="Calibri"/>
+          <w:b/>
+          <w:bCs/>
+          <w:color w:val="D86DCB" w:themeColor="accent5" w:themeTint="99"/>
+          <w:sz w:val="32"/>
+          <w:szCs w:val="32"/>
+        </w:rPr>
+        <w:t>'</w:t>
+      </w:r>
+    </w:p>
+    <w:p>
+      <w:pPr>
+        <w:jc w:val="both"/>
+        <w:rPr>
+          <w:rFonts w:cs="Calibri"/>
+          <w:b/>
+          <w:bCs/>
+          <w:color w:val="D86DCB" w:themeColor="accent5" w:themeTint="99"/>
+          <w:sz w:val="32"/>
+          <w:szCs w:val="32"/>
+        </w:rPr>
+      </w:pPr>
+      <w:r>
+        <w:rPr>
+          <w:rFonts w:cs="Calibri"/>
+          <w:b/>
+          <w:bCs/>
+          <w:color w:val="D86DCB" w:themeColor="accent5" w:themeTint="99"/>
+          <w:sz w:val="32"/>
+          <w:szCs w:val="32"/>
+        </w:rPr>
+        <w:t xml:space="preserve">  if (dart.library.js) '</w:t>
+      </w:r>
+      <w:proofErr w:type="spellStart"/>
+      <w:r>
+        <w:rPr>
+          <w:rFonts w:cs="Calibri"/>
+          <w:b/>
+          <w:bCs/>
+          <w:color w:val="D86DCB" w:themeColor="accent5" w:themeTint="99"/>
+          <w:sz w:val="32"/>
+          <w:szCs w:val="32"/>
+        </w:rPr>
+        <w:t>legacy_web_</w:t>
+      </w:r>
+      <w:proofErr w:type="gramStart"/>
+      <w:r>
+        <w:rPr>
+          <w:rFonts w:cs="Calibri"/>
+          <w:b/>
+          <w:bCs/>
+          <w:color w:val="D86DCB" w:themeColor="accent5" w:themeTint="99"/>
+          <w:sz w:val="32"/>
+          <w:szCs w:val="32"/>
+        </w:rPr>
+        <w:t>interop.dart</w:t>
+      </w:r>
+      <w:proofErr w:type="spellEnd"/>
+      <w:proofErr w:type="gramEnd"/>
+      <w:r>
+        <w:rPr>
+          <w:rFonts w:cs="Calibri"/>
+          <w:b/>
+          <w:bCs/>
+          <w:color w:val="D86DCB" w:themeColor="accent5" w:themeTint="99"/>
+          <w:sz w:val="32"/>
+          <w:szCs w:val="32"/>
+        </w:rPr>
+        <w:t>'</w:t>
+      </w:r>
+    </w:p>
+    <w:p>
+      <w:pPr>
+        <w:jc w:val="both"/>
+        <w:rPr>
+          <w:rFonts w:cs="Calibri"/>
+          <w:b/>
+          <w:bCs/>
+          <w:color w:val="D86DCB" w:themeColor="accent5" w:themeTint="99"/>
+          <w:sz w:val="32"/>
+          <w:szCs w:val="32"/>
+        </w:rPr>
+      </w:pPr>
+      <w:r>
+        <w:rPr>
+          <w:rFonts w:cs="Calibri"/>
+          <w:b/>
+          <w:bCs/>
+          <w:color w:val="D86DCB" w:themeColor="accent5" w:themeTint="99"/>
+          <w:sz w:val="32"/>
+          <w:szCs w:val="32"/>
+        </w:rPr>
+        <w:t xml:space="preserve">  if (</w:t>
+      </w:r>
+      <w:proofErr w:type="spellStart"/>
+      <w:r>
+        <w:rPr>
+          <w:rFonts w:cs="Calibri"/>
+          <w:b/>
+          <w:bCs/>
+          <w:color w:val="D86DCB" w:themeColor="accent5" w:themeTint="99"/>
+          <w:sz w:val="32"/>
+          <w:szCs w:val="32"/>
+        </w:rPr>
+        <w:t>dart.library.js_interop</w:t>
+      </w:r>
+      <w:proofErr w:type="spellEnd"/>
+      <w:r>
+        <w:rPr>
+          <w:rFonts w:cs="Calibri"/>
+          <w:b/>
+          <w:bCs/>
+          <w:color w:val="D86DCB" w:themeColor="accent5" w:themeTint="99"/>
+          <w:sz w:val="32"/>
+          <w:szCs w:val="32"/>
+        </w:rPr>
+        <w:t>) '</w:t>
+      </w:r>
+      <w:proofErr w:type="spellStart"/>
+      <w:r>
+        <w:rPr>
+          <w:rFonts w:cs="Calibri"/>
+          <w:b/>
+          <w:bCs/>
+          <w:color w:val="D86DCB" w:themeColor="accent5" w:themeTint="99"/>
+          <w:sz w:val="32"/>
+          <w:szCs w:val="32"/>
+        </w:rPr>
+        <w:t>wasm_web_</w:t>
+      </w:r>
+      <w:proofErr w:type="gramStart"/>
+      <w:r>
+        <w:rPr>
+          <w:rFonts w:cs="Calibri"/>
+          <w:b/>
+          <w:bCs/>
+          <w:color w:val="D86DCB" w:themeColor="accent5" w:themeTint="99"/>
+          <w:sz w:val="32"/>
+          <w:szCs w:val="32"/>
+        </w:rPr>
+        <w:t>interop.dart</w:t>
+      </w:r>
+      <w:proofErr w:type="spellEnd"/>
+      <w:proofErr w:type="gramEnd"/>
+      <w:r>
+        <w:rPr>
+          <w:rFonts w:cs="Calibri"/>
+          <w:b/>
+          <w:bCs/>
+          <w:color w:val="D86DCB" w:themeColor="accent5" w:themeTint="99"/>
+          <w:sz w:val="32"/>
+          <w:szCs w:val="32"/>
+        </w:rPr>
+        <w:t>';</w:t>
+      </w:r>
+    </w:p>
+    <w:p>
+      <w:pPr>
+        <w:jc w:val="both"/>
+        <w:rPr>
+          <w:rFonts w:cs="Calibri"/>
+          <w:sz w:val="32"/>
+          <w:szCs w:val="32"/>
+        </w:rPr>
+      </w:pPr>
+      <w:r>
+        <w:rPr>
+          <w:rFonts w:cs="Calibri"/>
+          <w:sz w:val="32"/>
+          <w:szCs w:val="32"/>
+        </w:rPr>
+        <w:t xml:space="preserve"># For more info on trouble shooting </w:t>
+      </w:r>
+      <w:r>
+        <w:rPr>
+          <w:rFonts w:cs="Calibri"/>
+          <w:b/>
+          <w:bCs/>
+          <w:sz w:val="32"/>
+          <w:szCs w:val="32"/>
+        </w:rPr>
+        <w:t>WASM</w:t>
+      </w:r>
+      <w:r>
+        <w:rPr>
+          <w:rFonts w:cs="Calibri"/>
+          <w:sz w:val="32"/>
+          <w:szCs w:val="32"/>
+        </w:rPr>
+        <w:t xml:space="preserve"> issues SEE this link </w:t>
+      </w:r>
+      <w:hyperlink r:id="rId6" w:history="1">
+        <w:r>
+          <w:rPr>
+            <w:rStyle w:val="Hyperlink"/>
+            <w:rFonts w:cs="Calibri"/>
+            <w:sz w:val="32"/>
+            <w:szCs w:val="32"/>
+          </w:rPr>
+          <w:t>https://docs.flutter.dev/platform-integration/web/wasm</w:t>
+        </w:r>
+      </w:hyperlink>
+    </w:p>
+    <w:p>
+      <w:pPr>
+        <w:jc w:val="both"/>
+        <w:rPr>
+          <w:rFonts w:cs="Calibri"/>
+          <w:sz w:val="32"/>
+          <w:szCs w:val="32"/>
+        </w:rPr>
+      </w:pPr>
+    </w:p>
+    <w:p>
+      <w:pPr>
+        <w:jc w:val="both"/>
+        <w:rPr>
+          <w:rFonts w:cs="Calibri"/>
+          <w:sz w:val="32"/>
+          <w:szCs w:val="32"/>
+        </w:rPr>
+      </w:pPr>
+      <w:r>
+        <w:rPr>
+          <w:rFonts w:cs="Calibri"/>
+          <w:b/>
+          <w:bCs/>
+          <w:sz w:val="32"/>
+          <w:szCs w:val="32"/>
+        </w:rPr>
+        <w:t xml:space="preserve">NOTE: </w:t>
+      </w:r>
+      <w:r>
+        <w:rPr>
+          <w:rFonts w:cs="Calibri"/>
+          <w:sz w:val="32"/>
+          <w:szCs w:val="32"/>
+        </w:rPr>
+        <w:t xml:space="preserve">The </w:t>
+      </w:r>
+      <w:r>
+        <w:rPr>
+          <w:rFonts w:cs="Calibri"/>
+          <w:b/>
+          <w:bCs/>
+          <w:sz w:val="32"/>
+          <w:szCs w:val="32"/>
+        </w:rPr>
+        <w:t>Flutter</w:t>
+      </w:r>
+      <w:r>
+        <w:rPr>
+          <w:rFonts w:cs="Calibri"/>
+          <w:sz w:val="32"/>
+          <w:szCs w:val="32"/>
+        </w:rPr>
+        <w:t xml:space="preserve"> team is looking in to making the WASM-by-default for</w:t>
+      </w:r>
+      <w:r>
+        <w:rPr>
+          <w:rFonts w:cs="Calibri"/>
+          <w:b/>
+          <w:bCs/>
+          <w:sz w:val="32"/>
+          <w:szCs w:val="32"/>
+        </w:rPr>
+        <w:t xml:space="preserve"> Flutter</w:t>
+      </w:r>
+      <w:r>
+        <w:rPr>
+          <w:rFonts w:cs="Calibri"/>
+          <w:sz w:val="32"/>
+          <w:szCs w:val="32"/>
+        </w:rPr>
+        <w:t xml:space="preserve"> web</w:t>
+      </w:r>
+    </w:p>
+    <w:p>
+      <w:pPr>
+        <w:jc w:val="both"/>
+        <w:rPr>
+          <w:rFonts w:cs="Calibri"/>
+          <w:sz w:val="32"/>
+          <w:szCs w:val="32"/>
+        </w:rPr>
+      </w:pPr>
+    </w:p>
+    <w:p>
+      <w:pPr>
+        <w:jc w:val="both"/>
+        <w:rPr>
+          <w:rFonts w:cs="Calibri"/>
+          <w:sz w:val="32"/>
+          <w:szCs w:val="32"/>
+        </w:rPr>
+      </w:pPr>
+    </w:p>
+    <w:p>
+      <w:pPr>
+        <w:jc w:val="center"/>
+        <w:rPr>
+          <w:rFonts w:cs="Calibri"/>
+          <w:sz w:val="32"/>
+          <w:szCs w:val="32"/>
+        </w:rPr>
+      </w:pPr>
+      <w:r>
+        <w:rPr>
+          <w:rFonts w:cs="Calibri"/>
+          <w:sz w:val="32"/>
+          <w:szCs w:val="32"/>
+        </w:rPr>
+        <w:t>Break</w:t>
+      </w:r>
+    </w:p>
+    <w:p>
+      <w:pPr>
+        <w:jc w:val="both"/>
+        <w:rPr>
+          <w:rFonts w:cs="Calibri"/>
+          <w:b/>
+          <w:bCs/>
+          <w:sz w:val="32"/>
+          <w:szCs w:val="32"/>
+        </w:rPr>
+      </w:pPr>
+    </w:p>
+    <w:p>
+      <w:pPr>
+        <w:jc w:val="both"/>
+        <w:rPr>
+          <w:rFonts w:cs="Calibri"/>
+          <w:b/>
+          <w:bCs/>
+          <w:sz w:val="32"/>
+          <w:szCs w:val="32"/>
+        </w:rPr>
+      </w:pPr>
+      <w:r>
+        <w:rPr>
+          <w:rFonts w:cs="Calibri"/>
+          <w:b/>
+          <w:bCs/>
+          <w:sz w:val="32"/>
+          <w:szCs w:val="32"/>
+        </w:rPr>
         <w:t>Preloading or Pre-caching Google Fonts:</w:t>
       </w:r>
     </w:p>
@@ -174,34 +3271,36 @@
       <w:pPr>
         <w:jc w:val="both"/>
         <w:rPr>
-          <w:rFonts w:ascii="Calibri" w:hAnsi="Calibri" w:cs="Calibri"/>
-          <w:sz w:val="36"/>
-          <w:szCs w:val="36"/>
-        </w:rPr>
-      </w:pPr>
-      <w:r>
-        <w:rPr>
-          <w:rFonts w:ascii="Calibri" w:hAnsi="Calibri" w:cs="Calibri"/>
-          <w:sz w:val="36"/>
-          <w:szCs w:val="36"/>
+          <w:rFonts w:cs="Calibri"/>
+          <w:sz w:val="32"/>
+          <w:szCs w:val="32"/>
+        </w:rPr>
+      </w:pPr>
+      <w:r>
+        <w:rPr>
+          <w:rFonts w:cs="Calibri"/>
+          <w:sz w:val="32"/>
+          <w:szCs w:val="32"/>
         </w:rPr>
         <w:t xml:space="preserve"># When using the </w:t>
       </w:r>
-      <w:r>
-        <w:rPr>
-          <w:rFonts w:ascii="Calibri" w:hAnsi="Calibri" w:cs="Calibri"/>
-          <w:b/>
-          <w:bCs/>
-          <w:sz w:val="36"/>
-          <w:szCs w:val="36"/>
+      <w:proofErr w:type="spellStart"/>
+      <w:r>
+        <w:rPr>
+          <w:rFonts w:cs="Calibri"/>
+          <w:b/>
+          <w:bCs/>
+          <w:sz w:val="32"/>
+          <w:szCs w:val="32"/>
         </w:rPr>
         <w:t>google_fonts</w:t>
       </w:r>
-      <w:r>
-        <w:rPr>
-          <w:rFonts w:ascii="Calibri" w:hAnsi="Calibri" w:cs="Calibri"/>
-          <w:sz w:val="36"/>
-          <w:szCs w:val="36"/>
+      <w:proofErr w:type="spellEnd"/>
+      <w:r>
+        <w:rPr>
+          <w:rFonts w:cs="Calibri"/>
+          <w:sz w:val="32"/>
+          <w:szCs w:val="32"/>
         </w:rPr>
         <w:t xml:space="preserve"> package there are two possible behaviors depending on our setup</w:t>
       </w:r>
@@ -210,26 +3309,26 @@
       <w:pPr>
         <w:jc w:val="both"/>
         <w:rPr>
-          <w:rFonts w:ascii="Calibri" w:hAnsi="Calibri" w:cs="Calibri"/>
-          <w:sz w:val="36"/>
-          <w:szCs w:val="36"/>
-        </w:rPr>
-      </w:pPr>
-    </w:p>
-    <w:p>
-      <w:pPr>
-        <w:jc w:val="both"/>
-        <w:rPr>
-          <w:rFonts w:ascii="Calibri" w:hAnsi="Calibri" w:cs="Calibri"/>
-          <w:sz w:val="36"/>
-          <w:szCs w:val="36"/>
-        </w:rPr>
-      </w:pPr>
-      <w:r>
-        <w:rPr>
-          <w:rFonts w:ascii="Calibri" w:hAnsi="Calibri" w:cs="Calibri"/>
-          <w:sz w:val="36"/>
-          <w:szCs w:val="36"/>
+          <w:rFonts w:cs="Calibri"/>
+          <w:sz w:val="32"/>
+          <w:szCs w:val="32"/>
+        </w:rPr>
+      </w:pPr>
+    </w:p>
+    <w:p>
+      <w:pPr>
+        <w:jc w:val="both"/>
+        <w:rPr>
+          <w:rFonts w:cs="Calibri"/>
+          <w:sz w:val="32"/>
+          <w:szCs w:val="32"/>
+        </w:rPr>
+      </w:pPr>
+      <w:r>
+        <w:rPr>
+          <w:rFonts w:cs="Calibri"/>
+          <w:sz w:val="32"/>
+          <w:szCs w:val="32"/>
         </w:rPr>
         <w:t>Scenario-1, Runtime Font Fetching:</w:t>
       </w:r>
@@ -238,34 +3337,46 @@
       <w:pPr>
         <w:jc w:val="both"/>
         <w:rPr>
-          <w:rFonts w:ascii="Calibri" w:hAnsi="Calibri" w:cs="Calibri"/>
-          <w:sz w:val="36"/>
-          <w:szCs w:val="36"/>
-        </w:rPr>
-      </w:pPr>
-      <w:r>
-        <w:rPr>
-          <w:rFonts w:ascii="Calibri" w:hAnsi="Calibri" w:cs="Calibri"/>
-          <w:sz w:val="36"/>
-          <w:szCs w:val="36"/>
+          <w:rFonts w:cs="Calibri"/>
+          <w:sz w:val="32"/>
+          <w:szCs w:val="32"/>
+        </w:rPr>
+      </w:pPr>
+      <w:r>
+        <w:rPr>
+          <w:rFonts w:cs="Calibri"/>
+          <w:sz w:val="32"/>
+          <w:szCs w:val="32"/>
         </w:rPr>
         <w:t># Historically,</w:t>
       </w:r>
       <w:r>
         <w:rPr>
-          <w:rFonts w:ascii="Calibri" w:hAnsi="Calibri" w:cs="Calibri"/>
-          <w:b/>
-          <w:bCs/>
-          <w:sz w:val="36"/>
-          <w:szCs w:val="36"/>
-        </w:rPr>
-        <w:t xml:space="preserve"> google_fonts</w:t>
-      </w:r>
-      <w:r>
-        <w:rPr>
-          <w:rFonts w:ascii="Calibri" w:hAnsi="Calibri" w:cs="Calibri"/>
-          <w:sz w:val="36"/>
-          <w:szCs w:val="36"/>
+          <w:rFonts w:cs="Calibri"/>
+          <w:b/>
+          <w:bCs/>
+          <w:sz w:val="32"/>
+          <w:szCs w:val="32"/>
+        </w:rPr>
+        <w:t xml:space="preserve"> </w:t>
+      </w:r>
+      <w:proofErr w:type="spellStart"/>
+      <w:r>
+        <w:rPr>
+          <w:rFonts w:cs="Calibri"/>
+          <w:b/>
+          <w:bCs/>
+          <w:sz w:val="32"/>
+          <w:szCs w:val="32"/>
+        </w:rPr>
+        <w:t>google_fonts</w:t>
+      </w:r>
+      <w:proofErr w:type="spellEnd"/>
+      <w:r>
+        <w:rPr>
+          <w:rFonts w:cs="Calibri"/>
+          <w:sz w:val="32"/>
+          <w:szCs w:val="32"/>
         </w:rPr>
         <w:t xml:space="preserve"> could:</w:t>
       </w:r>
@@ -279,17 +3390,18 @@
         </w:numPr>
         <w:jc w:val="both"/>
         <w:rPr>
-          <w:rFonts w:ascii="Calibri" w:hAnsi="Calibri" w:cs="Calibri"/>
-          <w:sz w:val="36"/>
-          <w:szCs w:val="36"/>
-        </w:rPr>
-      </w:pPr>
-      <w:r>
-        <w:rPr>
-          <w:rFonts w:ascii="Calibri" w:hAnsi="Calibri" w:cs="Calibri"/>
-          <w:sz w:val="36"/>
-          <w:szCs w:val="36"/>
-        </w:rPr>
+          <w:rFonts w:cs="Calibri"/>
+          <w:sz w:val="32"/>
+          <w:szCs w:val="32"/>
+        </w:rPr>
+      </w:pPr>
+      <w:r>
+        <w:rPr>
+          <w:rFonts w:cs="Calibri"/>
+          <w:sz w:val="32"/>
+          <w:szCs w:val="32"/>
+        </w:rPr>
+        <w:lastRenderedPageBreak/>
         <w:t>Download fonts at runtime until then user sees system font (Roboto).</w:t>
       </w:r>
     </w:p>
@@ -302,16 +3414,16 @@
         </w:numPr>
         <w:jc w:val="both"/>
         <w:rPr>
-          <w:rFonts w:ascii="Calibri" w:hAnsi="Calibri" w:cs="Calibri"/>
-          <w:sz w:val="36"/>
-          <w:szCs w:val="36"/>
-        </w:rPr>
-      </w:pPr>
-      <w:r>
-        <w:rPr>
-          <w:rFonts w:ascii="Calibri" w:hAnsi="Calibri" w:cs="Calibri"/>
-          <w:sz w:val="36"/>
-          <w:szCs w:val="36"/>
+          <w:rFonts w:cs="Calibri"/>
+          <w:sz w:val="32"/>
+          <w:szCs w:val="32"/>
+        </w:rPr>
+      </w:pPr>
+      <w:r>
+        <w:rPr>
+          <w:rFonts w:cs="Calibri"/>
+          <w:sz w:val="32"/>
+          <w:szCs w:val="32"/>
         </w:rPr>
         <w:t>Then switches to google font after download this can cause font flashing like Flash of Invisible text or Flash un-styled text</w:t>
       </w:r>
@@ -320,26 +3432,26 @@
       <w:pPr>
         <w:jc w:val="both"/>
         <w:rPr>
-          <w:rFonts w:ascii="Calibri" w:hAnsi="Calibri" w:cs="Calibri"/>
-          <w:sz w:val="36"/>
-          <w:szCs w:val="36"/>
-        </w:rPr>
-      </w:pPr>
-    </w:p>
-    <w:p>
-      <w:pPr>
-        <w:jc w:val="both"/>
-        <w:rPr>
-          <w:rFonts w:ascii="Calibri" w:hAnsi="Calibri" w:cs="Calibri"/>
-          <w:sz w:val="36"/>
-          <w:szCs w:val="36"/>
-        </w:rPr>
-      </w:pPr>
-      <w:r>
-        <w:rPr>
-          <w:rFonts w:ascii="Calibri" w:hAnsi="Calibri" w:cs="Calibri"/>
-          <w:sz w:val="36"/>
-          <w:szCs w:val="36"/>
+          <w:rFonts w:cs="Calibri"/>
+          <w:sz w:val="32"/>
+          <w:szCs w:val="32"/>
+        </w:rPr>
+      </w:pPr>
+    </w:p>
+    <w:p>
+      <w:pPr>
+        <w:jc w:val="both"/>
+        <w:rPr>
+          <w:rFonts w:cs="Calibri"/>
+          <w:sz w:val="32"/>
+          <w:szCs w:val="32"/>
+        </w:rPr>
+      </w:pPr>
+      <w:r>
+        <w:rPr>
+          <w:rFonts w:cs="Calibri"/>
+          <w:sz w:val="32"/>
+          <w:szCs w:val="32"/>
         </w:rPr>
         <w:t>Scenario-2, Bundled Fonts (Common Production Setup):</w:t>
       </w:r>
@@ -348,16 +3460,16 @@
       <w:pPr>
         <w:jc w:val="both"/>
         <w:rPr>
-          <w:rFonts w:ascii="Calibri" w:hAnsi="Calibri" w:cs="Calibri"/>
-          <w:sz w:val="36"/>
-          <w:szCs w:val="36"/>
-        </w:rPr>
-      </w:pPr>
-      <w:r>
-        <w:rPr>
-          <w:rFonts w:ascii="Calibri" w:hAnsi="Calibri" w:cs="Calibri"/>
-          <w:sz w:val="36"/>
-          <w:szCs w:val="36"/>
+          <w:rFonts w:cs="Calibri"/>
+          <w:sz w:val="32"/>
+          <w:szCs w:val="32"/>
+        </w:rPr>
+      </w:pPr>
+      <w:r>
+        <w:rPr>
+          <w:rFonts w:cs="Calibri"/>
+          <w:sz w:val="32"/>
+          <w:szCs w:val="32"/>
         </w:rPr>
         <w:t>#Bundling fonts locally is the best practice:</w:t>
       </w:r>
@@ -366,22 +3478,22 @@
       <w:pPr>
         <w:jc w:val="both"/>
         <w:rPr>
-          <w:rFonts w:ascii="Calibri" w:hAnsi="Calibri" w:cs="Calibri"/>
+          <w:rFonts w:cs="Calibri"/>
           <w:b/>
           <w:bCs/>
           <w:color w:val="60CAF3" w:themeColor="accent4" w:themeTint="99"/>
-          <w:sz w:val="36"/>
-          <w:szCs w:val="36"/>
-        </w:rPr>
-      </w:pPr>
-      <w:r>
-        <w:rPr>
-          <w:rFonts w:ascii="Calibri" w:hAnsi="Calibri" w:cs="Calibri"/>
+          <w:sz w:val="32"/>
+          <w:szCs w:val="32"/>
+        </w:rPr>
+      </w:pPr>
+      <w:r>
+        <w:rPr>
+          <w:rFonts w:cs="Calibri"/>
           <w:b/>
           <w:bCs/>
           <w:color w:val="60CAF3" w:themeColor="accent4" w:themeTint="99"/>
-          <w:sz w:val="36"/>
-          <w:szCs w:val="36"/>
+          <w:sz w:val="32"/>
+          <w:szCs w:val="32"/>
         </w:rPr>
         <w:t>flutter:</w:t>
       </w:r>
@@ -390,22 +3502,22 @@
       <w:pPr>
         <w:jc w:val="both"/>
         <w:rPr>
-          <w:rFonts w:ascii="Calibri" w:hAnsi="Calibri" w:cs="Calibri"/>
+          <w:rFonts w:cs="Calibri"/>
           <w:b/>
           <w:bCs/>
           <w:color w:val="60CAF3" w:themeColor="accent4" w:themeTint="99"/>
-          <w:sz w:val="36"/>
-          <w:szCs w:val="36"/>
-        </w:rPr>
-      </w:pPr>
-      <w:r>
-        <w:rPr>
-          <w:rFonts w:ascii="Calibri" w:hAnsi="Calibri" w:cs="Calibri"/>
+          <w:sz w:val="32"/>
+          <w:szCs w:val="32"/>
+        </w:rPr>
+      </w:pPr>
+      <w:r>
+        <w:rPr>
+          <w:rFonts w:cs="Calibri"/>
           <w:b/>
           <w:bCs/>
           <w:color w:val="60CAF3" w:themeColor="accent4" w:themeTint="99"/>
-          <w:sz w:val="36"/>
-          <w:szCs w:val="36"/>
+          <w:sz w:val="32"/>
+          <w:szCs w:val="32"/>
         </w:rPr>
         <w:t xml:space="preserve">  fonts:</w:t>
       </w:r>
@@ -414,22 +3526,22 @@
       <w:pPr>
         <w:jc w:val="both"/>
         <w:rPr>
-          <w:rFonts w:ascii="Calibri" w:hAnsi="Calibri" w:cs="Calibri"/>
+          <w:rFonts w:cs="Calibri"/>
           <w:b/>
           <w:bCs/>
           <w:color w:val="60CAF3" w:themeColor="accent4" w:themeTint="99"/>
-          <w:sz w:val="36"/>
-          <w:szCs w:val="36"/>
-        </w:rPr>
-      </w:pPr>
-      <w:r>
-        <w:rPr>
-          <w:rFonts w:ascii="Calibri" w:hAnsi="Calibri" w:cs="Calibri"/>
+          <w:sz w:val="32"/>
+          <w:szCs w:val="32"/>
+        </w:rPr>
+      </w:pPr>
+      <w:r>
+        <w:rPr>
+          <w:rFonts w:cs="Calibri"/>
           <w:b/>
           <w:bCs/>
           <w:color w:val="60CAF3" w:themeColor="accent4" w:themeTint="99"/>
-          <w:sz w:val="36"/>
-          <w:szCs w:val="36"/>
+          <w:sz w:val="32"/>
+          <w:szCs w:val="32"/>
         </w:rPr>
         <w:t xml:space="preserve">    - family: Inter</w:t>
       </w:r>
@@ -438,22 +3550,22 @@
       <w:pPr>
         <w:jc w:val="both"/>
         <w:rPr>
-          <w:rFonts w:ascii="Calibri" w:hAnsi="Calibri" w:cs="Calibri"/>
+          <w:rFonts w:cs="Calibri"/>
           <w:b/>
           <w:bCs/>
           <w:color w:val="60CAF3" w:themeColor="accent4" w:themeTint="99"/>
-          <w:sz w:val="36"/>
-          <w:szCs w:val="36"/>
-        </w:rPr>
-      </w:pPr>
-      <w:r>
-        <w:rPr>
-          <w:rFonts w:ascii="Calibri" w:hAnsi="Calibri" w:cs="Calibri"/>
+          <w:sz w:val="32"/>
+          <w:szCs w:val="32"/>
+        </w:rPr>
+      </w:pPr>
+      <w:r>
+        <w:rPr>
+          <w:rFonts w:cs="Calibri"/>
           <w:b/>
           <w:bCs/>
           <w:color w:val="60CAF3" w:themeColor="accent4" w:themeTint="99"/>
-          <w:sz w:val="36"/>
-          <w:szCs w:val="36"/>
+          <w:sz w:val="32"/>
+          <w:szCs w:val="32"/>
         </w:rPr>
         <w:t xml:space="preserve">      fonts:</w:t>
       </w:r>
@@ -462,22 +3574,22 @@
       <w:pPr>
         <w:jc w:val="both"/>
         <w:rPr>
-          <w:rFonts w:ascii="Calibri" w:hAnsi="Calibri" w:cs="Calibri"/>
+          <w:rFonts w:cs="Calibri"/>
           <w:b/>
           <w:bCs/>
           <w:color w:val="60CAF3" w:themeColor="accent4" w:themeTint="99"/>
-          <w:sz w:val="36"/>
-          <w:szCs w:val="36"/>
-        </w:rPr>
-      </w:pPr>
-      <w:r>
-        <w:rPr>
-          <w:rFonts w:ascii="Calibri" w:hAnsi="Calibri" w:cs="Calibri"/>
+          <w:sz w:val="32"/>
+          <w:szCs w:val="32"/>
+        </w:rPr>
+      </w:pPr>
+      <w:r>
+        <w:rPr>
+          <w:rFonts w:cs="Calibri"/>
           <w:b/>
           <w:bCs/>
           <w:color w:val="60CAF3" w:themeColor="accent4" w:themeTint="99"/>
-          <w:sz w:val="36"/>
-          <w:szCs w:val="36"/>
+          <w:sz w:val="32"/>
+          <w:szCs w:val="32"/>
         </w:rPr>
         <w:t xml:space="preserve">        - asset: assets/fonts/Inter-Regular.ttf</w:t>
       </w:r>
@@ -486,35 +3598,35 @@
       <w:pPr>
         <w:jc w:val="both"/>
         <w:rPr>
-          <w:rFonts w:ascii="Calibri" w:hAnsi="Calibri" w:cs="Calibri"/>
-          <w:sz w:val="36"/>
-          <w:szCs w:val="36"/>
-        </w:rPr>
-      </w:pPr>
-      <w:r>
-        <w:rPr>
-          <w:rFonts w:ascii="Calibri" w:hAnsi="Calibri" w:cs="Calibri"/>
-          <w:sz w:val="36"/>
-          <w:szCs w:val="36"/>
+          <w:rFonts w:cs="Calibri"/>
+          <w:sz w:val="32"/>
+          <w:szCs w:val="32"/>
+        </w:rPr>
+      </w:pPr>
+      <w:r>
+        <w:rPr>
+          <w:rFonts w:cs="Calibri"/>
+          <w:sz w:val="32"/>
+          <w:szCs w:val="32"/>
         </w:rPr>
         <w:t># Or use Google Font’s</w:t>
       </w:r>
       <w:r>
         <w:rPr>
-          <w:rFonts w:ascii="Calibri" w:hAnsi="Calibri" w:cs="Calibri"/>
+          <w:rFonts w:cs="Calibri"/>
           <w:b/>
           <w:bCs/>
           <w:color w:val="60CAF3" w:themeColor="accent4" w:themeTint="99"/>
-          <w:sz w:val="36"/>
-          <w:szCs w:val="36"/>
+          <w:sz w:val="32"/>
+          <w:szCs w:val="32"/>
         </w:rPr>
         <w:t xml:space="preserve"> </w:t>
       </w:r>
       <w:r>
         <w:rPr>
-          <w:rFonts w:ascii="Calibri" w:hAnsi="Calibri" w:cs="Calibri"/>
-          <w:sz w:val="36"/>
-          <w:szCs w:val="36"/>
+          <w:rFonts w:cs="Calibri"/>
+          <w:sz w:val="32"/>
+          <w:szCs w:val="32"/>
         </w:rPr>
         <w:t>asset generation. Then:</w:t>
       </w:r>
@@ -528,16 +3640,16 @@
         </w:numPr>
         <w:jc w:val="both"/>
         <w:rPr>
-          <w:rFonts w:ascii="Calibri" w:hAnsi="Calibri" w:cs="Calibri"/>
-          <w:sz w:val="36"/>
-          <w:szCs w:val="36"/>
-        </w:rPr>
-      </w:pPr>
-      <w:r>
-        <w:rPr>
-          <w:rFonts w:ascii="Calibri" w:hAnsi="Calibri" w:cs="Calibri"/>
-          <w:sz w:val="36"/>
-          <w:szCs w:val="36"/>
+          <w:rFonts w:cs="Calibri"/>
+          <w:sz w:val="32"/>
+          <w:szCs w:val="32"/>
+        </w:rPr>
+      </w:pPr>
+      <w:r>
+        <w:rPr>
+          <w:rFonts w:cs="Calibri"/>
+          <w:sz w:val="32"/>
+          <w:szCs w:val="32"/>
         </w:rPr>
         <w:t>Font already inside APK</w:t>
       </w:r>
@@ -551,16 +3663,16 @@
         </w:numPr>
         <w:jc w:val="both"/>
         <w:rPr>
-          <w:rFonts w:ascii="Calibri" w:hAnsi="Calibri" w:cs="Calibri"/>
-          <w:sz w:val="36"/>
-          <w:szCs w:val="36"/>
-        </w:rPr>
-      </w:pPr>
-      <w:r>
-        <w:rPr>
-          <w:rFonts w:ascii="Calibri" w:hAnsi="Calibri" w:cs="Calibri"/>
-          <w:sz w:val="36"/>
-          <w:szCs w:val="36"/>
+          <w:rFonts w:cs="Calibri"/>
+          <w:sz w:val="32"/>
+          <w:szCs w:val="32"/>
+        </w:rPr>
+      </w:pPr>
+      <w:r>
+        <w:rPr>
+          <w:rFonts w:cs="Calibri"/>
+          <w:sz w:val="32"/>
+          <w:szCs w:val="32"/>
         </w:rPr>
         <w:t>Font already inside IPA</w:t>
       </w:r>
@@ -574,16 +3686,16 @@
         </w:numPr>
         <w:jc w:val="both"/>
         <w:rPr>
-          <w:rFonts w:ascii="Calibri" w:hAnsi="Calibri" w:cs="Calibri"/>
-          <w:sz w:val="36"/>
-          <w:szCs w:val="36"/>
-        </w:rPr>
-      </w:pPr>
-      <w:r>
-        <w:rPr>
-          <w:rFonts w:ascii="Calibri" w:hAnsi="Calibri" w:cs="Calibri"/>
-          <w:sz w:val="36"/>
-          <w:szCs w:val="36"/>
+          <w:rFonts w:cs="Calibri"/>
+          <w:sz w:val="32"/>
+          <w:szCs w:val="32"/>
+        </w:rPr>
+      </w:pPr>
+      <w:r>
+        <w:rPr>
+          <w:rFonts w:cs="Calibri"/>
+          <w:sz w:val="32"/>
+          <w:szCs w:val="32"/>
         </w:rPr>
         <w:t>Font already inside web build</w:t>
       </w:r>
@@ -592,970 +3704,1163 @@
       <w:pPr>
         <w:jc w:val="both"/>
         <w:rPr>
-          <w:rFonts w:ascii="Calibri" w:hAnsi="Calibri" w:cs="Calibri"/>
-          <w:sz w:val="36"/>
-          <w:szCs w:val="36"/>
-        </w:rPr>
-      </w:pPr>
-      <w:r>
-        <w:rPr>
-          <w:rFonts w:ascii="Calibri" w:hAnsi="Calibri" w:cs="Calibri"/>
-          <w:sz w:val="36"/>
-          <w:szCs w:val="36"/>
+          <w:rFonts w:cs="Calibri"/>
+          <w:sz w:val="32"/>
+          <w:szCs w:val="32"/>
+        </w:rPr>
+      </w:pPr>
+      <w:r>
+        <w:rPr>
+          <w:rFonts w:cs="Calibri"/>
+          <w:sz w:val="32"/>
+          <w:szCs w:val="32"/>
+        </w:rPr>
+        <w:t># No download, No flash &amp; No issue.</w:t>
+      </w:r>
+    </w:p>
+    <w:p>
+      <w:pPr>
+        <w:jc w:val="both"/>
+        <w:rPr>
+          <w:rFonts w:cs="Calibri"/>
+          <w:sz w:val="32"/>
+          <w:szCs w:val="32"/>
+        </w:rPr>
+      </w:pPr>
+    </w:p>
+    <w:p>
+      <w:pPr>
+        <w:jc w:val="both"/>
+        <w:rPr>
+          <w:rFonts w:cs="Calibri"/>
+          <w:sz w:val="32"/>
+          <w:szCs w:val="32"/>
+        </w:rPr>
+      </w:pPr>
+      <w:r>
+        <w:rPr>
+          <w:rFonts w:cs="Calibri"/>
+          <w:sz w:val="32"/>
+          <w:szCs w:val="32"/>
+        </w:rPr>
+        <w:t>Preloading:</w:t>
+      </w:r>
+    </w:p>
+    <w:p>
+      <w:pPr>
+        <w:jc w:val="both"/>
+        <w:rPr>
+          <w:rFonts w:cs="Calibri"/>
+          <w:sz w:val="32"/>
+          <w:szCs w:val="32"/>
+        </w:rPr>
+      </w:pPr>
+      <w:r>
+        <w:rPr>
+          <w:rFonts w:cs="Calibri"/>
+          <w:sz w:val="32"/>
+          <w:szCs w:val="32"/>
+        </w:rPr>
+        <w:t xml:space="preserve"># </w:t>
+      </w:r>
+      <w:proofErr w:type="spellStart"/>
+      <w:r>
+        <w:rPr>
+          <w:rFonts w:cs="Calibri"/>
+          <w:b/>
+          <w:bCs/>
+          <w:sz w:val="32"/>
+          <w:szCs w:val="32"/>
+        </w:rPr>
+        <w:t>GoogleFonts.pendingFonts</w:t>
+      </w:r>
+      <w:proofErr w:type="spellEnd"/>
+      <w:r>
+        <w:rPr>
+          <w:rFonts w:cs="Calibri"/>
+          <w:b/>
+          <w:bCs/>
+          <w:sz w:val="32"/>
+          <w:szCs w:val="32"/>
+        </w:rPr>
+        <w:t>([…])</w:t>
+      </w:r>
+      <w:r>
+        <w:rPr>
+          <w:rFonts w:cs="Calibri"/>
+          <w:sz w:val="32"/>
+          <w:szCs w:val="32"/>
+        </w:rPr>
+        <w:t xml:space="preserve"> method tells </w:t>
+      </w:r>
+      <w:r>
+        <w:rPr>
+          <w:rFonts w:cs="Calibri"/>
+          <w:b/>
+          <w:bCs/>
+          <w:sz w:val="32"/>
+          <w:szCs w:val="32"/>
+        </w:rPr>
+        <w:t>Flutter</w:t>
+      </w:r>
+      <w:r>
+        <w:rPr>
+          <w:rFonts w:cs="Calibri"/>
+          <w:sz w:val="32"/>
+          <w:szCs w:val="32"/>
+        </w:rPr>
+        <w:t xml:space="preserve"> wait until these fonts are ready before</w:t>
+      </w:r>
+      <w:r>
+        <w:rPr>
+          <w:rFonts w:cs="Calibri"/>
+          <w:b/>
+          <w:bCs/>
+          <w:sz w:val="32"/>
+          <w:szCs w:val="32"/>
+        </w:rPr>
+        <w:t xml:space="preserve"> </w:t>
+      </w:r>
+      <w:proofErr w:type="spellStart"/>
+      <w:proofErr w:type="gramStart"/>
+      <w:r>
+        <w:rPr>
+          <w:rFonts w:cs="Calibri"/>
+          <w:b/>
+          <w:bCs/>
+          <w:sz w:val="32"/>
+          <w:szCs w:val="32"/>
+        </w:rPr>
+        <w:t>runApp</w:t>
+      </w:r>
+      <w:proofErr w:type="spellEnd"/>
+      <w:r>
+        <w:rPr>
+          <w:rFonts w:cs="Calibri"/>
+          <w:b/>
+          <w:bCs/>
+          <w:sz w:val="32"/>
+          <w:szCs w:val="32"/>
+        </w:rPr>
+        <w:t>(</w:t>
+      </w:r>
+      <w:proofErr w:type="gramEnd"/>
+      <w:r>
+        <w:rPr>
+          <w:rFonts w:cs="Calibri"/>
+          <w:b/>
+          <w:bCs/>
+          <w:sz w:val="32"/>
+          <w:szCs w:val="32"/>
+        </w:rPr>
+        <w:t>)</w:t>
+      </w:r>
+      <w:r>
+        <w:rPr>
+          <w:rFonts w:cs="Calibri"/>
+          <w:sz w:val="32"/>
+          <w:szCs w:val="32"/>
+        </w:rPr>
+        <w:t xml:space="preserve">. Instead of running </w:t>
+      </w:r>
+      <w:proofErr w:type="spellStart"/>
+      <w:proofErr w:type="gramStart"/>
+      <w:r>
+        <w:rPr>
+          <w:rFonts w:cs="Calibri"/>
+          <w:b/>
+          <w:bCs/>
+          <w:sz w:val="32"/>
+          <w:szCs w:val="32"/>
+        </w:rPr>
+        <w:t>runApp</w:t>
+      </w:r>
+      <w:proofErr w:type="spellEnd"/>
+      <w:r>
+        <w:rPr>
+          <w:rFonts w:cs="Calibri"/>
+          <w:b/>
+          <w:bCs/>
+          <w:sz w:val="32"/>
+          <w:szCs w:val="32"/>
+        </w:rPr>
+        <w:t>(</w:t>
+      </w:r>
+      <w:proofErr w:type="gramEnd"/>
+      <w:r>
+        <w:rPr>
+          <w:rFonts w:cs="Calibri"/>
+          <w:b/>
+          <w:bCs/>
+          <w:sz w:val="32"/>
+          <w:szCs w:val="32"/>
+        </w:rPr>
+        <w:t>)</w:t>
+      </w:r>
+      <w:r>
+        <w:rPr>
+          <w:rFonts w:cs="Calibri"/>
+          <w:sz w:val="32"/>
+          <w:szCs w:val="32"/>
+        </w:rPr>
+        <w:t xml:space="preserve"> first and load font later, do this:</w:t>
+      </w:r>
+    </w:p>
+    <w:p>
+      <w:pPr>
+        <w:jc w:val="both"/>
+        <w:rPr>
+          <w:rFonts w:cs="Calibri"/>
+          <w:b/>
+          <w:bCs/>
+          <w:sz w:val="28"/>
+          <w:szCs w:val="28"/>
+        </w:rPr>
+      </w:pPr>
+      <w:r>
+        <w:rPr>
+          <w:rFonts w:cs="Calibri"/>
+          <w:b/>
+          <w:bCs/>
+          <w:sz w:val="28"/>
+          <w:szCs w:val="28"/>
+        </w:rPr>
+        <w:t>Load font</w:t>
+      </w:r>
+    </w:p>
+    <w:p>
+      <w:pPr>
+        <w:jc w:val="both"/>
+        <w:rPr>
+          <w:rFonts w:cs="Calibri"/>
+          <w:b/>
+          <w:bCs/>
+          <w:sz w:val="28"/>
+          <w:szCs w:val="28"/>
+        </w:rPr>
+      </w:pPr>
+      <w:r>
+        <w:rPr>
+          <w:rFonts w:cs="Calibri"/>
+          <w:b/>
+          <w:bCs/>
+          <w:sz w:val="28"/>
+          <w:szCs w:val="28"/>
+        </w:rPr>
+        <w:t xml:space="preserve">     ↓</w:t>
+      </w:r>
+    </w:p>
+    <w:p>
+      <w:pPr>
+        <w:jc w:val="both"/>
+        <w:rPr>
+          <w:rFonts w:cs="Calibri"/>
+          <w:b/>
+          <w:bCs/>
+          <w:sz w:val="28"/>
+          <w:szCs w:val="28"/>
+        </w:rPr>
+      </w:pPr>
+      <w:r>
+        <w:rPr>
+          <w:rFonts w:cs="Calibri"/>
+          <w:b/>
+          <w:bCs/>
+          <w:sz w:val="28"/>
+          <w:szCs w:val="28"/>
+        </w:rPr>
+        <w:t>Font available</w:t>
+      </w:r>
+    </w:p>
+    <w:p>
+      <w:pPr>
+        <w:jc w:val="both"/>
+        <w:rPr>
+          <w:rFonts w:cs="Calibri"/>
+          <w:b/>
+          <w:bCs/>
+          <w:sz w:val="28"/>
+          <w:szCs w:val="28"/>
+        </w:rPr>
+      </w:pPr>
+      <w:r>
+        <w:rPr>
+          <w:rFonts w:cs="Calibri"/>
+          <w:b/>
+          <w:bCs/>
+          <w:sz w:val="28"/>
+          <w:szCs w:val="28"/>
         </w:rPr>
         <w:lastRenderedPageBreak/>
-        <w:t># No download, No flash &amp; No issue.</w:t>
-      </w:r>
-    </w:p>
-    <w:p>
-      <w:pPr>
-        <w:jc w:val="both"/>
-        <w:rPr>
-          <w:rFonts w:ascii="Calibri" w:hAnsi="Calibri" w:cs="Calibri"/>
-          <w:sz w:val="36"/>
-          <w:szCs w:val="36"/>
-        </w:rPr>
-      </w:pPr>
-    </w:p>
-    <w:p>
-      <w:pPr>
-        <w:jc w:val="both"/>
-        <w:rPr>
-          <w:rFonts w:ascii="Calibri" w:hAnsi="Calibri" w:cs="Calibri"/>
-          <w:sz w:val="36"/>
-          <w:szCs w:val="36"/>
-        </w:rPr>
-      </w:pPr>
-      <w:r>
-        <w:rPr>
-          <w:rFonts w:ascii="Calibri" w:hAnsi="Calibri" w:cs="Calibri"/>
-          <w:sz w:val="36"/>
-          <w:szCs w:val="36"/>
-        </w:rPr>
-        <w:t>Preloading:</w:t>
-      </w:r>
-    </w:p>
-    <w:p>
-      <w:pPr>
-        <w:jc w:val="both"/>
-        <w:rPr>
-          <w:rFonts w:ascii="Calibri" w:hAnsi="Calibri" w:cs="Calibri"/>
-          <w:sz w:val="36"/>
-          <w:szCs w:val="36"/>
-        </w:rPr>
-      </w:pPr>
-      <w:r>
-        <w:rPr>
-          <w:rFonts w:ascii="Calibri" w:hAnsi="Calibri" w:cs="Calibri"/>
-          <w:sz w:val="36"/>
-          <w:szCs w:val="36"/>
-        </w:rPr>
-        <w:t xml:space="preserve"># </w:t>
-      </w:r>
-      <w:r>
-        <w:rPr>
-          <w:rFonts w:ascii="Calibri" w:hAnsi="Calibri" w:cs="Calibri"/>
-          <w:b/>
-          <w:bCs/>
-          <w:sz w:val="36"/>
-          <w:szCs w:val="36"/>
-        </w:rPr>
-        <w:t>GoogleFonts.pendingFonts([…])</w:t>
-      </w:r>
-      <w:r>
-        <w:rPr>
-          <w:rFonts w:ascii="Calibri" w:hAnsi="Calibri" w:cs="Calibri"/>
-          <w:sz w:val="36"/>
-          <w:szCs w:val="36"/>
-        </w:rPr>
-        <w:t xml:space="preserve"> method tells </w:t>
-      </w:r>
-      <w:r>
-        <w:rPr>
-          <w:rFonts w:ascii="Calibri" w:hAnsi="Calibri" w:cs="Calibri"/>
-          <w:b/>
-          <w:bCs/>
-          <w:sz w:val="36"/>
-          <w:szCs w:val="36"/>
-        </w:rPr>
-        <w:t>Flutter</w:t>
-      </w:r>
-      <w:r>
-        <w:rPr>
-          <w:rFonts w:ascii="Calibri" w:hAnsi="Calibri" w:cs="Calibri"/>
-          <w:sz w:val="36"/>
-          <w:szCs w:val="36"/>
-        </w:rPr>
-        <w:t xml:space="preserve"> wait until these fonts are ready before</w:t>
-      </w:r>
-      <w:r>
-        <w:rPr>
-          <w:rFonts w:ascii="Calibri" w:hAnsi="Calibri" w:cs="Calibri"/>
-          <w:b/>
-          <w:bCs/>
-          <w:sz w:val="36"/>
-          <w:szCs w:val="36"/>
-        </w:rPr>
-        <w:t xml:space="preserve"> </w:t>
-      </w:r>
+        <w:t xml:space="preserve">     ↓</w:t>
+      </w:r>
+    </w:p>
+    <w:p>
+      <w:pPr>
+        <w:jc w:val="both"/>
+        <w:rPr>
+          <w:rFonts w:cs="Calibri"/>
+          <w:b/>
+          <w:bCs/>
+          <w:sz w:val="28"/>
+          <w:szCs w:val="28"/>
+        </w:rPr>
+      </w:pPr>
+      <w:proofErr w:type="spellStart"/>
       <w:proofErr w:type="gramStart"/>
       <w:r>
         <w:rPr>
-          <w:rFonts w:ascii="Calibri" w:hAnsi="Calibri" w:cs="Calibri"/>
-          <w:b/>
-          <w:bCs/>
-          <w:sz w:val="36"/>
-          <w:szCs w:val="36"/>
-        </w:rPr>
-        <w:t>runApp(</w:t>
+          <w:rFonts w:cs="Calibri"/>
+          <w:b/>
+          <w:bCs/>
+          <w:sz w:val="28"/>
+          <w:szCs w:val="28"/>
+        </w:rPr>
+        <w:t>runApp</w:t>
+      </w:r>
+      <w:proofErr w:type="spellEnd"/>
+      <w:r>
+        <w:rPr>
+          <w:rFonts w:cs="Calibri"/>
+          <w:b/>
+          <w:bCs/>
+          <w:sz w:val="28"/>
+          <w:szCs w:val="28"/>
+        </w:rPr>
+        <w:t>(</w:t>
       </w:r>
       <w:proofErr w:type="gramEnd"/>
       <w:r>
         <w:rPr>
-          <w:rFonts w:ascii="Calibri" w:hAnsi="Calibri" w:cs="Calibri"/>
-          <w:b/>
-          <w:bCs/>
-          <w:sz w:val="36"/>
-          <w:szCs w:val="36"/>
+          <w:rFonts w:cs="Calibri"/>
+          <w:b/>
+          <w:bCs/>
+          <w:sz w:val="28"/>
+          <w:szCs w:val="28"/>
         </w:rPr>
         <w:t>)</w:t>
       </w:r>
-      <w:r>
-        <w:rPr>
-          <w:rFonts w:ascii="Calibri" w:hAnsi="Calibri" w:cs="Calibri"/>
-          <w:sz w:val="36"/>
-          <w:szCs w:val="36"/>
-        </w:rPr>
-        <w:t xml:space="preserve">. Instead of running </w:t>
+    </w:p>
+    <w:p>
+      <w:pPr>
+        <w:jc w:val="both"/>
+        <w:rPr>
+          <w:rFonts w:cs="Calibri"/>
+          <w:sz w:val="32"/>
+          <w:szCs w:val="32"/>
+        </w:rPr>
+      </w:pPr>
+      <w:r>
+        <w:rPr>
+          <w:rFonts w:cs="Calibri"/>
+          <w:sz w:val="32"/>
+          <w:szCs w:val="32"/>
+        </w:rPr>
+        <w:t># This is mostly benefitted on</w:t>
+      </w:r>
+      <w:r>
+        <w:rPr>
+          <w:rFonts w:cs="Calibri"/>
+          <w:b/>
+          <w:bCs/>
+          <w:sz w:val="32"/>
+          <w:szCs w:val="32"/>
+        </w:rPr>
+        <w:t xml:space="preserve"> Flutter</w:t>
+      </w:r>
+      <w:r>
+        <w:rPr>
+          <w:rFonts w:cs="Calibri"/>
+          <w:sz w:val="32"/>
+          <w:szCs w:val="32"/>
+        </w:rPr>
+        <w:t xml:space="preserve"> web because:</w:t>
+      </w:r>
+    </w:p>
+    <w:p>
+      <w:pPr>
+        <w:jc w:val="both"/>
+        <w:rPr>
+          <w:rFonts w:cs="Calibri"/>
+          <w:b/>
+          <w:bCs/>
+          <w:sz w:val="28"/>
+          <w:szCs w:val="28"/>
+        </w:rPr>
+      </w:pPr>
+      <w:r>
+        <w:rPr>
+          <w:rFonts w:cs="Calibri"/>
+          <w:b/>
+          <w:bCs/>
+          <w:sz w:val="28"/>
+          <w:szCs w:val="28"/>
+        </w:rPr>
+        <w:t>Web</w:t>
+      </w:r>
+    </w:p>
+    <w:p>
+      <w:pPr>
+        <w:jc w:val="both"/>
+        <w:rPr>
+          <w:rFonts w:cs="Calibri"/>
+          <w:b/>
+          <w:bCs/>
+          <w:sz w:val="28"/>
+          <w:szCs w:val="28"/>
+        </w:rPr>
+      </w:pPr>
+      <w:r>
+        <w:rPr>
+          <w:rFonts w:cs="Calibri"/>
+          <w:b/>
+          <w:bCs/>
+          <w:sz w:val="28"/>
+          <w:szCs w:val="28"/>
+        </w:rPr>
+        <w:t>↓</w:t>
+      </w:r>
+    </w:p>
+    <w:p>
+      <w:pPr>
+        <w:jc w:val="both"/>
+        <w:rPr>
+          <w:rFonts w:cs="Calibri"/>
+          <w:b/>
+          <w:bCs/>
+          <w:sz w:val="28"/>
+          <w:szCs w:val="28"/>
+        </w:rPr>
+      </w:pPr>
+      <w:r>
+        <w:rPr>
+          <w:rFonts w:cs="Calibri"/>
+          <w:b/>
+          <w:bCs/>
+          <w:sz w:val="28"/>
+          <w:szCs w:val="28"/>
+        </w:rPr>
+        <w:t>Network involved</w:t>
+      </w:r>
+    </w:p>
+    <w:p>
+      <w:pPr>
+        <w:jc w:val="both"/>
+        <w:rPr>
+          <w:rFonts w:cs="Calibri"/>
+          <w:b/>
+          <w:bCs/>
+          <w:sz w:val="28"/>
+          <w:szCs w:val="28"/>
+        </w:rPr>
+      </w:pPr>
+      <w:r>
+        <w:rPr>
+          <w:rFonts w:cs="Calibri"/>
+          <w:b/>
+          <w:bCs/>
+          <w:sz w:val="28"/>
+          <w:szCs w:val="28"/>
+        </w:rPr>
+        <w:t>↓</w:t>
+      </w:r>
+    </w:p>
+    <w:p>
+      <w:pPr>
+        <w:jc w:val="both"/>
+        <w:rPr>
+          <w:rFonts w:cs="Calibri"/>
+          <w:b/>
+          <w:bCs/>
+          <w:sz w:val="28"/>
+          <w:szCs w:val="28"/>
+        </w:rPr>
+      </w:pPr>
+      <w:r>
+        <w:rPr>
+          <w:rFonts w:cs="Calibri"/>
+          <w:b/>
+          <w:bCs/>
+          <w:sz w:val="28"/>
+          <w:szCs w:val="28"/>
+        </w:rPr>
+        <w:t>Fonts may arrive later</w:t>
+      </w:r>
+    </w:p>
+    <w:p>
+      <w:pPr>
+        <w:jc w:val="both"/>
+        <w:rPr>
+          <w:rFonts w:cs="Calibri"/>
+          <w:b/>
+          <w:bCs/>
+          <w:sz w:val="28"/>
+          <w:szCs w:val="28"/>
+        </w:rPr>
+      </w:pPr>
+      <w:r>
+        <w:rPr>
+          <w:rFonts w:cs="Calibri"/>
+          <w:b/>
+          <w:bCs/>
+          <w:sz w:val="28"/>
+          <w:szCs w:val="28"/>
+        </w:rPr>
+        <w:t>↓</w:t>
+      </w:r>
+    </w:p>
+    <w:p>
+      <w:pPr>
+        <w:jc w:val="both"/>
+        <w:rPr>
+          <w:rFonts w:cs="Calibri"/>
+          <w:b/>
+          <w:bCs/>
+          <w:sz w:val="28"/>
+          <w:szCs w:val="28"/>
+        </w:rPr>
+      </w:pPr>
+      <w:r>
+        <w:rPr>
+          <w:rFonts w:cs="Calibri"/>
+          <w:b/>
+          <w:bCs/>
+          <w:sz w:val="28"/>
+          <w:szCs w:val="28"/>
+        </w:rPr>
+        <w:t>Visible font swap</w:t>
+      </w:r>
+    </w:p>
+    <w:p>
+      <w:pPr>
+        <w:jc w:val="both"/>
+        <w:rPr>
+          <w:rFonts w:cs="Calibri"/>
+          <w:sz w:val="32"/>
+          <w:szCs w:val="32"/>
+        </w:rPr>
+      </w:pPr>
+      <w:r>
+        <w:rPr>
+          <w:rFonts w:cs="Calibri"/>
+          <w:sz w:val="32"/>
+          <w:szCs w:val="32"/>
+        </w:rPr>
+        <w:t># Code:</w:t>
+      </w:r>
+    </w:p>
+    <w:p>
+      <w:pPr>
+        <w:jc w:val="both"/>
+        <w:rPr>
+          <w:rFonts w:cs="Calibri"/>
+          <w:b/>
+          <w:bCs/>
+          <w:color w:val="D86DCB" w:themeColor="accent5" w:themeTint="99"/>
+          <w:sz w:val="32"/>
+          <w:szCs w:val="32"/>
+        </w:rPr>
+      </w:pPr>
+      <w:r>
+        <w:rPr>
+          <w:rFonts w:cs="Calibri"/>
+          <w:b/>
+          <w:bCs/>
+          <w:color w:val="D86DCB" w:themeColor="accent5" w:themeTint="99"/>
+          <w:sz w:val="32"/>
+          <w:szCs w:val="32"/>
+        </w:rPr>
+        <w:t xml:space="preserve">void </w:t>
       </w:r>
       <w:proofErr w:type="gramStart"/>
       <w:r>
         <w:rPr>
-          <w:rFonts w:ascii="Calibri" w:hAnsi="Calibri" w:cs="Calibri"/>
-          <w:b/>
-          <w:bCs/>
-          <w:sz w:val="36"/>
-          <w:szCs w:val="36"/>
-        </w:rPr>
-        <w:t>runApp(</w:t>
+          <w:rFonts w:cs="Calibri"/>
+          <w:b/>
+          <w:bCs/>
+          <w:color w:val="D86DCB" w:themeColor="accent5" w:themeTint="99"/>
+          <w:sz w:val="32"/>
+          <w:szCs w:val="32"/>
+        </w:rPr>
+        <w:t>main(</w:t>
       </w:r>
       <w:proofErr w:type="gramEnd"/>
       <w:r>
         <w:rPr>
-          <w:rFonts w:ascii="Calibri" w:hAnsi="Calibri" w:cs="Calibri"/>
-          <w:b/>
-          <w:bCs/>
-          <w:sz w:val="36"/>
-          <w:szCs w:val="36"/>
+          <w:rFonts w:cs="Calibri"/>
+          <w:b/>
+          <w:bCs/>
+          <w:color w:val="D86DCB" w:themeColor="accent5" w:themeTint="99"/>
+          <w:sz w:val="32"/>
+          <w:szCs w:val="32"/>
+        </w:rPr>
+        <w:t>) async {</w:t>
+      </w:r>
+    </w:p>
+    <w:p>
+      <w:pPr>
+        <w:jc w:val="both"/>
+        <w:rPr>
+          <w:rFonts w:cs="Calibri"/>
+          <w:b/>
+          <w:bCs/>
+          <w:color w:val="D86DCB" w:themeColor="accent5" w:themeTint="99"/>
+          <w:sz w:val="32"/>
+          <w:szCs w:val="32"/>
+        </w:rPr>
+      </w:pPr>
+      <w:r>
+        <w:rPr>
+          <w:rFonts w:cs="Calibri"/>
+          <w:b/>
+          <w:bCs/>
+          <w:color w:val="D86DCB" w:themeColor="accent5" w:themeTint="99"/>
+          <w:sz w:val="32"/>
+          <w:szCs w:val="32"/>
+        </w:rPr>
+        <w:t xml:space="preserve">  </w:t>
+      </w:r>
+      <w:proofErr w:type="spellStart"/>
+      <w:r>
+        <w:rPr>
+          <w:rFonts w:cs="Calibri"/>
+          <w:b/>
+          <w:bCs/>
+          <w:color w:val="D86DCB" w:themeColor="accent5" w:themeTint="99"/>
+          <w:sz w:val="32"/>
+          <w:szCs w:val="32"/>
+        </w:rPr>
+        <w:t>WidgetsFlutterBinding.ensureInitialized</w:t>
+      </w:r>
+      <w:proofErr w:type="spellEnd"/>
+      <w:r>
+        <w:rPr>
+          <w:rFonts w:cs="Calibri"/>
+          <w:b/>
+          <w:bCs/>
+          <w:color w:val="D86DCB" w:themeColor="accent5" w:themeTint="99"/>
+          <w:sz w:val="32"/>
+          <w:szCs w:val="32"/>
+        </w:rPr>
+        <w:t>();</w:t>
+      </w:r>
+    </w:p>
+    <w:p>
+      <w:pPr>
+        <w:jc w:val="both"/>
+        <w:rPr>
+          <w:rFonts w:cs="Calibri"/>
+          <w:b/>
+          <w:bCs/>
+          <w:color w:val="D86DCB" w:themeColor="accent5" w:themeTint="99"/>
+          <w:sz w:val="32"/>
+          <w:szCs w:val="32"/>
+        </w:rPr>
+      </w:pPr>
+      <w:r>
+        <w:rPr>
+          <w:rFonts w:cs="Calibri"/>
+          <w:b/>
+          <w:bCs/>
+          <w:color w:val="D86DCB" w:themeColor="accent5" w:themeTint="99"/>
+          <w:sz w:val="32"/>
+          <w:szCs w:val="32"/>
+        </w:rPr>
+        <w:t xml:space="preserve">  await </w:t>
+      </w:r>
+      <w:proofErr w:type="spellStart"/>
+      <w:r>
+        <w:rPr>
+          <w:rFonts w:cs="Calibri"/>
+          <w:b/>
+          <w:bCs/>
+          <w:color w:val="D86DCB" w:themeColor="accent5" w:themeTint="99"/>
+          <w:sz w:val="32"/>
+          <w:szCs w:val="32"/>
+        </w:rPr>
+        <w:t>GoogleFonts.pendingFonts</w:t>
+      </w:r>
+      <w:proofErr w:type="spellEnd"/>
+      <w:r>
+        <w:rPr>
+          <w:rFonts w:cs="Calibri"/>
+          <w:b/>
+          <w:bCs/>
+          <w:color w:val="D86DCB" w:themeColor="accent5" w:themeTint="99"/>
+          <w:sz w:val="32"/>
+          <w:szCs w:val="32"/>
+        </w:rPr>
+        <w:t>([</w:t>
+      </w:r>
+    </w:p>
+    <w:p>
+      <w:pPr>
+        <w:jc w:val="both"/>
+        <w:rPr>
+          <w:rFonts w:cs="Calibri"/>
+          <w:b/>
+          <w:bCs/>
+          <w:color w:val="D86DCB" w:themeColor="accent5" w:themeTint="99"/>
+          <w:sz w:val="32"/>
+          <w:szCs w:val="32"/>
+        </w:rPr>
+      </w:pPr>
+      <w:r>
+        <w:rPr>
+          <w:rFonts w:cs="Calibri"/>
+          <w:b/>
+          <w:bCs/>
+          <w:color w:val="D86DCB" w:themeColor="accent5" w:themeTint="99"/>
+          <w:sz w:val="32"/>
+          <w:szCs w:val="32"/>
+        </w:rPr>
+        <w:t xml:space="preserve">    </w:t>
+      </w:r>
+      <w:proofErr w:type="spellStart"/>
+      <w:r>
+        <w:rPr>
+          <w:rFonts w:cs="Calibri"/>
+          <w:b/>
+          <w:bCs/>
+          <w:color w:val="D86DCB" w:themeColor="accent5" w:themeTint="99"/>
+          <w:sz w:val="32"/>
+          <w:szCs w:val="32"/>
+        </w:rPr>
+        <w:t>GoogleFonts.inter</w:t>
+      </w:r>
+      <w:proofErr w:type="spellEnd"/>
+      <w:r>
+        <w:rPr>
+          <w:rFonts w:cs="Calibri"/>
+          <w:b/>
+          <w:bCs/>
+          <w:color w:val="D86DCB" w:themeColor="accent5" w:themeTint="99"/>
+          <w:sz w:val="32"/>
+          <w:szCs w:val="32"/>
+        </w:rPr>
+        <w:t>(),</w:t>
+      </w:r>
+    </w:p>
+    <w:p>
+      <w:pPr>
+        <w:jc w:val="both"/>
+        <w:rPr>
+          <w:rFonts w:cs="Calibri"/>
+          <w:b/>
+          <w:bCs/>
+          <w:color w:val="D86DCB" w:themeColor="accent5" w:themeTint="99"/>
+          <w:sz w:val="32"/>
+          <w:szCs w:val="32"/>
+        </w:rPr>
+      </w:pPr>
+      <w:r>
+        <w:rPr>
+          <w:rFonts w:cs="Calibri"/>
+          <w:b/>
+          <w:bCs/>
+          <w:color w:val="D86DCB" w:themeColor="accent5" w:themeTint="99"/>
+          <w:sz w:val="32"/>
+          <w:szCs w:val="32"/>
+        </w:rPr>
+        <w:t xml:space="preserve">    </w:t>
+      </w:r>
+      <w:proofErr w:type="spellStart"/>
+      <w:r>
+        <w:rPr>
+          <w:rFonts w:cs="Calibri"/>
+          <w:b/>
+          <w:bCs/>
+          <w:color w:val="D86DCB" w:themeColor="accent5" w:themeTint="99"/>
+          <w:sz w:val="32"/>
+          <w:szCs w:val="32"/>
+        </w:rPr>
+        <w:t>GoogleFonts.roboto</w:t>
+      </w:r>
+      <w:proofErr w:type="spellEnd"/>
+      <w:r>
+        <w:rPr>
+          <w:rFonts w:cs="Calibri"/>
+          <w:b/>
+          <w:bCs/>
+          <w:color w:val="D86DCB" w:themeColor="accent5" w:themeTint="99"/>
+          <w:sz w:val="32"/>
+          <w:szCs w:val="32"/>
+        </w:rPr>
+        <w:t>(),</w:t>
+      </w:r>
+    </w:p>
+    <w:p>
+      <w:pPr>
+        <w:jc w:val="both"/>
+        <w:rPr>
+          <w:rFonts w:cs="Calibri"/>
+          <w:b/>
+          <w:bCs/>
+          <w:color w:val="D86DCB" w:themeColor="accent5" w:themeTint="99"/>
+          <w:sz w:val="32"/>
+          <w:szCs w:val="32"/>
+        </w:rPr>
+      </w:pPr>
+      <w:r>
+        <w:rPr>
+          <w:rFonts w:cs="Calibri"/>
+          <w:b/>
+          <w:bCs/>
+          <w:color w:val="D86DCB" w:themeColor="accent5" w:themeTint="99"/>
+          <w:sz w:val="32"/>
+          <w:szCs w:val="32"/>
+        </w:rPr>
+        <w:t xml:space="preserve">  ]);</w:t>
+      </w:r>
+    </w:p>
+    <w:p>
+      <w:pPr>
+        <w:jc w:val="both"/>
+        <w:rPr>
+          <w:rFonts w:cs="Calibri"/>
+          <w:b/>
+          <w:bCs/>
+          <w:color w:val="D86DCB" w:themeColor="accent5" w:themeTint="99"/>
+          <w:sz w:val="32"/>
+          <w:szCs w:val="32"/>
+        </w:rPr>
+      </w:pPr>
+      <w:r>
+        <w:rPr>
+          <w:rFonts w:cs="Calibri"/>
+          <w:b/>
+          <w:bCs/>
+          <w:color w:val="D86DCB" w:themeColor="accent5" w:themeTint="99"/>
+          <w:sz w:val="32"/>
+          <w:szCs w:val="32"/>
+        </w:rPr>
+        <w:t xml:space="preserve">  </w:t>
+      </w:r>
+      <w:proofErr w:type="spellStart"/>
+      <w:proofErr w:type="gramStart"/>
+      <w:r>
+        <w:rPr>
+          <w:rFonts w:cs="Calibri"/>
+          <w:b/>
+          <w:bCs/>
+          <w:color w:val="D86DCB" w:themeColor="accent5" w:themeTint="99"/>
+          <w:sz w:val="32"/>
+          <w:szCs w:val="32"/>
+        </w:rPr>
+        <w:t>runApp</w:t>
+      </w:r>
+      <w:proofErr w:type="spellEnd"/>
+      <w:r>
+        <w:rPr>
+          <w:rFonts w:cs="Calibri"/>
+          <w:b/>
+          <w:bCs/>
+          <w:color w:val="D86DCB" w:themeColor="accent5" w:themeTint="99"/>
+          <w:sz w:val="32"/>
+          <w:szCs w:val="32"/>
+        </w:rPr>
+        <w:t>(</w:t>
+      </w:r>
+      <w:proofErr w:type="gramEnd"/>
+      <w:r>
+        <w:rPr>
+          <w:rFonts w:cs="Calibri"/>
+          <w:b/>
+          <w:bCs/>
+          <w:color w:val="D86DCB" w:themeColor="accent5" w:themeTint="99"/>
+          <w:sz w:val="32"/>
+          <w:szCs w:val="32"/>
+        </w:rPr>
+        <w:t xml:space="preserve">const </w:t>
+      </w:r>
+      <w:proofErr w:type="spellStart"/>
+      <w:r>
+        <w:rPr>
+          <w:rFonts w:cs="Calibri"/>
+          <w:b/>
+          <w:bCs/>
+          <w:color w:val="D86DCB" w:themeColor="accent5" w:themeTint="99"/>
+          <w:sz w:val="32"/>
+          <w:szCs w:val="32"/>
+        </w:rPr>
+        <w:t>MyApp</w:t>
+      </w:r>
+      <w:proofErr w:type="spellEnd"/>
+      <w:r>
+        <w:rPr>
+          <w:rFonts w:cs="Calibri"/>
+          <w:b/>
+          <w:bCs/>
+          <w:color w:val="D86DCB" w:themeColor="accent5" w:themeTint="99"/>
+          <w:sz w:val="32"/>
+          <w:szCs w:val="32"/>
+        </w:rPr>
+        <w:t>());</w:t>
+      </w:r>
+    </w:p>
+    <w:p>
+      <w:pPr>
+        <w:jc w:val="both"/>
+        <w:rPr>
+          <w:rFonts w:cs="Calibri"/>
+          <w:b/>
+          <w:bCs/>
+          <w:color w:val="D86DCB" w:themeColor="accent5" w:themeTint="99"/>
+          <w:sz w:val="32"/>
+          <w:szCs w:val="32"/>
+        </w:rPr>
+      </w:pPr>
+      <w:r>
+        <w:rPr>
+          <w:rFonts w:cs="Calibri"/>
+          <w:b/>
+          <w:bCs/>
+          <w:color w:val="D86DCB" w:themeColor="accent5" w:themeTint="99"/>
+          <w:sz w:val="32"/>
+          <w:szCs w:val="32"/>
+        </w:rPr>
+        <w:t>}</w:t>
+      </w:r>
+    </w:p>
+    <w:p>
+      <w:pPr>
+        <w:jc w:val="both"/>
+        <w:rPr>
+          <w:rFonts w:cs="Calibri"/>
+          <w:sz w:val="32"/>
+          <w:szCs w:val="32"/>
+        </w:rPr>
+      </w:pPr>
+    </w:p>
+    <w:p>
+      <w:pPr>
+        <w:jc w:val="both"/>
+        <w:rPr>
+          <w:rFonts w:cs="Calibri"/>
+          <w:sz w:val="32"/>
+          <w:szCs w:val="32"/>
+        </w:rPr>
+      </w:pPr>
+      <w:r>
+        <w:rPr>
+          <w:rFonts w:cs="Calibri"/>
+          <w:sz w:val="32"/>
+          <w:szCs w:val="32"/>
+        </w:rPr>
+        <w:t>Common Mistake:</w:t>
+      </w:r>
+    </w:p>
+    <w:p>
+      <w:pPr>
+        <w:jc w:val="both"/>
+        <w:rPr>
+          <w:rFonts w:cs="Calibri"/>
+          <w:sz w:val="32"/>
+          <w:szCs w:val="32"/>
+        </w:rPr>
+      </w:pPr>
+      <w:r>
+        <w:rPr>
+          <w:rFonts w:cs="Calibri"/>
+          <w:sz w:val="32"/>
+          <w:szCs w:val="32"/>
+        </w:rPr>
+        <w:t># Suppose the font isn't available yet. Now our app does:</w:t>
+      </w:r>
+    </w:p>
+    <w:p>
+      <w:pPr>
+        <w:jc w:val="both"/>
+        <w:rPr>
+          <w:rFonts w:cs="Calibri"/>
+          <w:b/>
+          <w:bCs/>
+          <w:sz w:val="28"/>
+          <w:szCs w:val="28"/>
+        </w:rPr>
+      </w:pPr>
+      <w:r>
+        <w:rPr>
+          <w:rFonts w:cs="Calibri"/>
+          <w:b/>
+          <w:bCs/>
+          <w:sz w:val="28"/>
+          <w:szCs w:val="28"/>
+        </w:rPr>
+        <w:t>Wait for font</w:t>
+      </w:r>
+    </w:p>
+    <w:p>
+      <w:pPr>
+        <w:jc w:val="both"/>
+        <w:rPr>
+          <w:rFonts w:cs="Calibri"/>
+          <w:b/>
+          <w:bCs/>
+          <w:sz w:val="28"/>
+          <w:szCs w:val="28"/>
+        </w:rPr>
+      </w:pPr>
+      <w:r>
+        <w:rPr>
+          <w:rFonts w:cs="Calibri"/>
+          <w:b/>
+          <w:bCs/>
+          <w:sz w:val="28"/>
+          <w:szCs w:val="28"/>
+        </w:rPr>
+        <w:t xml:space="preserve">     ↓</w:t>
+      </w:r>
+    </w:p>
+    <w:p>
+      <w:pPr>
+        <w:jc w:val="both"/>
+        <w:rPr>
+          <w:rFonts w:cs="Calibri"/>
+          <w:b/>
+          <w:bCs/>
+          <w:sz w:val="28"/>
+          <w:szCs w:val="28"/>
+        </w:rPr>
+      </w:pPr>
+      <w:r>
+        <w:rPr>
+          <w:rFonts w:cs="Calibri"/>
+          <w:b/>
+          <w:bCs/>
+          <w:sz w:val="28"/>
+          <w:szCs w:val="28"/>
+        </w:rPr>
+        <w:lastRenderedPageBreak/>
+        <w:t>Wait more</w:t>
+      </w:r>
+    </w:p>
+    <w:p>
+      <w:pPr>
+        <w:jc w:val="both"/>
+        <w:rPr>
+          <w:rFonts w:cs="Calibri"/>
+          <w:b/>
+          <w:bCs/>
+          <w:sz w:val="28"/>
+          <w:szCs w:val="28"/>
+        </w:rPr>
+      </w:pPr>
+      <w:r>
+        <w:rPr>
+          <w:rFonts w:cs="Calibri"/>
+          <w:b/>
+          <w:bCs/>
+          <w:sz w:val="28"/>
+          <w:szCs w:val="28"/>
+        </w:rPr>
+        <w:t xml:space="preserve">     ↓</w:t>
+      </w:r>
+    </w:p>
+    <w:p>
+      <w:pPr>
+        <w:jc w:val="both"/>
+        <w:rPr>
+          <w:rFonts w:cs="Calibri"/>
+          <w:b/>
+          <w:bCs/>
+          <w:sz w:val="28"/>
+          <w:szCs w:val="28"/>
+        </w:rPr>
+      </w:pPr>
+      <w:r>
+        <w:rPr>
+          <w:rFonts w:cs="Calibri"/>
+          <w:b/>
+          <w:bCs/>
+          <w:sz w:val="28"/>
+          <w:szCs w:val="28"/>
+        </w:rPr>
+        <w:t>Wait more</w:t>
+      </w:r>
+    </w:p>
+    <w:p>
+      <w:pPr>
+        <w:jc w:val="both"/>
+        <w:rPr>
+          <w:rFonts w:cs="Calibri"/>
+          <w:b/>
+          <w:bCs/>
+          <w:sz w:val="28"/>
+          <w:szCs w:val="28"/>
+        </w:rPr>
+      </w:pPr>
+      <w:r>
+        <w:rPr>
+          <w:rFonts w:cs="Calibri"/>
+          <w:b/>
+          <w:bCs/>
+          <w:sz w:val="28"/>
+          <w:szCs w:val="28"/>
+        </w:rPr>
+        <w:t xml:space="preserve">     ↓</w:t>
+      </w:r>
+    </w:p>
+    <w:p>
+      <w:pPr>
+        <w:jc w:val="both"/>
+        <w:rPr>
+          <w:rFonts w:cs="Calibri"/>
+          <w:b/>
+          <w:bCs/>
+          <w:sz w:val="28"/>
+          <w:szCs w:val="28"/>
+        </w:rPr>
+      </w:pPr>
+      <w:proofErr w:type="spellStart"/>
+      <w:proofErr w:type="gramStart"/>
+      <w:r>
+        <w:rPr>
+          <w:rFonts w:cs="Calibri"/>
+          <w:b/>
+          <w:bCs/>
+          <w:sz w:val="28"/>
+          <w:szCs w:val="28"/>
+        </w:rPr>
+        <w:t>runApp</w:t>
+      </w:r>
+      <w:proofErr w:type="spellEnd"/>
+      <w:r>
+        <w:rPr>
+          <w:rFonts w:cs="Calibri"/>
+          <w:b/>
+          <w:bCs/>
+          <w:sz w:val="28"/>
+          <w:szCs w:val="28"/>
+        </w:rPr>
+        <w:t>(</w:t>
+      </w:r>
+      <w:proofErr w:type="gramEnd"/>
+      <w:r>
+        <w:rPr>
+          <w:rFonts w:cs="Calibri"/>
+          <w:b/>
+          <w:bCs/>
+          <w:sz w:val="28"/>
+          <w:szCs w:val="28"/>
         </w:rPr>
         <w:t>)</w:t>
       </w:r>
-      <w:r>
-        <w:rPr>
-          <w:rFonts w:ascii="Calibri" w:hAnsi="Calibri" w:cs="Calibri"/>
-          <w:sz w:val="36"/>
-          <w:szCs w:val="36"/>
-        </w:rPr>
-        <w:t xml:space="preserve"> first and load font later, do this:</w:t>
-      </w:r>
-    </w:p>
-    <w:p>
-      <w:pPr>
-        <w:jc w:val="both"/>
-        <w:rPr>
-          <w:rFonts w:ascii="Calibri" w:hAnsi="Calibri" w:cs="Calibri"/>
-          <w:b/>
-          <w:bCs/>
-          <w:sz w:val="32"/>
-          <w:szCs w:val="32"/>
-        </w:rPr>
-      </w:pPr>
-      <w:r>
-        <w:rPr>
-          <w:rFonts w:ascii="Calibri" w:hAnsi="Calibri" w:cs="Calibri"/>
-          <w:b/>
-          <w:bCs/>
-          <w:sz w:val="32"/>
-          <w:szCs w:val="32"/>
-        </w:rPr>
-        <w:t>Load font</w:t>
-      </w:r>
-    </w:p>
-    <w:p>
-      <w:pPr>
-        <w:jc w:val="both"/>
-        <w:rPr>
-          <w:rFonts w:ascii="Calibri" w:hAnsi="Calibri" w:cs="Calibri"/>
-          <w:b/>
-          <w:bCs/>
-          <w:sz w:val="32"/>
-          <w:szCs w:val="32"/>
-        </w:rPr>
-      </w:pPr>
-      <w:r>
-        <w:rPr>
-          <w:rFonts w:ascii="Calibri" w:hAnsi="Calibri" w:cs="Calibri"/>
-          <w:b/>
-          <w:bCs/>
-          <w:sz w:val="32"/>
-          <w:szCs w:val="32"/>
-        </w:rPr>
-        <w:t xml:space="preserve">     ↓</w:t>
-      </w:r>
-    </w:p>
-    <w:p>
-      <w:pPr>
-        <w:jc w:val="both"/>
-        <w:rPr>
-          <w:rFonts w:ascii="Calibri" w:hAnsi="Calibri" w:cs="Calibri"/>
-          <w:b/>
-          <w:bCs/>
-          <w:sz w:val="32"/>
-          <w:szCs w:val="32"/>
-        </w:rPr>
-      </w:pPr>
-      <w:r>
-        <w:rPr>
-          <w:rFonts w:ascii="Calibri" w:hAnsi="Calibri" w:cs="Calibri"/>
-          <w:b/>
-          <w:bCs/>
-          <w:sz w:val="32"/>
-          <w:szCs w:val="32"/>
-        </w:rPr>
-        <w:t>Font available</w:t>
-      </w:r>
-    </w:p>
-    <w:p>
-      <w:pPr>
-        <w:jc w:val="both"/>
-        <w:rPr>
-          <w:rFonts w:ascii="Calibri" w:hAnsi="Calibri" w:cs="Calibri"/>
-          <w:b/>
-          <w:bCs/>
-          <w:sz w:val="32"/>
-          <w:szCs w:val="32"/>
-        </w:rPr>
-      </w:pPr>
-      <w:r>
-        <w:rPr>
-          <w:rFonts w:ascii="Calibri" w:hAnsi="Calibri" w:cs="Calibri"/>
-          <w:b/>
-          <w:bCs/>
-          <w:sz w:val="32"/>
-          <w:szCs w:val="32"/>
-        </w:rPr>
-        <w:t xml:space="preserve">     ↓</w:t>
-      </w:r>
-    </w:p>
-    <w:p>
-      <w:pPr>
-        <w:jc w:val="both"/>
-        <w:rPr>
-          <w:rFonts w:ascii="Calibri" w:hAnsi="Calibri" w:cs="Calibri"/>
-          <w:b/>
-          <w:bCs/>
-          <w:sz w:val="32"/>
-          <w:szCs w:val="32"/>
-        </w:rPr>
-      </w:pPr>
-      <w:proofErr w:type="gramStart"/>
-      <w:r>
-        <w:rPr>
-          <w:rFonts w:ascii="Calibri" w:hAnsi="Calibri" w:cs="Calibri"/>
-          <w:b/>
-          <w:bCs/>
-          <w:sz w:val="32"/>
-          <w:szCs w:val="32"/>
-        </w:rPr>
-        <w:t>runApp(</w:t>
-      </w:r>
-      <w:proofErr w:type="gramEnd"/>
-      <w:r>
-        <w:rPr>
-          <w:rFonts w:ascii="Calibri" w:hAnsi="Calibri" w:cs="Calibri"/>
-          <w:b/>
-          <w:bCs/>
-          <w:sz w:val="32"/>
-          <w:szCs w:val="32"/>
-        </w:rPr>
-        <w:t>)</w:t>
-      </w:r>
-    </w:p>
-    <w:p>
-      <w:pPr>
-        <w:jc w:val="both"/>
-        <w:rPr>
-          <w:rFonts w:ascii="Calibri" w:hAnsi="Calibri" w:cs="Calibri"/>
-          <w:sz w:val="36"/>
-          <w:szCs w:val="36"/>
-        </w:rPr>
-      </w:pPr>
-      <w:r>
-        <w:rPr>
-          <w:rFonts w:ascii="Calibri" w:hAnsi="Calibri" w:cs="Calibri"/>
-          <w:sz w:val="36"/>
-          <w:szCs w:val="36"/>
-        </w:rPr>
-        <w:t># This is mostly benefitted on</w:t>
-      </w:r>
-      <w:r>
-        <w:rPr>
-          <w:rFonts w:ascii="Calibri" w:hAnsi="Calibri" w:cs="Calibri"/>
-          <w:b/>
-          <w:bCs/>
-          <w:sz w:val="36"/>
-          <w:szCs w:val="36"/>
-        </w:rPr>
-        <w:t xml:space="preserve"> Flutter</w:t>
-      </w:r>
-      <w:r>
-        <w:rPr>
-          <w:rFonts w:ascii="Calibri" w:hAnsi="Calibri" w:cs="Calibri"/>
-          <w:sz w:val="36"/>
-          <w:szCs w:val="36"/>
-        </w:rPr>
-        <w:t xml:space="preserve"> web because:</w:t>
-      </w:r>
-    </w:p>
-    <w:p>
-      <w:pPr>
-        <w:jc w:val="both"/>
-        <w:rPr>
-          <w:rFonts w:ascii="Calibri" w:hAnsi="Calibri" w:cs="Calibri"/>
-          <w:b/>
-          <w:bCs/>
-          <w:sz w:val="32"/>
-          <w:szCs w:val="32"/>
-        </w:rPr>
-      </w:pPr>
-      <w:r>
-        <w:rPr>
-          <w:rFonts w:ascii="Calibri" w:hAnsi="Calibri" w:cs="Calibri"/>
-          <w:b/>
-          <w:bCs/>
-          <w:sz w:val="32"/>
-          <w:szCs w:val="32"/>
-        </w:rPr>
-        <w:t>Web</w:t>
-      </w:r>
-    </w:p>
-    <w:p>
-      <w:pPr>
-        <w:jc w:val="both"/>
-        <w:rPr>
-          <w:rFonts w:ascii="Calibri" w:hAnsi="Calibri" w:cs="Calibri"/>
-          <w:b/>
-          <w:bCs/>
-          <w:sz w:val="32"/>
-          <w:szCs w:val="32"/>
-        </w:rPr>
-      </w:pPr>
-      <w:r>
-        <w:rPr>
-          <w:rFonts w:ascii="Calibri" w:hAnsi="Calibri" w:cs="Calibri"/>
-          <w:b/>
-          <w:bCs/>
-          <w:sz w:val="32"/>
-          <w:szCs w:val="32"/>
-        </w:rPr>
-        <w:t>↓</w:t>
-      </w:r>
-    </w:p>
-    <w:p>
-      <w:pPr>
-        <w:jc w:val="both"/>
-        <w:rPr>
-          <w:rFonts w:ascii="Calibri" w:hAnsi="Calibri" w:cs="Calibri"/>
-          <w:b/>
-          <w:bCs/>
-          <w:sz w:val="32"/>
-          <w:szCs w:val="32"/>
-        </w:rPr>
-      </w:pPr>
-      <w:r>
-        <w:rPr>
-          <w:rFonts w:ascii="Calibri" w:hAnsi="Calibri" w:cs="Calibri"/>
-          <w:b/>
-          <w:bCs/>
-          <w:sz w:val="32"/>
-          <w:szCs w:val="32"/>
-        </w:rPr>
-        <w:t>Network involved</w:t>
-      </w:r>
-    </w:p>
-    <w:p>
-      <w:pPr>
-        <w:jc w:val="both"/>
-        <w:rPr>
-          <w:rFonts w:ascii="Calibri" w:hAnsi="Calibri" w:cs="Calibri"/>
-          <w:b/>
-          <w:bCs/>
-          <w:sz w:val="32"/>
-          <w:szCs w:val="32"/>
-        </w:rPr>
-      </w:pPr>
-      <w:r>
-        <w:rPr>
-          <w:rFonts w:ascii="Calibri" w:hAnsi="Calibri" w:cs="Calibri"/>
-          <w:b/>
-          <w:bCs/>
-          <w:sz w:val="32"/>
-          <w:szCs w:val="32"/>
-        </w:rPr>
-        <w:t>↓</w:t>
-      </w:r>
-    </w:p>
-    <w:p>
-      <w:pPr>
-        <w:jc w:val="both"/>
-        <w:rPr>
-          <w:rFonts w:ascii="Calibri" w:hAnsi="Calibri" w:cs="Calibri"/>
-          <w:b/>
-          <w:bCs/>
-          <w:sz w:val="32"/>
-          <w:szCs w:val="32"/>
-        </w:rPr>
-      </w:pPr>
-      <w:r>
-        <w:rPr>
-          <w:rFonts w:ascii="Calibri" w:hAnsi="Calibri" w:cs="Calibri"/>
-          <w:b/>
-          <w:bCs/>
-          <w:sz w:val="32"/>
-          <w:szCs w:val="32"/>
-        </w:rPr>
-        <w:t>Fonts may arrive later</w:t>
-      </w:r>
-    </w:p>
-    <w:p>
-      <w:pPr>
-        <w:jc w:val="both"/>
-        <w:rPr>
-          <w:rFonts w:ascii="Calibri" w:hAnsi="Calibri" w:cs="Calibri"/>
-          <w:b/>
-          <w:bCs/>
-          <w:sz w:val="32"/>
-          <w:szCs w:val="32"/>
-        </w:rPr>
-      </w:pPr>
-      <w:r>
-        <w:rPr>
-          <w:rFonts w:ascii="Calibri" w:hAnsi="Calibri" w:cs="Calibri"/>
-          <w:b/>
-          <w:bCs/>
-          <w:sz w:val="32"/>
-          <w:szCs w:val="32"/>
-        </w:rPr>
-        <w:t>↓</w:t>
-      </w:r>
-    </w:p>
-    <w:p>
-      <w:pPr>
-        <w:jc w:val="both"/>
-        <w:rPr>
-          <w:rFonts w:ascii="Calibri" w:hAnsi="Calibri" w:cs="Calibri"/>
-          <w:b/>
-          <w:bCs/>
-          <w:sz w:val="32"/>
-          <w:szCs w:val="32"/>
-        </w:rPr>
-      </w:pPr>
-      <w:r>
-        <w:rPr>
-          <w:rFonts w:ascii="Calibri" w:hAnsi="Calibri" w:cs="Calibri"/>
-          <w:b/>
-          <w:bCs/>
-          <w:sz w:val="32"/>
-          <w:szCs w:val="32"/>
-        </w:rPr>
-        <w:t>Visible font swap</w:t>
-      </w:r>
-    </w:p>
-    <w:p>
-      <w:pPr>
-        <w:jc w:val="both"/>
-        <w:rPr>
-          <w:rFonts w:ascii="Calibri" w:hAnsi="Calibri" w:cs="Calibri"/>
-          <w:sz w:val="36"/>
-          <w:szCs w:val="36"/>
-        </w:rPr>
-      </w:pPr>
-      <w:r>
-        <w:rPr>
-          <w:rFonts w:ascii="Calibri" w:hAnsi="Calibri" w:cs="Calibri"/>
-          <w:sz w:val="36"/>
-          <w:szCs w:val="36"/>
-        </w:rPr>
-        <w:t># Code:</w:t>
-      </w:r>
-    </w:p>
-    <w:p>
-      <w:pPr>
-        <w:jc w:val="both"/>
-        <w:rPr>
-          <w:rFonts w:ascii="Calibri" w:hAnsi="Calibri" w:cs="Calibri"/>
-          <w:b/>
-          <w:bCs/>
-          <w:color w:val="D86DCB" w:themeColor="accent5" w:themeTint="99"/>
-          <w:sz w:val="36"/>
-          <w:szCs w:val="36"/>
-        </w:rPr>
-      </w:pPr>
-      <w:r>
-        <w:rPr>
-          <w:rFonts w:ascii="Calibri" w:hAnsi="Calibri" w:cs="Calibri"/>
-          <w:b/>
-          <w:bCs/>
-          <w:color w:val="D86DCB" w:themeColor="accent5" w:themeTint="99"/>
-          <w:sz w:val="36"/>
-          <w:szCs w:val="36"/>
-        </w:rPr>
-        <w:t xml:space="preserve">void </w:t>
-      </w:r>
-      <w:proofErr w:type="gramStart"/>
-      <w:r>
-        <w:rPr>
-          <w:rFonts w:ascii="Calibri" w:hAnsi="Calibri" w:cs="Calibri"/>
-          <w:b/>
-          <w:bCs/>
-          <w:color w:val="D86DCB" w:themeColor="accent5" w:themeTint="99"/>
-          <w:sz w:val="36"/>
-          <w:szCs w:val="36"/>
-        </w:rPr>
-        <w:t>main(</w:t>
-      </w:r>
-      <w:proofErr w:type="gramEnd"/>
-      <w:r>
-        <w:rPr>
-          <w:rFonts w:ascii="Calibri" w:hAnsi="Calibri" w:cs="Calibri"/>
-          <w:b/>
-          <w:bCs/>
-          <w:color w:val="D86DCB" w:themeColor="accent5" w:themeTint="99"/>
-          <w:sz w:val="36"/>
-          <w:szCs w:val="36"/>
-        </w:rPr>
-        <w:t>) async {</w:t>
-      </w:r>
-    </w:p>
-    <w:p>
-      <w:pPr>
-        <w:jc w:val="both"/>
-        <w:rPr>
-          <w:rFonts w:ascii="Calibri" w:hAnsi="Calibri" w:cs="Calibri"/>
-          <w:b/>
-          <w:bCs/>
-          <w:color w:val="D86DCB" w:themeColor="accent5" w:themeTint="99"/>
-          <w:sz w:val="36"/>
-          <w:szCs w:val="36"/>
-        </w:rPr>
-      </w:pPr>
-      <w:r>
-        <w:rPr>
-          <w:rFonts w:ascii="Calibri" w:hAnsi="Calibri" w:cs="Calibri"/>
-          <w:b/>
-          <w:bCs/>
-          <w:color w:val="D86DCB" w:themeColor="accent5" w:themeTint="99"/>
-          <w:sz w:val="36"/>
-          <w:szCs w:val="36"/>
-        </w:rPr>
-        <w:t xml:space="preserve">  WidgetsFlutterBinding.ensureInitialized();</w:t>
-      </w:r>
-    </w:p>
-    <w:p>
-      <w:pPr>
-        <w:jc w:val="both"/>
-        <w:rPr>
-          <w:rFonts w:ascii="Calibri" w:hAnsi="Calibri" w:cs="Calibri"/>
-          <w:b/>
-          <w:bCs/>
-          <w:color w:val="D86DCB" w:themeColor="accent5" w:themeTint="99"/>
-          <w:sz w:val="36"/>
-          <w:szCs w:val="36"/>
-        </w:rPr>
-      </w:pPr>
-      <w:r>
-        <w:rPr>
-          <w:rFonts w:ascii="Calibri" w:hAnsi="Calibri" w:cs="Calibri"/>
-          <w:b/>
-          <w:bCs/>
-          <w:color w:val="D86DCB" w:themeColor="accent5" w:themeTint="99"/>
-          <w:sz w:val="36"/>
-          <w:szCs w:val="36"/>
-        </w:rPr>
-        <w:lastRenderedPageBreak/>
-        <w:t xml:space="preserve">  await GoogleFonts.pendingFonts([</w:t>
-      </w:r>
-    </w:p>
-    <w:p>
-      <w:pPr>
-        <w:jc w:val="both"/>
-        <w:rPr>
-          <w:rFonts w:ascii="Calibri" w:hAnsi="Calibri" w:cs="Calibri"/>
-          <w:b/>
-          <w:bCs/>
-          <w:color w:val="D86DCB" w:themeColor="accent5" w:themeTint="99"/>
-          <w:sz w:val="36"/>
-          <w:szCs w:val="36"/>
-        </w:rPr>
-      </w:pPr>
-      <w:r>
-        <w:rPr>
-          <w:rFonts w:ascii="Calibri" w:hAnsi="Calibri" w:cs="Calibri"/>
-          <w:b/>
-          <w:bCs/>
-          <w:color w:val="D86DCB" w:themeColor="accent5" w:themeTint="99"/>
-          <w:sz w:val="36"/>
-          <w:szCs w:val="36"/>
-        </w:rPr>
-        <w:t xml:space="preserve">    GoogleFonts.inter(),</w:t>
-      </w:r>
-    </w:p>
-    <w:p>
-      <w:pPr>
-        <w:jc w:val="both"/>
-        <w:rPr>
-          <w:rFonts w:ascii="Calibri" w:hAnsi="Calibri" w:cs="Calibri"/>
-          <w:b/>
-          <w:bCs/>
-          <w:color w:val="D86DCB" w:themeColor="accent5" w:themeTint="99"/>
-          <w:sz w:val="36"/>
-          <w:szCs w:val="36"/>
-        </w:rPr>
-      </w:pPr>
-      <w:r>
-        <w:rPr>
-          <w:rFonts w:ascii="Calibri" w:hAnsi="Calibri" w:cs="Calibri"/>
-          <w:b/>
-          <w:bCs/>
-          <w:color w:val="D86DCB" w:themeColor="accent5" w:themeTint="99"/>
-          <w:sz w:val="36"/>
-          <w:szCs w:val="36"/>
-        </w:rPr>
-        <w:t xml:space="preserve">    GoogleFonts.roboto(),</w:t>
-      </w:r>
-    </w:p>
-    <w:p>
-      <w:pPr>
-        <w:jc w:val="both"/>
-        <w:rPr>
-          <w:rFonts w:ascii="Calibri" w:hAnsi="Calibri" w:cs="Calibri"/>
-          <w:b/>
-          <w:bCs/>
-          <w:color w:val="D86DCB" w:themeColor="accent5" w:themeTint="99"/>
-          <w:sz w:val="36"/>
-          <w:szCs w:val="36"/>
-        </w:rPr>
-      </w:pPr>
-      <w:r>
-        <w:rPr>
-          <w:rFonts w:ascii="Calibri" w:hAnsi="Calibri" w:cs="Calibri"/>
-          <w:b/>
-          <w:bCs/>
-          <w:color w:val="D86DCB" w:themeColor="accent5" w:themeTint="99"/>
-          <w:sz w:val="36"/>
-          <w:szCs w:val="36"/>
-        </w:rPr>
-        <w:t xml:space="preserve">  ]);</w:t>
-      </w:r>
-    </w:p>
-    <w:p>
-      <w:pPr>
-        <w:jc w:val="both"/>
-        <w:rPr>
-          <w:rFonts w:ascii="Calibri" w:hAnsi="Calibri" w:cs="Calibri"/>
-          <w:b/>
-          <w:bCs/>
-          <w:color w:val="D86DCB" w:themeColor="accent5" w:themeTint="99"/>
-          <w:sz w:val="36"/>
-          <w:szCs w:val="36"/>
-        </w:rPr>
-      </w:pPr>
-      <w:r>
-        <w:rPr>
-          <w:rFonts w:ascii="Calibri" w:hAnsi="Calibri" w:cs="Calibri"/>
-          <w:b/>
-          <w:bCs/>
-          <w:color w:val="D86DCB" w:themeColor="accent5" w:themeTint="99"/>
-          <w:sz w:val="36"/>
-          <w:szCs w:val="36"/>
-        </w:rPr>
-        <w:t xml:space="preserve">  </w:t>
-      </w:r>
-      <w:proofErr w:type="gramStart"/>
-      <w:r>
-        <w:rPr>
-          <w:rFonts w:ascii="Calibri" w:hAnsi="Calibri" w:cs="Calibri"/>
-          <w:b/>
-          <w:bCs/>
-          <w:color w:val="D86DCB" w:themeColor="accent5" w:themeTint="99"/>
-          <w:sz w:val="36"/>
-          <w:szCs w:val="36"/>
-        </w:rPr>
-        <w:t>runApp(</w:t>
-      </w:r>
-      <w:proofErr w:type="gramEnd"/>
-      <w:r>
-        <w:rPr>
-          <w:rFonts w:ascii="Calibri" w:hAnsi="Calibri" w:cs="Calibri"/>
-          <w:b/>
-          <w:bCs/>
-          <w:color w:val="D86DCB" w:themeColor="accent5" w:themeTint="99"/>
-          <w:sz w:val="36"/>
-          <w:szCs w:val="36"/>
-        </w:rPr>
-        <w:t>const MyApp());</w:t>
-      </w:r>
-    </w:p>
-    <w:p>
-      <w:pPr>
-        <w:jc w:val="both"/>
-        <w:rPr>
-          <w:rFonts w:ascii="Calibri" w:hAnsi="Calibri" w:cs="Calibri"/>
-          <w:b/>
-          <w:bCs/>
-          <w:color w:val="D86DCB" w:themeColor="accent5" w:themeTint="99"/>
-          <w:sz w:val="36"/>
-          <w:szCs w:val="36"/>
-        </w:rPr>
-      </w:pPr>
-      <w:r>
-        <w:rPr>
-          <w:rFonts w:ascii="Calibri" w:hAnsi="Calibri" w:cs="Calibri"/>
-          <w:b/>
-          <w:bCs/>
-          <w:color w:val="D86DCB" w:themeColor="accent5" w:themeTint="99"/>
-          <w:sz w:val="36"/>
-          <w:szCs w:val="36"/>
-        </w:rPr>
-        <w:t>}</w:t>
-      </w:r>
-    </w:p>
-    <w:p>
-      <w:pPr>
-        <w:jc w:val="both"/>
-        <w:rPr>
-          <w:rFonts w:ascii="Calibri" w:hAnsi="Calibri" w:cs="Calibri"/>
-          <w:sz w:val="36"/>
-          <w:szCs w:val="36"/>
-        </w:rPr>
-      </w:pPr>
-    </w:p>
-    <w:p>
-      <w:pPr>
-        <w:jc w:val="both"/>
-        <w:rPr>
-          <w:rFonts w:ascii="Calibri" w:hAnsi="Calibri" w:cs="Calibri"/>
-          <w:sz w:val="36"/>
-          <w:szCs w:val="36"/>
-        </w:rPr>
-      </w:pPr>
-      <w:r>
-        <w:rPr>
-          <w:rFonts w:ascii="Calibri" w:hAnsi="Calibri" w:cs="Calibri"/>
-          <w:sz w:val="36"/>
-          <w:szCs w:val="36"/>
-        </w:rPr>
-        <w:t>Common Mistake:</w:t>
-      </w:r>
-    </w:p>
-    <w:p>
-      <w:pPr>
-        <w:jc w:val="both"/>
-        <w:rPr>
-          <w:rFonts w:ascii="Calibri" w:hAnsi="Calibri" w:cs="Calibri"/>
-          <w:sz w:val="36"/>
-          <w:szCs w:val="36"/>
-        </w:rPr>
-      </w:pPr>
-      <w:r>
-        <w:rPr>
-          <w:rFonts w:ascii="Calibri" w:hAnsi="Calibri" w:cs="Calibri"/>
-          <w:sz w:val="36"/>
-          <w:szCs w:val="36"/>
-        </w:rPr>
-        <w:t># Suppose the font isn't available yet. Now our app does:</w:t>
-      </w:r>
-    </w:p>
-    <w:p>
-      <w:pPr>
-        <w:jc w:val="both"/>
-        <w:rPr>
-          <w:rFonts w:ascii="Calibri" w:hAnsi="Calibri" w:cs="Calibri"/>
-          <w:b/>
-          <w:bCs/>
-          <w:sz w:val="32"/>
-          <w:szCs w:val="32"/>
-        </w:rPr>
-      </w:pPr>
-      <w:r>
-        <w:rPr>
-          <w:rFonts w:ascii="Calibri" w:hAnsi="Calibri" w:cs="Calibri"/>
-          <w:b/>
-          <w:bCs/>
-          <w:sz w:val="32"/>
-          <w:szCs w:val="32"/>
-        </w:rPr>
-        <w:t>Wait for font</w:t>
-      </w:r>
-    </w:p>
-    <w:p>
-      <w:pPr>
-        <w:jc w:val="both"/>
-        <w:rPr>
-          <w:rFonts w:ascii="Calibri" w:hAnsi="Calibri" w:cs="Calibri"/>
-          <w:b/>
-          <w:bCs/>
-          <w:sz w:val="32"/>
-          <w:szCs w:val="32"/>
-        </w:rPr>
-      </w:pPr>
-      <w:r>
-        <w:rPr>
-          <w:rFonts w:ascii="Calibri" w:hAnsi="Calibri" w:cs="Calibri"/>
-          <w:b/>
-          <w:bCs/>
-          <w:sz w:val="32"/>
-          <w:szCs w:val="32"/>
-        </w:rPr>
-        <w:t xml:space="preserve">     ↓</w:t>
-      </w:r>
-    </w:p>
-    <w:p>
-      <w:pPr>
-        <w:jc w:val="both"/>
-        <w:rPr>
-          <w:rFonts w:ascii="Calibri" w:hAnsi="Calibri" w:cs="Calibri"/>
-          <w:b/>
-          <w:bCs/>
-          <w:sz w:val="32"/>
-          <w:szCs w:val="32"/>
-        </w:rPr>
-      </w:pPr>
-      <w:r>
-        <w:rPr>
-          <w:rFonts w:ascii="Calibri" w:hAnsi="Calibri" w:cs="Calibri"/>
-          <w:b/>
-          <w:bCs/>
-          <w:sz w:val="32"/>
-          <w:szCs w:val="32"/>
-        </w:rPr>
-        <w:t>Wait more</w:t>
-      </w:r>
-    </w:p>
-    <w:p>
-      <w:pPr>
-        <w:jc w:val="both"/>
-        <w:rPr>
-          <w:rFonts w:ascii="Calibri" w:hAnsi="Calibri" w:cs="Calibri"/>
-          <w:b/>
-          <w:bCs/>
-          <w:sz w:val="32"/>
-          <w:szCs w:val="32"/>
-        </w:rPr>
-      </w:pPr>
-      <w:r>
-        <w:rPr>
-          <w:rFonts w:ascii="Calibri" w:hAnsi="Calibri" w:cs="Calibri"/>
-          <w:b/>
-          <w:bCs/>
-          <w:sz w:val="32"/>
-          <w:szCs w:val="32"/>
-        </w:rPr>
-        <w:t xml:space="preserve">     ↓</w:t>
-      </w:r>
-    </w:p>
-    <w:p>
-      <w:pPr>
-        <w:jc w:val="both"/>
-        <w:rPr>
-          <w:rFonts w:ascii="Calibri" w:hAnsi="Calibri" w:cs="Calibri"/>
-          <w:b/>
-          <w:bCs/>
-          <w:sz w:val="32"/>
-          <w:szCs w:val="32"/>
-        </w:rPr>
-      </w:pPr>
-      <w:r>
-        <w:rPr>
-          <w:rFonts w:ascii="Calibri" w:hAnsi="Calibri" w:cs="Calibri"/>
-          <w:b/>
-          <w:bCs/>
-          <w:sz w:val="32"/>
-          <w:szCs w:val="32"/>
-        </w:rPr>
-        <w:t>Wait more</w:t>
-      </w:r>
-    </w:p>
-    <w:p>
-      <w:pPr>
-        <w:jc w:val="both"/>
-        <w:rPr>
-          <w:rFonts w:ascii="Calibri" w:hAnsi="Calibri" w:cs="Calibri"/>
-          <w:b/>
-          <w:bCs/>
-          <w:sz w:val="32"/>
-          <w:szCs w:val="32"/>
-        </w:rPr>
-      </w:pPr>
-      <w:r>
-        <w:rPr>
-          <w:rFonts w:ascii="Calibri" w:hAnsi="Calibri" w:cs="Calibri"/>
-          <w:b/>
-          <w:bCs/>
-          <w:sz w:val="32"/>
-          <w:szCs w:val="32"/>
-        </w:rPr>
-        <w:t xml:space="preserve">     ↓</w:t>
-      </w:r>
-    </w:p>
-    <w:p>
-      <w:pPr>
-        <w:jc w:val="both"/>
-        <w:rPr>
-          <w:rFonts w:ascii="Calibri" w:hAnsi="Calibri" w:cs="Calibri"/>
-          <w:b/>
-          <w:bCs/>
-          <w:sz w:val="32"/>
-          <w:szCs w:val="32"/>
-        </w:rPr>
-      </w:pPr>
-      <w:proofErr w:type="gramStart"/>
-      <w:r>
-        <w:rPr>
-          <w:rFonts w:ascii="Calibri" w:hAnsi="Calibri" w:cs="Calibri"/>
-          <w:b/>
-          <w:bCs/>
-          <w:sz w:val="32"/>
-          <w:szCs w:val="32"/>
-        </w:rPr>
-        <w:t>runApp(</w:t>
-      </w:r>
-      <w:proofErr w:type="gramEnd"/>
-      <w:r>
-        <w:rPr>
-          <w:rFonts w:ascii="Calibri" w:hAnsi="Calibri" w:cs="Calibri"/>
-          <w:b/>
-          <w:bCs/>
-          <w:sz w:val="32"/>
-          <w:szCs w:val="32"/>
-        </w:rPr>
-        <w:t>)</w:t>
-      </w:r>
-    </w:p>
-    <w:p>
-      <w:pPr>
-        <w:jc w:val="both"/>
-        <w:rPr>
-          <w:rFonts w:ascii="Calibri" w:hAnsi="Calibri" w:cs="Calibri"/>
-          <w:sz w:val="36"/>
-          <w:szCs w:val="36"/>
-        </w:rPr>
-      </w:pPr>
-      <w:r>
-        <w:rPr>
-          <w:rFonts w:ascii="Calibri" w:hAnsi="Calibri" w:cs="Calibri"/>
-          <w:sz w:val="36"/>
-          <w:szCs w:val="36"/>
+    </w:p>
+    <w:p>
+      <w:pPr>
+        <w:jc w:val="both"/>
+        <w:rPr>
+          <w:rFonts w:cs="Calibri"/>
+          <w:sz w:val="32"/>
+          <w:szCs w:val="32"/>
+        </w:rPr>
+      </w:pPr>
+      <w:r>
+        <w:rPr>
+          <w:rFonts w:cs="Calibri"/>
+          <w:sz w:val="32"/>
+          <w:szCs w:val="32"/>
         </w:rPr>
         <w:t># We fixed Font flash but at the cost of increasing the Startup time that's a tradeoff. On Android/iOS Fonts are often bundled, Assets are local &amp; Fast access. The flash is usually much smaller or nonexistent.</w:t>
       </w:r>
@@ -1564,26 +4869,26 @@
       <w:pPr>
         <w:jc w:val="both"/>
         <w:rPr>
-          <w:rFonts w:ascii="Calibri" w:hAnsi="Calibri" w:cs="Calibri"/>
-          <w:sz w:val="36"/>
-          <w:szCs w:val="36"/>
-        </w:rPr>
-      </w:pPr>
-    </w:p>
-    <w:p>
-      <w:pPr>
-        <w:jc w:val="both"/>
-        <w:rPr>
-          <w:rFonts w:ascii="Calibri" w:hAnsi="Calibri" w:cs="Calibri"/>
-          <w:sz w:val="36"/>
-          <w:szCs w:val="36"/>
-        </w:rPr>
-      </w:pPr>
-      <w:r>
-        <w:rPr>
-          <w:rFonts w:ascii="Calibri" w:hAnsi="Calibri" w:cs="Calibri"/>
-          <w:sz w:val="36"/>
-          <w:szCs w:val="36"/>
+          <w:rFonts w:cs="Calibri"/>
+          <w:sz w:val="32"/>
+          <w:szCs w:val="32"/>
+        </w:rPr>
+      </w:pPr>
+    </w:p>
+    <w:p>
+      <w:pPr>
+        <w:jc w:val="center"/>
+        <w:rPr>
+          <w:rFonts w:cs="Calibri"/>
+          <w:sz w:val="32"/>
+          <w:szCs w:val="32"/>
+        </w:rPr>
+      </w:pPr>
+      <w:r>
+        <w:rPr>
+          <w:rFonts w:cs="Calibri"/>
+          <w:sz w:val="32"/>
+          <w:szCs w:val="32"/>
         </w:rPr>
         <w:t>Break</w:t>
       </w:r>
@@ -1592,19 +4897,19 @@
       <w:pPr>
         <w:jc w:val="both"/>
         <w:rPr>
-          <w:rFonts w:ascii="Calibri" w:hAnsi="Calibri" w:cs="Calibri"/>
-          <w:sz w:val="36"/>
-          <w:szCs w:val="36"/>
-        </w:rPr>
-      </w:pPr>
-    </w:p>
-    <w:p>
-      <w:pPr>
-        <w:jc w:val="both"/>
-        <w:rPr>
-          <w:rFonts w:ascii="Calibri" w:hAnsi="Calibri" w:cs="Calibri"/>
-          <w:sz w:val="36"/>
-          <w:szCs w:val="36"/>
+          <w:rFonts w:cs="Calibri"/>
+          <w:sz w:val="32"/>
+          <w:szCs w:val="32"/>
+        </w:rPr>
+      </w:pPr>
+    </w:p>
+    <w:p>
+      <w:pPr>
+        <w:jc w:val="both"/>
+        <w:rPr>
+          <w:rFonts w:cs="Calibri"/>
+          <w:sz w:val="32"/>
+          <w:szCs w:val="32"/>
         </w:rPr>
       </w:pPr>
     </w:p>
@@ -1825,9 +5130,9 @@
     </w:lvl>
   </w:abstractNum>
   <w:abstractNum w:abstractNumId="2" w15:restartNumberingAfterBreak="0">
-    <w:nsid w:val="6356225D"/>
+    <w:nsid w:val="240E776F"/>
     <w:multiLevelType w:val="hybridMultilevel"/>
-    <w:tmpl w:val="EFF8A3C2"/>
+    <w:tmpl w:val="2A1CF86E"/>
     <w:lvl w:ilvl="0" w:tplc="04090001">
       <w:start w:val="1"/>
       <w:numFmt w:val="bullet"/>
@@ -1937,14 +5242,246 @@
       </w:rPr>
     </w:lvl>
   </w:abstractNum>
+  <w:abstractNum w:abstractNumId="3" w15:restartNumberingAfterBreak="0">
+    <w:nsid w:val="6356225D"/>
+    <w:multiLevelType w:val="hybridMultilevel"/>
+    <w:tmpl w:val="EFF8A3C2"/>
+    <w:lvl w:ilvl="0" w:tplc="04090001">
+      <w:start w:val="1"/>
+      <w:numFmt w:val="bullet"/>
+      <w:lvlText w:val=""/>
+      <w:lvlJc w:val="left"/>
+      <w:pPr>
+        <w:ind w:left="360" w:hanging="360"/>
+      </w:pPr>
+      <w:rPr>
+        <w:rFonts w:ascii="Symbol" w:hAnsi="Symbol" w:hint="default"/>
+      </w:rPr>
+    </w:lvl>
+    <w:lvl w:ilvl="1" w:tplc="04090003" w:tentative="1">
+      <w:start w:val="1"/>
+      <w:numFmt w:val="bullet"/>
+      <w:lvlText w:val="o"/>
+      <w:lvlJc w:val="left"/>
+      <w:pPr>
+        <w:ind w:left="1080" w:hanging="360"/>
+      </w:pPr>
+      <w:rPr>
+        <w:rFonts w:ascii="Courier New" w:hAnsi="Courier New" w:cs="Courier New" w:hint="default"/>
+      </w:rPr>
+    </w:lvl>
+    <w:lvl w:ilvl="2" w:tplc="04090005" w:tentative="1">
+      <w:start w:val="1"/>
+      <w:numFmt w:val="bullet"/>
+      <w:lvlText w:val=""/>
+      <w:lvlJc w:val="left"/>
+      <w:pPr>
+        <w:ind w:left="1800" w:hanging="360"/>
+      </w:pPr>
+      <w:rPr>
+        <w:rFonts w:ascii="Wingdings" w:hAnsi="Wingdings" w:hint="default"/>
+      </w:rPr>
+    </w:lvl>
+    <w:lvl w:ilvl="3" w:tplc="04090001" w:tentative="1">
+      <w:start w:val="1"/>
+      <w:numFmt w:val="bullet"/>
+      <w:lvlText w:val=""/>
+      <w:lvlJc w:val="left"/>
+      <w:pPr>
+        <w:ind w:left="2520" w:hanging="360"/>
+      </w:pPr>
+      <w:rPr>
+        <w:rFonts w:ascii="Symbol" w:hAnsi="Symbol" w:hint="default"/>
+      </w:rPr>
+    </w:lvl>
+    <w:lvl w:ilvl="4" w:tplc="04090003" w:tentative="1">
+      <w:start w:val="1"/>
+      <w:numFmt w:val="bullet"/>
+      <w:lvlText w:val="o"/>
+      <w:lvlJc w:val="left"/>
+      <w:pPr>
+        <w:ind w:left="3240" w:hanging="360"/>
+      </w:pPr>
+      <w:rPr>
+        <w:rFonts w:ascii="Courier New" w:hAnsi="Courier New" w:cs="Courier New" w:hint="default"/>
+      </w:rPr>
+    </w:lvl>
+    <w:lvl w:ilvl="5" w:tplc="04090005" w:tentative="1">
+      <w:start w:val="1"/>
+      <w:numFmt w:val="bullet"/>
+      <w:lvlText w:val=""/>
+      <w:lvlJc w:val="left"/>
+      <w:pPr>
+        <w:ind w:left="3960" w:hanging="360"/>
+      </w:pPr>
+      <w:rPr>
+        <w:rFonts w:ascii="Wingdings" w:hAnsi="Wingdings" w:hint="default"/>
+      </w:rPr>
+    </w:lvl>
+    <w:lvl w:ilvl="6" w:tplc="04090001" w:tentative="1">
+      <w:start w:val="1"/>
+      <w:numFmt w:val="bullet"/>
+      <w:lvlText w:val=""/>
+      <w:lvlJc w:val="left"/>
+      <w:pPr>
+        <w:ind w:left="4680" w:hanging="360"/>
+      </w:pPr>
+      <w:rPr>
+        <w:rFonts w:ascii="Symbol" w:hAnsi="Symbol" w:hint="default"/>
+      </w:rPr>
+    </w:lvl>
+    <w:lvl w:ilvl="7" w:tplc="04090003" w:tentative="1">
+      <w:start w:val="1"/>
+      <w:numFmt w:val="bullet"/>
+      <w:lvlText w:val="o"/>
+      <w:lvlJc w:val="left"/>
+      <w:pPr>
+        <w:ind w:left="5400" w:hanging="360"/>
+      </w:pPr>
+      <w:rPr>
+        <w:rFonts w:ascii="Courier New" w:hAnsi="Courier New" w:cs="Courier New" w:hint="default"/>
+      </w:rPr>
+    </w:lvl>
+    <w:lvl w:ilvl="8" w:tplc="04090005" w:tentative="1">
+      <w:start w:val="1"/>
+      <w:numFmt w:val="bullet"/>
+      <w:lvlText w:val=""/>
+      <w:lvlJc w:val="left"/>
+      <w:pPr>
+        <w:ind w:left="6120" w:hanging="360"/>
+      </w:pPr>
+      <w:rPr>
+        <w:rFonts w:ascii="Wingdings" w:hAnsi="Wingdings" w:hint="default"/>
+      </w:rPr>
+    </w:lvl>
+  </w:abstractNum>
+  <w:abstractNum w:abstractNumId="4" w15:restartNumberingAfterBreak="0">
+    <w:nsid w:val="76DC37B3"/>
+    <w:multiLevelType w:val="hybridMultilevel"/>
+    <w:tmpl w:val="2FB469CA"/>
+    <w:lvl w:ilvl="0" w:tplc="04090001">
+      <w:start w:val="1"/>
+      <w:numFmt w:val="bullet"/>
+      <w:lvlText w:val=""/>
+      <w:lvlJc w:val="left"/>
+      <w:pPr>
+        <w:ind w:left="360" w:hanging="360"/>
+      </w:pPr>
+      <w:rPr>
+        <w:rFonts w:ascii="Symbol" w:hAnsi="Symbol" w:hint="default"/>
+      </w:rPr>
+    </w:lvl>
+    <w:lvl w:ilvl="1" w:tplc="04090003" w:tentative="1">
+      <w:start w:val="1"/>
+      <w:numFmt w:val="bullet"/>
+      <w:lvlText w:val="o"/>
+      <w:lvlJc w:val="left"/>
+      <w:pPr>
+        <w:ind w:left="1440" w:hanging="360"/>
+      </w:pPr>
+      <w:rPr>
+        <w:rFonts w:ascii="Courier New" w:hAnsi="Courier New" w:cs="Courier New" w:hint="default"/>
+      </w:rPr>
+    </w:lvl>
+    <w:lvl w:ilvl="2" w:tplc="04090005" w:tentative="1">
+      <w:start w:val="1"/>
+      <w:numFmt w:val="bullet"/>
+      <w:lvlText w:val=""/>
+      <w:lvlJc w:val="left"/>
+      <w:pPr>
+        <w:ind w:left="2160" w:hanging="360"/>
+      </w:pPr>
+      <w:rPr>
+        <w:rFonts w:ascii="Wingdings" w:hAnsi="Wingdings" w:hint="default"/>
+      </w:rPr>
+    </w:lvl>
+    <w:lvl w:ilvl="3" w:tplc="04090001" w:tentative="1">
+      <w:start w:val="1"/>
+      <w:numFmt w:val="bullet"/>
+      <w:lvlText w:val=""/>
+      <w:lvlJc w:val="left"/>
+      <w:pPr>
+        <w:ind w:left="2880" w:hanging="360"/>
+      </w:pPr>
+      <w:rPr>
+        <w:rFonts w:ascii="Symbol" w:hAnsi="Symbol" w:hint="default"/>
+      </w:rPr>
+    </w:lvl>
+    <w:lvl w:ilvl="4" w:tplc="04090003" w:tentative="1">
+      <w:start w:val="1"/>
+      <w:numFmt w:val="bullet"/>
+      <w:lvlText w:val="o"/>
+      <w:lvlJc w:val="left"/>
+      <w:pPr>
+        <w:ind w:left="3600" w:hanging="360"/>
+      </w:pPr>
+      <w:rPr>
+        <w:rFonts w:ascii="Courier New" w:hAnsi="Courier New" w:cs="Courier New" w:hint="default"/>
+      </w:rPr>
+    </w:lvl>
+    <w:lvl w:ilvl="5" w:tplc="04090005" w:tentative="1">
+      <w:start w:val="1"/>
+      <w:numFmt w:val="bullet"/>
+      <w:lvlText w:val=""/>
+      <w:lvlJc w:val="left"/>
+      <w:pPr>
+        <w:ind w:left="4320" w:hanging="360"/>
+      </w:pPr>
+      <w:rPr>
+        <w:rFonts w:ascii="Wingdings" w:hAnsi="Wingdings" w:hint="default"/>
+      </w:rPr>
+    </w:lvl>
+    <w:lvl w:ilvl="6" w:tplc="04090001" w:tentative="1">
+      <w:start w:val="1"/>
+      <w:numFmt w:val="bullet"/>
+      <w:lvlText w:val=""/>
+      <w:lvlJc w:val="left"/>
+      <w:pPr>
+        <w:ind w:left="5040" w:hanging="360"/>
+      </w:pPr>
+      <w:rPr>
+        <w:rFonts w:ascii="Symbol" w:hAnsi="Symbol" w:hint="default"/>
+      </w:rPr>
+    </w:lvl>
+    <w:lvl w:ilvl="7" w:tplc="04090003" w:tentative="1">
+      <w:start w:val="1"/>
+      <w:numFmt w:val="bullet"/>
+      <w:lvlText w:val="o"/>
+      <w:lvlJc w:val="left"/>
+      <w:pPr>
+        <w:ind w:left="5760" w:hanging="360"/>
+      </w:pPr>
+      <w:rPr>
+        <w:rFonts w:ascii="Courier New" w:hAnsi="Courier New" w:cs="Courier New" w:hint="default"/>
+      </w:rPr>
+    </w:lvl>
+    <w:lvl w:ilvl="8" w:tplc="04090005" w:tentative="1">
+      <w:start w:val="1"/>
+      <w:numFmt w:val="bullet"/>
+      <w:lvlText w:val=""/>
+      <w:lvlJc w:val="left"/>
+      <w:pPr>
+        <w:ind w:left="6480" w:hanging="360"/>
+      </w:pPr>
+      <w:rPr>
+        <w:rFonts w:ascii="Wingdings" w:hAnsi="Wingdings" w:hint="default"/>
+      </w:rPr>
+    </w:lvl>
+  </w:abstractNum>
   <w:num w:numId="1" w16cid:durableId="281884268">
     <w:abstractNumId w:val="0"/>
   </w:num>
   <w:num w:numId="2" w16cid:durableId="531308641">
-    <w:abstractNumId w:val="2"/>
+    <w:abstractNumId w:val="3"/>
   </w:num>
   <w:num w:numId="3" w16cid:durableId="2006350027">
     <w:abstractNumId w:val="1"/>
+  </w:num>
+  <w:num w:numId="4" w16cid:durableId="1187599134">
+    <w:abstractNumId w:val="4"/>
+  </w:num>
+  <w:num w:numId="5" w16cid:durableId="1036277192">
+    <w:abstractNumId w:val="2"/>
   </w:num>
 </w:numbering>
 </file>
@@ -2377,7 +5914,6 @@
     <w:next w:val="Normal"/>
     <w:link w:val="Heading2Char"/>
     <w:uiPriority w:val="9"/>
-    <w:semiHidden/>
     <w:unhideWhenUsed/>
     <w:qFormat/>
     <w:rsid w:val="002C7AFD"/>
@@ -2552,7 +6088,6 @@
   <w:style w:type="character" w:default="1" w:styleId="DefaultParagraphFont">
     <w:name w:val="Default Paragraph Font"/>
     <w:uiPriority w:val="1"/>
-    <w:semiHidden/>
     <w:unhideWhenUsed/>
   </w:style>
   <w:style w:type="table" w:default="1" w:styleId="TableNormal">
@@ -2594,7 +6129,6 @@
     <w:basedOn w:val="DefaultParagraphFont"/>
     <w:link w:val="Heading2"/>
     <w:uiPriority w:val="9"/>
-    <w:semiHidden/>
     <w:rsid w:val="002C7AFD"/>
     <w:rPr>
       <w:rFonts w:asciiTheme="majorHAnsi" w:eastAsiaTheme="majorEastAsia" w:hAnsiTheme="majorHAnsi" w:cstheme="majorBidi"/>
@@ -2864,6 +6398,29 @@
       <w:smallCaps/>
       <w:color w:val="0F4761" w:themeColor="accent1" w:themeShade="BF"/>
       <w:spacing w:val="5"/>
+    </w:rPr>
+  </w:style>
+  <w:style w:type="character" w:styleId="Hyperlink">
+    <w:name w:val="Hyperlink"/>
+    <w:basedOn w:val="DefaultParagraphFont"/>
+    <w:uiPriority w:val="99"/>
+    <w:unhideWhenUsed/>
+    <w:rsid w:val="00AE75B1"/>
+    <w:rPr>
+      <w:color w:val="467886" w:themeColor="hyperlink"/>
+      <w:u w:val="single"/>
+    </w:rPr>
+  </w:style>
+  <w:style w:type="character" w:styleId="UnresolvedMention">
+    <w:name w:val="Unresolved Mention"/>
+    <w:basedOn w:val="DefaultParagraphFont"/>
+    <w:uiPriority w:val="99"/>
+    <w:semiHidden/>
+    <w:unhideWhenUsed/>
+    <w:rsid w:val="00AE75B1"/>
+    <w:rPr>
+      <w:color w:val="605E5C"/>
+      <w:shd w:val="clear" w:color="auto" w:fill="E1DFDD"/>
     </w:rPr>
   </w:style>
 </w:styles>

--- a/flutter_documents/flutter_web/fw2_basics_of_flutter_web.docx
+++ b/flutter_documents/flutter_web/fw2_basics_of_flutter_web.docx
@@ -72,49 +72,7 @@
           <w:sz w:val="32"/>
           <w:szCs w:val="32"/>
         </w:rPr>
-        <w:t xml:space="preserve"> Web………………</w:t>
-      </w:r>
-      <w:proofErr w:type="gramStart"/>
-      <w:r>
-        <w:rPr>
-          <w:rFonts w:cs="Calibri"/>
-          <w:sz w:val="32"/>
-          <w:szCs w:val="32"/>
-        </w:rPr>
-        <w:t>…</w:t>
-      </w:r>
-      <w:r>
-        <w:rPr>
-          <w:rFonts w:cs="Calibri"/>
-          <w:sz w:val="32"/>
-          <w:szCs w:val="32"/>
-        </w:rPr>
-        <w:t>..</w:t>
-      </w:r>
-      <w:proofErr w:type="gramEnd"/>
-      <w:r>
-        <w:rPr>
-          <w:rFonts w:cs="Calibri"/>
-          <w:sz w:val="32"/>
-          <w:szCs w:val="32"/>
-        </w:rPr>
-        <w:t>…</w:t>
-      </w:r>
-      <w:r>
-        <w:rPr>
-          <w:rFonts w:cs="Calibri"/>
-          <w:sz w:val="32"/>
-          <w:szCs w:val="32"/>
-        </w:rPr>
-        <w:t>..</w:t>
-      </w:r>
-      <w:r>
-        <w:rPr>
-          <w:rFonts w:cs="Calibri"/>
-          <w:sz w:val="32"/>
-          <w:szCs w:val="32"/>
-        </w:rPr>
-        <w:t>………………….2</w:t>
+        <w:t xml:space="preserve"> Web</w:t>
       </w:r>
     </w:p>
     <w:p>
@@ -137,66 +95,16 @@
           <w:sz w:val="32"/>
           <w:szCs w:val="32"/>
         </w:rPr>
-        <w:t>Preloading or Pre-caching Google Fonts………</w:t>
-      </w:r>
-      <w:r>
-        <w:rPr>
-          <w:rFonts w:cs="Calibri"/>
-          <w:sz w:val="32"/>
-          <w:szCs w:val="32"/>
-        </w:rPr>
-        <w:t>.</w:t>
-      </w:r>
-      <w:r>
-        <w:rPr>
-          <w:rFonts w:cs="Calibri"/>
-          <w:sz w:val="32"/>
-          <w:szCs w:val="32"/>
-        </w:rPr>
-        <w:t>…</w:t>
-      </w:r>
-      <w:r>
-        <w:rPr>
-          <w:rFonts w:cs="Calibri"/>
-          <w:sz w:val="32"/>
-          <w:szCs w:val="32"/>
-        </w:rPr>
-        <w:t>.</w:t>
-      </w:r>
-      <w:r>
-        <w:rPr>
-          <w:rFonts w:cs="Calibri"/>
-          <w:sz w:val="32"/>
-          <w:szCs w:val="32"/>
-        </w:rPr>
-        <w:t>…</w:t>
-      </w:r>
-      <w:r>
-        <w:rPr>
-          <w:rFonts w:cs="Calibri"/>
-          <w:sz w:val="32"/>
-          <w:szCs w:val="32"/>
-        </w:rPr>
-        <w:t>…….</w:t>
-      </w:r>
-      <w:r>
-        <w:rPr>
-          <w:rFonts w:cs="Calibri"/>
-          <w:sz w:val="32"/>
-          <w:szCs w:val="32"/>
-        </w:rPr>
-        <w:t>……</w:t>
-      </w:r>
-      <w:proofErr w:type="gramStart"/>
-      <w:r>
-        <w:rPr>
-          <w:rFonts w:cs="Calibri"/>
-          <w:sz w:val="32"/>
-          <w:szCs w:val="32"/>
-        </w:rPr>
-        <w:t>…..</w:t>
-      </w:r>
-      <w:proofErr w:type="gramEnd"/>
+        <w:t>Preloading or Pre-caching Google Font</w:t>
+      </w:r>
+      <w:r>
+        <w:rPr>
+          <w:rFonts w:cs="Calibri"/>
+          <w:sz w:val="32"/>
+          <w:szCs w:val="32"/>
+        </w:rPr>
+        <w:t>s</w:t>
+      </w:r>
     </w:p>
     <w:p>
       <w:pPr>
@@ -1148,7 +1056,125 @@
           <w:sz w:val="32"/>
           <w:szCs w:val="32"/>
         </w:rPr>
-        <w:t>--</w:t>
+        <w:t>--wasm</w:t>
+      </w:r>
+      <w:r>
+        <w:rPr>
+          <w:rFonts w:cs="Calibri"/>
+          <w:sz w:val="32"/>
+          <w:szCs w:val="32"/>
+        </w:rPr>
+        <w:t xml:space="preserve"> isn’t the default until more ecosystem packages update their JS interop code and package authors support </w:t>
+      </w:r>
+      <w:r>
+        <w:rPr>
+          <w:rFonts w:cs="Calibri"/>
+          <w:b/>
+          <w:bCs/>
+          <w:sz w:val="32"/>
+          <w:szCs w:val="32"/>
+        </w:rPr>
+        <w:t>--wasm</w:t>
+      </w:r>
+    </w:p>
+    <w:p>
+      <w:pPr>
+        <w:jc w:val="both"/>
+        <w:rPr>
+          <w:rFonts w:cs="Calibri"/>
+          <w:sz w:val="32"/>
+          <w:szCs w:val="32"/>
+        </w:rPr>
+      </w:pPr>
+    </w:p>
+    <w:p>
+      <w:pPr>
+        <w:jc w:val="both"/>
+        <w:rPr>
+          <w:rFonts w:cs="Calibri"/>
+          <w:sz w:val="32"/>
+          <w:szCs w:val="32"/>
+        </w:rPr>
+      </w:pPr>
+    </w:p>
+    <w:p>
+      <w:pPr>
+        <w:jc w:val="both"/>
+        <w:rPr>
+          <w:rFonts w:cs="Calibri"/>
+          <w:sz w:val="32"/>
+          <w:szCs w:val="32"/>
+        </w:rPr>
+      </w:pPr>
+      <w:r>
+        <w:rPr>
+          <w:rFonts w:cs="Calibri"/>
+          <w:sz w:val="32"/>
+          <w:szCs w:val="32"/>
+        </w:rPr>
+        <w:t>Compiling to WASM:</w:t>
+      </w:r>
+    </w:p>
+    <w:p>
+      <w:pPr>
+        <w:jc w:val="both"/>
+        <w:rPr>
+          <w:rFonts w:cs="Calibri"/>
+          <w:sz w:val="32"/>
+          <w:szCs w:val="32"/>
+        </w:rPr>
+      </w:pPr>
+      <w:r>
+        <w:rPr>
+          <w:rFonts w:cs="Calibri"/>
+          <w:sz w:val="32"/>
+          <w:szCs w:val="32"/>
+        </w:rPr>
+        <w:t xml:space="preserve"># </w:t>
+      </w:r>
+      <w:r>
+        <w:rPr>
+          <w:rFonts w:cs="Calibri"/>
+          <w:sz w:val="32"/>
+          <w:szCs w:val="32"/>
+        </w:rPr>
+        <w:t xml:space="preserve">Switch to </w:t>
+      </w:r>
+      <w:r>
+        <w:rPr>
+          <w:rFonts w:cs="Calibri"/>
+          <w:b/>
+          <w:bCs/>
+          <w:sz w:val="32"/>
+          <w:szCs w:val="32"/>
+        </w:rPr>
+        <w:t>Flutter</w:t>
+      </w:r>
+      <w:r>
+        <w:rPr>
+          <w:rFonts w:cs="Calibri"/>
+          <w:sz w:val="32"/>
+          <w:szCs w:val="32"/>
+        </w:rPr>
+        <w:t xml:space="preserve"> version 3.24 or higher to run and compile </w:t>
+      </w:r>
+      <w:r>
+        <w:rPr>
+          <w:rFonts w:cs="Calibri"/>
+          <w:b/>
+          <w:bCs/>
+          <w:sz w:val="32"/>
+          <w:szCs w:val="32"/>
+        </w:rPr>
+        <w:t>Flutter</w:t>
+      </w:r>
+      <w:r>
+        <w:rPr>
+          <w:rFonts w:cs="Calibri"/>
+          <w:sz w:val="32"/>
+          <w:szCs w:val="32"/>
+        </w:rPr>
+        <w:t xml:space="preserve"> applications to </w:t>
       </w:r>
       <w:proofErr w:type="spellStart"/>
       <w:r>
@@ -1159,7 +1185,7 @@
           <w:sz w:val="32"/>
           <w:szCs w:val="32"/>
         </w:rPr>
-        <w:t>wasm</w:t>
+        <w:t>WebAssembly</w:t>
       </w:r>
       <w:proofErr w:type="spellEnd"/>
       <w:r>
@@ -1168,17 +1194,271 @@
           <w:sz w:val="32"/>
           <w:szCs w:val="32"/>
         </w:rPr>
-        <w:t xml:space="preserve"> isn’t the default until more ecosystem packages update their JS interop code and package authors support </w:t>
-      </w:r>
-      <w:r>
-        <w:rPr>
-          <w:rFonts w:cs="Calibri"/>
-          <w:b/>
-          <w:bCs/>
-          <w:sz w:val="32"/>
-          <w:szCs w:val="32"/>
-        </w:rPr>
-        <w:t>--</w:t>
+        <w:t>.</w:t>
+      </w:r>
+      <w:r>
+        <w:rPr>
+          <w:rFonts w:cs="Calibri"/>
+          <w:sz w:val="32"/>
+          <w:szCs w:val="32"/>
+        </w:rPr>
+        <w:t xml:space="preserve"> If migrating from previous versions of </w:t>
+      </w:r>
+      <w:r>
+        <w:rPr>
+          <w:rFonts w:cs="Calibri"/>
+          <w:b/>
+          <w:bCs/>
+          <w:sz w:val="32"/>
+          <w:szCs w:val="32"/>
+        </w:rPr>
+        <w:t xml:space="preserve">Flutter 3.24 </w:t>
+      </w:r>
+      <w:r>
+        <w:rPr>
+          <w:rFonts w:cs="Calibri"/>
+          <w:sz w:val="32"/>
+          <w:szCs w:val="32"/>
+        </w:rPr>
+        <w:t xml:space="preserve">then delete the contents of </w:t>
+      </w:r>
+      <w:r>
+        <w:rPr>
+          <w:rFonts w:cs="Calibri"/>
+          <w:b/>
+          <w:bCs/>
+          <w:sz w:val="32"/>
+          <w:szCs w:val="32"/>
+        </w:rPr>
+        <w:t>web/</w:t>
+      </w:r>
+      <w:r>
+        <w:rPr>
+          <w:rFonts w:cs="Calibri"/>
+          <w:sz w:val="32"/>
+          <w:szCs w:val="32"/>
+        </w:rPr>
+        <w:t xml:space="preserve"> directory and run the following command to regenerate them:</w:t>
+      </w:r>
+    </w:p>
+    <w:p>
+      <w:pPr>
+        <w:jc w:val="both"/>
+        <w:rPr>
+          <w:rFonts w:cs="Calibri"/>
+          <w:b/>
+          <w:bCs/>
+          <w:color w:val="60CAF3" w:themeColor="accent4" w:themeTint="99"/>
+          <w:sz w:val="32"/>
+          <w:szCs w:val="32"/>
+        </w:rPr>
+      </w:pPr>
+      <w:r>
+        <w:rPr>
+          <w:rFonts w:cs="Calibri"/>
+          <w:b/>
+          <w:bCs/>
+          <w:color w:val="60CAF3" w:themeColor="accent4" w:themeTint="99"/>
+          <w:sz w:val="32"/>
+          <w:szCs w:val="32"/>
+        </w:rPr>
+        <w:t>flutter create . --platforms web</w:t>
+      </w:r>
+    </w:p>
+    <w:p>
+      <w:pPr>
+        <w:jc w:val="both"/>
+        <w:rPr>
+          <w:rFonts w:cs="Calibri"/>
+          <w:sz w:val="32"/>
+          <w:szCs w:val="32"/>
+        </w:rPr>
+      </w:pPr>
+      <w:r>
+        <w:rPr>
+          <w:rFonts w:cs="Calibri"/>
+          <w:sz w:val="32"/>
+          <w:szCs w:val="32"/>
+        </w:rPr>
+        <w:t># R</w:t>
+      </w:r>
+      <w:r>
+        <w:rPr>
+          <w:rFonts w:cs="Calibri"/>
+          <w:sz w:val="32"/>
+          <w:szCs w:val="32"/>
+        </w:rPr>
+        <w:t xml:space="preserve">un the app with </w:t>
+      </w:r>
+      <w:r>
+        <w:rPr>
+          <w:rFonts w:cs="Calibri"/>
+          <w:b/>
+          <w:bCs/>
+          <w:sz w:val="32"/>
+          <w:szCs w:val="32"/>
+        </w:rPr>
+        <w:t>WASM</w:t>
+      </w:r>
+      <w:r>
+        <w:rPr>
+          <w:rFonts w:cs="Calibri"/>
+          <w:sz w:val="32"/>
+          <w:szCs w:val="32"/>
+        </w:rPr>
+        <w:t xml:space="preserve"> for development or testing, use the</w:t>
+      </w:r>
+      <w:r>
+        <w:rPr>
+          <w:rFonts w:cs="Calibri"/>
+          <w:b/>
+          <w:bCs/>
+          <w:sz w:val="32"/>
+          <w:szCs w:val="32"/>
+        </w:rPr>
+        <w:t xml:space="preserve"> --wasm</w:t>
+      </w:r>
+      <w:r>
+        <w:rPr>
+          <w:rFonts w:cs="Calibri"/>
+          <w:sz w:val="32"/>
+          <w:szCs w:val="32"/>
+        </w:rPr>
+        <w:t xml:space="preserve"> flag with the flutter run command</w:t>
+      </w:r>
+    </w:p>
+    <w:p>
+      <w:pPr>
+        <w:jc w:val="both"/>
+        <w:rPr>
+          <w:rFonts w:cs="Calibri"/>
+          <w:b/>
+          <w:bCs/>
+          <w:color w:val="60CAF3" w:themeColor="accent4" w:themeTint="99"/>
+          <w:sz w:val="32"/>
+          <w:szCs w:val="32"/>
+        </w:rPr>
+      </w:pPr>
+      <w:r>
+        <w:rPr>
+          <w:rFonts w:cs="Calibri"/>
+          <w:b/>
+          <w:bCs/>
+          <w:color w:val="60CAF3" w:themeColor="accent4" w:themeTint="99"/>
+          <w:sz w:val="32"/>
+          <w:szCs w:val="32"/>
+        </w:rPr>
+        <w:t>flutter run -d chrome --wasm</w:t>
+      </w:r>
+    </w:p>
+    <w:p>
+      <w:pPr>
+        <w:jc w:val="both"/>
+        <w:rPr>
+          <w:rFonts w:cs="Calibri"/>
+          <w:sz w:val="32"/>
+          <w:szCs w:val="32"/>
+        </w:rPr>
+      </w:pPr>
+      <w:r>
+        <w:rPr>
+          <w:rFonts w:cs="Calibri"/>
+          <w:sz w:val="32"/>
+          <w:szCs w:val="32"/>
+        </w:rPr>
+        <w:t># B</w:t>
+      </w:r>
+      <w:r>
+        <w:rPr>
+          <w:rFonts w:cs="Calibri"/>
+          <w:sz w:val="32"/>
+          <w:szCs w:val="32"/>
+        </w:rPr>
+        <w:t xml:space="preserve">uild </w:t>
+      </w:r>
+      <w:r>
+        <w:rPr>
+          <w:rFonts w:cs="Calibri"/>
+          <w:sz w:val="32"/>
+          <w:szCs w:val="32"/>
+        </w:rPr>
+        <w:t>the</w:t>
+      </w:r>
+      <w:r>
+        <w:rPr>
+          <w:rFonts w:cs="Calibri"/>
+          <w:sz w:val="32"/>
+          <w:szCs w:val="32"/>
+        </w:rPr>
+        <w:t xml:space="preserve"> web application with </w:t>
+      </w:r>
+      <w:r>
+        <w:rPr>
+          <w:rFonts w:cs="Calibri"/>
+          <w:b/>
+          <w:bCs/>
+          <w:sz w:val="32"/>
+          <w:szCs w:val="32"/>
+        </w:rPr>
+        <w:t>WASM</w:t>
+      </w:r>
+      <w:r>
+        <w:rPr>
+          <w:rFonts w:cs="Calibri"/>
+          <w:sz w:val="32"/>
+          <w:szCs w:val="32"/>
+        </w:rPr>
+        <w:t xml:space="preserve">, add the </w:t>
+      </w:r>
+      <w:r>
+        <w:rPr>
+          <w:rFonts w:cs="Calibri"/>
+          <w:b/>
+          <w:bCs/>
+          <w:sz w:val="32"/>
+          <w:szCs w:val="32"/>
+        </w:rPr>
+        <w:t>--wasm</w:t>
+      </w:r>
+      <w:r>
+        <w:rPr>
+          <w:rFonts w:cs="Calibri"/>
+          <w:sz w:val="32"/>
+          <w:szCs w:val="32"/>
+        </w:rPr>
+        <w:t xml:space="preserve"> flag to the existing command</w:t>
+      </w:r>
+      <w:r>
+        <w:rPr>
+          <w:rFonts w:cs="Calibri"/>
+          <w:sz w:val="32"/>
+          <w:szCs w:val="32"/>
+        </w:rPr>
+        <w:t xml:space="preserve">. </w:t>
+      </w:r>
+      <w:r>
+        <w:rPr>
+          <w:rFonts w:cs="Calibri"/>
+          <w:sz w:val="32"/>
+          <w:szCs w:val="32"/>
+        </w:rPr>
+        <w:t>T</w:t>
+      </w:r>
+      <w:r>
+        <w:rPr>
+          <w:rFonts w:cs="Calibri"/>
+          <w:sz w:val="32"/>
+          <w:szCs w:val="32"/>
+        </w:rPr>
+        <w:t>his</w:t>
+      </w:r>
+      <w:r>
+        <w:rPr>
+          <w:rFonts w:cs="Calibri"/>
+          <w:sz w:val="32"/>
+          <w:szCs w:val="32"/>
+        </w:rPr>
+        <w:t xml:space="preserve"> produces output into the </w:t>
       </w:r>
       <w:proofErr w:type="spellStart"/>
       <w:r>
@@ -1189,172 +1469,60 @@
           <w:sz w:val="32"/>
           <w:szCs w:val="32"/>
         </w:rPr>
-        <w:t>wasm</w:t>
+        <w:t>project_root</w:t>
       </w:r>
       <w:proofErr w:type="spellEnd"/>
-    </w:p>
-    <w:p>
-      <w:pPr>
-        <w:jc w:val="both"/>
-        <w:rPr>
-          <w:rFonts w:cs="Calibri"/>
-          <w:sz w:val="32"/>
-          <w:szCs w:val="32"/>
-        </w:rPr>
-      </w:pPr>
-    </w:p>
-    <w:p>
-      <w:pPr>
-        <w:jc w:val="both"/>
-        <w:rPr>
-          <w:rFonts w:cs="Calibri"/>
-          <w:sz w:val="32"/>
-          <w:szCs w:val="32"/>
-        </w:rPr>
-      </w:pPr>
-    </w:p>
-    <w:p>
-      <w:pPr>
-        <w:jc w:val="both"/>
-        <w:rPr>
-          <w:rFonts w:cs="Calibri"/>
-          <w:sz w:val="32"/>
-          <w:szCs w:val="32"/>
-        </w:rPr>
-      </w:pPr>
-      <w:r>
-        <w:rPr>
-          <w:rFonts w:cs="Calibri"/>
-          <w:sz w:val="32"/>
-          <w:szCs w:val="32"/>
-        </w:rPr>
-        <w:t>Compiling to WASM:</w:t>
-      </w:r>
-    </w:p>
-    <w:p>
-      <w:pPr>
-        <w:jc w:val="both"/>
-        <w:rPr>
-          <w:rFonts w:cs="Calibri"/>
-          <w:sz w:val="32"/>
-          <w:szCs w:val="32"/>
-        </w:rPr>
-      </w:pPr>
-      <w:r>
-        <w:rPr>
-          <w:rFonts w:cs="Calibri"/>
-          <w:sz w:val="32"/>
-          <w:szCs w:val="32"/>
-        </w:rPr>
-        <w:t xml:space="preserve"># </w:t>
-      </w:r>
-      <w:r>
-        <w:rPr>
-          <w:rFonts w:cs="Calibri"/>
-          <w:sz w:val="32"/>
-          <w:szCs w:val="32"/>
-        </w:rPr>
-        <w:t xml:space="preserve">Switch to </w:t>
-      </w:r>
-      <w:r>
-        <w:rPr>
-          <w:rFonts w:cs="Calibri"/>
-          <w:b/>
-          <w:bCs/>
-          <w:sz w:val="32"/>
-          <w:szCs w:val="32"/>
-        </w:rPr>
-        <w:t>Flutter</w:t>
-      </w:r>
-      <w:r>
-        <w:rPr>
-          <w:rFonts w:cs="Calibri"/>
-          <w:sz w:val="32"/>
-          <w:szCs w:val="32"/>
-        </w:rPr>
-        <w:t xml:space="preserve"> version 3.24 or higher to run and compile </w:t>
-      </w:r>
-      <w:r>
-        <w:rPr>
-          <w:rFonts w:cs="Calibri"/>
-          <w:b/>
-          <w:bCs/>
-          <w:sz w:val="32"/>
-          <w:szCs w:val="32"/>
-        </w:rPr>
-        <w:t>Flutter</w:t>
-      </w:r>
-      <w:r>
-        <w:rPr>
-          <w:rFonts w:cs="Calibri"/>
-          <w:sz w:val="32"/>
-          <w:szCs w:val="32"/>
-        </w:rPr>
-        <w:t xml:space="preserve"> applications to </w:t>
-      </w:r>
-      <w:proofErr w:type="spellStart"/>
-      <w:r>
-        <w:rPr>
-          <w:rFonts w:cs="Calibri"/>
-          <w:b/>
-          <w:bCs/>
-          <w:sz w:val="32"/>
-          <w:szCs w:val="32"/>
-        </w:rPr>
-        <w:t>WebAssembly</w:t>
-      </w:r>
-      <w:proofErr w:type="spellEnd"/>
-      <w:r>
-        <w:rPr>
-          <w:rFonts w:cs="Calibri"/>
-          <w:sz w:val="32"/>
-          <w:szCs w:val="32"/>
-        </w:rPr>
-        <w:t>.</w:t>
-      </w:r>
-      <w:r>
-        <w:rPr>
-          <w:rFonts w:cs="Calibri"/>
-          <w:sz w:val="32"/>
-          <w:szCs w:val="32"/>
-        </w:rPr>
-        <w:t xml:space="preserve"> If migrating from previous versions of </w:t>
-      </w:r>
-      <w:r>
-        <w:rPr>
-          <w:rFonts w:cs="Calibri"/>
-          <w:b/>
-          <w:bCs/>
-          <w:sz w:val="32"/>
-          <w:szCs w:val="32"/>
-        </w:rPr>
-        <w:t xml:space="preserve">Flutter 3.24 </w:t>
-      </w:r>
-      <w:r>
-        <w:rPr>
-          <w:rFonts w:cs="Calibri"/>
-          <w:sz w:val="32"/>
-          <w:szCs w:val="32"/>
-        </w:rPr>
-        <w:t xml:space="preserve">then delete the contents of </w:t>
-      </w:r>
-      <w:r>
-        <w:rPr>
-          <w:rFonts w:cs="Calibri"/>
-          <w:b/>
-          <w:bCs/>
-          <w:sz w:val="32"/>
-          <w:szCs w:val="32"/>
-        </w:rPr>
-        <w:t>web/</w:t>
-      </w:r>
-      <w:r>
-        <w:rPr>
-          <w:rFonts w:cs="Calibri"/>
-          <w:sz w:val="32"/>
-          <w:szCs w:val="32"/>
-        </w:rPr>
-        <w:t xml:space="preserve"> directory and run the following command to regenerate them:</w:t>
+      <w:r>
+        <w:rPr>
+          <w:rFonts w:cs="Calibri"/>
+          <w:sz w:val="32"/>
+          <w:szCs w:val="32"/>
+        </w:rPr>
+        <w:t>/</w:t>
+      </w:r>
+      <w:r>
+        <w:rPr>
+          <w:rFonts w:cs="Calibri"/>
+          <w:b/>
+          <w:bCs/>
+          <w:sz w:val="32"/>
+          <w:szCs w:val="32"/>
+        </w:rPr>
+        <w:t>build/web</w:t>
+      </w:r>
+      <w:r>
+        <w:rPr>
+          <w:rFonts w:cs="Calibri"/>
+          <w:sz w:val="32"/>
+          <w:szCs w:val="32"/>
+        </w:rPr>
+        <w:t xml:space="preserve"> directory</w:t>
+      </w:r>
+      <w:r>
+        <w:rPr>
+          <w:rFonts w:cs="Calibri"/>
+          <w:sz w:val="32"/>
+          <w:szCs w:val="32"/>
+        </w:rPr>
+        <w:t>,</w:t>
+      </w:r>
+      <w:r>
+        <w:rPr>
+          <w:rFonts w:cs="Calibri"/>
+          <w:sz w:val="32"/>
+          <w:szCs w:val="32"/>
+        </w:rPr>
+        <w:t xml:space="preserve"> just like </w:t>
+      </w:r>
+      <w:r>
+        <w:rPr>
+          <w:rFonts w:cs="Calibri"/>
+          <w:b/>
+          <w:bCs/>
+          <w:sz w:val="32"/>
+          <w:szCs w:val="32"/>
+        </w:rPr>
+        <w:t>flutter build web</w:t>
       </w:r>
     </w:p>
     <w:p>
@@ -1378,386 +1546,8 @@
           <w:sz w:val="32"/>
           <w:szCs w:val="32"/>
         </w:rPr>
-        <w:t xml:space="preserve">flutter </w:t>
-      </w:r>
-      <w:proofErr w:type="gramStart"/>
-      <w:r>
-        <w:rPr>
-          <w:rFonts w:cs="Calibri"/>
-          <w:b/>
-          <w:bCs/>
-          <w:color w:val="60CAF3" w:themeColor="accent4" w:themeTint="99"/>
-          <w:sz w:val="32"/>
-          <w:szCs w:val="32"/>
-        </w:rPr>
-        <w:t>create .</w:t>
-      </w:r>
-      <w:proofErr w:type="gramEnd"/>
-      <w:r>
-        <w:rPr>
-          <w:rFonts w:cs="Calibri"/>
-          <w:b/>
-          <w:bCs/>
-          <w:color w:val="60CAF3" w:themeColor="accent4" w:themeTint="99"/>
-          <w:sz w:val="32"/>
-          <w:szCs w:val="32"/>
-        </w:rPr>
-        <w:t xml:space="preserve"> --platforms web</w:t>
-      </w:r>
-    </w:p>
-    <w:p>
-      <w:pPr>
-        <w:jc w:val="both"/>
-        <w:rPr>
-          <w:rFonts w:cs="Calibri"/>
-          <w:sz w:val="32"/>
-          <w:szCs w:val="32"/>
-        </w:rPr>
-      </w:pPr>
-      <w:r>
-        <w:rPr>
-          <w:rFonts w:cs="Calibri"/>
-          <w:sz w:val="32"/>
-          <w:szCs w:val="32"/>
-        </w:rPr>
-        <w:t># R</w:t>
-      </w:r>
-      <w:r>
-        <w:rPr>
-          <w:rFonts w:cs="Calibri"/>
-          <w:sz w:val="32"/>
-          <w:szCs w:val="32"/>
-        </w:rPr>
-        <w:t xml:space="preserve">un the app with </w:t>
-      </w:r>
-      <w:r>
-        <w:rPr>
-          <w:rFonts w:cs="Calibri"/>
-          <w:b/>
-          <w:bCs/>
-          <w:sz w:val="32"/>
-          <w:szCs w:val="32"/>
-        </w:rPr>
-        <w:t>W</w:t>
-      </w:r>
-      <w:r>
-        <w:rPr>
-          <w:rFonts w:cs="Calibri"/>
-          <w:b/>
-          <w:bCs/>
-          <w:sz w:val="32"/>
-          <w:szCs w:val="32"/>
-        </w:rPr>
-        <w:t>ASM</w:t>
-      </w:r>
-      <w:r>
-        <w:rPr>
-          <w:rFonts w:cs="Calibri"/>
-          <w:sz w:val="32"/>
-          <w:szCs w:val="32"/>
-        </w:rPr>
-        <w:t xml:space="preserve"> for development or testing, use the</w:t>
-      </w:r>
-      <w:r>
-        <w:rPr>
-          <w:rFonts w:cs="Calibri"/>
-          <w:b/>
-          <w:bCs/>
-          <w:sz w:val="32"/>
-          <w:szCs w:val="32"/>
-        </w:rPr>
-        <w:t xml:space="preserve"> --</w:t>
-      </w:r>
-      <w:proofErr w:type="spellStart"/>
-      <w:r>
-        <w:rPr>
-          <w:rFonts w:cs="Calibri"/>
-          <w:b/>
-          <w:bCs/>
-          <w:sz w:val="32"/>
-          <w:szCs w:val="32"/>
-        </w:rPr>
-        <w:t>wasm</w:t>
-      </w:r>
-      <w:proofErr w:type="spellEnd"/>
-      <w:r>
-        <w:rPr>
-          <w:rFonts w:cs="Calibri"/>
-          <w:sz w:val="32"/>
-          <w:szCs w:val="32"/>
-        </w:rPr>
-        <w:t xml:space="preserve"> flag with the flutter run command</w:t>
-      </w:r>
-    </w:p>
-    <w:p>
-      <w:pPr>
-        <w:jc w:val="both"/>
-        <w:rPr>
-          <w:rFonts w:cs="Calibri"/>
-          <w:b/>
-          <w:bCs/>
-          <w:color w:val="60CAF3" w:themeColor="accent4" w:themeTint="99"/>
-          <w:sz w:val="32"/>
-          <w:szCs w:val="32"/>
-        </w:rPr>
-      </w:pPr>
-      <w:r>
-        <w:rPr>
-          <w:rFonts w:cs="Calibri"/>
-          <w:b/>
-          <w:bCs/>
-          <w:color w:val="60CAF3" w:themeColor="accent4" w:themeTint="99"/>
-          <w:sz w:val="32"/>
-          <w:szCs w:val="32"/>
-        </w:rPr>
-        <w:t>flutter run -d chrome --</w:t>
-      </w:r>
-      <w:proofErr w:type="spellStart"/>
-      <w:r>
-        <w:rPr>
-          <w:rFonts w:cs="Calibri"/>
-          <w:b/>
-          <w:bCs/>
-          <w:color w:val="60CAF3" w:themeColor="accent4" w:themeTint="99"/>
-          <w:sz w:val="32"/>
-          <w:szCs w:val="32"/>
-        </w:rPr>
-        <w:t>wasm</w:t>
-      </w:r>
-      <w:proofErr w:type="spellEnd"/>
-    </w:p>
-    <w:p>
-      <w:pPr>
-        <w:jc w:val="both"/>
-        <w:rPr>
-          <w:rFonts w:cs="Calibri"/>
-          <w:sz w:val="32"/>
-          <w:szCs w:val="32"/>
-        </w:rPr>
-      </w:pPr>
-      <w:r>
-        <w:rPr>
-          <w:rFonts w:cs="Calibri"/>
-          <w:sz w:val="32"/>
-          <w:szCs w:val="32"/>
-        </w:rPr>
-        <w:t># B</w:t>
-      </w:r>
-      <w:r>
-        <w:rPr>
-          <w:rFonts w:cs="Calibri"/>
-          <w:sz w:val="32"/>
-          <w:szCs w:val="32"/>
-        </w:rPr>
-        <w:t xml:space="preserve">uild </w:t>
-      </w:r>
-      <w:r>
-        <w:rPr>
-          <w:rFonts w:cs="Calibri"/>
-          <w:sz w:val="32"/>
-          <w:szCs w:val="32"/>
-        </w:rPr>
-        <w:t>the</w:t>
-      </w:r>
-      <w:r>
-        <w:rPr>
-          <w:rFonts w:cs="Calibri"/>
-          <w:sz w:val="32"/>
-          <w:szCs w:val="32"/>
-        </w:rPr>
-        <w:t xml:space="preserve"> web application with </w:t>
-      </w:r>
-      <w:r>
-        <w:rPr>
-          <w:rFonts w:cs="Calibri"/>
-          <w:b/>
-          <w:bCs/>
-          <w:sz w:val="32"/>
-          <w:szCs w:val="32"/>
-        </w:rPr>
-        <w:t>W</w:t>
-      </w:r>
-      <w:r>
-        <w:rPr>
-          <w:rFonts w:cs="Calibri"/>
-          <w:b/>
-          <w:bCs/>
-          <w:sz w:val="32"/>
-          <w:szCs w:val="32"/>
-        </w:rPr>
-        <w:t>ASM</w:t>
-      </w:r>
-      <w:r>
-        <w:rPr>
-          <w:rFonts w:cs="Calibri"/>
-          <w:sz w:val="32"/>
-          <w:szCs w:val="32"/>
-        </w:rPr>
-        <w:t xml:space="preserve">, add the </w:t>
-      </w:r>
-      <w:r>
-        <w:rPr>
-          <w:rFonts w:cs="Calibri"/>
-          <w:b/>
-          <w:bCs/>
-          <w:sz w:val="32"/>
-          <w:szCs w:val="32"/>
-        </w:rPr>
-        <w:t>--</w:t>
-      </w:r>
-      <w:proofErr w:type="spellStart"/>
-      <w:r>
-        <w:rPr>
-          <w:rFonts w:cs="Calibri"/>
-          <w:b/>
-          <w:bCs/>
-          <w:sz w:val="32"/>
-          <w:szCs w:val="32"/>
-        </w:rPr>
-        <w:t>wasm</w:t>
-      </w:r>
-      <w:proofErr w:type="spellEnd"/>
-      <w:r>
-        <w:rPr>
-          <w:rFonts w:cs="Calibri"/>
-          <w:sz w:val="32"/>
-          <w:szCs w:val="32"/>
-        </w:rPr>
-        <w:t xml:space="preserve"> flag to the existing command</w:t>
-      </w:r>
-      <w:r>
-        <w:rPr>
-          <w:rFonts w:cs="Calibri"/>
-          <w:sz w:val="32"/>
-          <w:szCs w:val="32"/>
-        </w:rPr>
-        <w:t xml:space="preserve">. </w:t>
-      </w:r>
-      <w:r>
-        <w:rPr>
-          <w:rFonts w:cs="Calibri"/>
-          <w:sz w:val="32"/>
-          <w:szCs w:val="32"/>
-        </w:rPr>
-        <w:t>T</w:t>
-      </w:r>
-      <w:r>
-        <w:rPr>
-          <w:rFonts w:cs="Calibri"/>
-          <w:sz w:val="32"/>
-          <w:szCs w:val="32"/>
-        </w:rPr>
-        <w:t>his</w:t>
-      </w:r>
-      <w:r>
-        <w:rPr>
-          <w:rFonts w:cs="Calibri"/>
-          <w:sz w:val="32"/>
-          <w:szCs w:val="32"/>
-        </w:rPr>
-        <w:t xml:space="preserve"> produces output into the </w:t>
-      </w:r>
-      <w:proofErr w:type="spellStart"/>
-      <w:r>
-        <w:rPr>
-          <w:rFonts w:cs="Calibri"/>
-          <w:b/>
-          <w:bCs/>
-          <w:sz w:val="32"/>
-          <w:szCs w:val="32"/>
-        </w:rPr>
-        <w:t>project_root</w:t>
-      </w:r>
-      <w:proofErr w:type="spellEnd"/>
-      <w:r>
-        <w:rPr>
-          <w:rFonts w:cs="Calibri"/>
-          <w:sz w:val="32"/>
-          <w:szCs w:val="32"/>
-        </w:rPr>
-        <w:t>/</w:t>
-      </w:r>
-      <w:r>
-        <w:rPr>
-          <w:rFonts w:cs="Calibri"/>
-          <w:b/>
-          <w:bCs/>
-          <w:sz w:val="32"/>
-          <w:szCs w:val="32"/>
-        </w:rPr>
-        <w:t>build/web</w:t>
-      </w:r>
-      <w:r>
-        <w:rPr>
-          <w:rFonts w:cs="Calibri"/>
-          <w:sz w:val="32"/>
-          <w:szCs w:val="32"/>
-        </w:rPr>
-        <w:t xml:space="preserve"> directory</w:t>
-      </w:r>
-      <w:r>
-        <w:rPr>
-          <w:rFonts w:cs="Calibri"/>
-          <w:sz w:val="32"/>
-          <w:szCs w:val="32"/>
-        </w:rPr>
-        <w:t>,</w:t>
-      </w:r>
-      <w:r>
-        <w:rPr>
-          <w:rFonts w:cs="Calibri"/>
-          <w:sz w:val="32"/>
-          <w:szCs w:val="32"/>
-        </w:rPr>
-        <w:t xml:space="preserve"> just like </w:t>
-      </w:r>
-      <w:r>
-        <w:rPr>
-          <w:rFonts w:cs="Calibri"/>
-          <w:b/>
-          <w:bCs/>
-          <w:sz w:val="32"/>
-          <w:szCs w:val="32"/>
-        </w:rPr>
-        <w:t>flutter build web</w:t>
-      </w:r>
-    </w:p>
-    <w:p>
-      <w:pPr>
-        <w:jc w:val="both"/>
-        <w:rPr>
-          <w:rFonts w:cs="Calibri"/>
-          <w:b/>
-          <w:bCs/>
-          <w:color w:val="60CAF3" w:themeColor="accent4" w:themeTint="99"/>
-          <w:sz w:val="32"/>
-          <w:szCs w:val="32"/>
-        </w:rPr>
-      </w:pPr>
-      <w:r>
-        <w:rPr>
-          <w:rFonts w:cs="Calibri"/>
-          <w:b/>
-          <w:bCs/>
-          <w:color w:val="60CAF3" w:themeColor="accent4" w:themeTint="99"/>
-          <w:sz w:val="32"/>
-          <w:szCs w:val="32"/>
-        </w:rPr>
-        <w:t>flutter build web --</w:t>
-      </w:r>
-      <w:proofErr w:type="spellStart"/>
-      <w:r>
-        <w:rPr>
-          <w:rFonts w:cs="Calibri"/>
-          <w:b/>
-          <w:bCs/>
-          <w:color w:val="60CAF3" w:themeColor="accent4" w:themeTint="99"/>
-          <w:sz w:val="32"/>
-          <w:szCs w:val="32"/>
-        </w:rPr>
-        <w:t>wasm</w:t>
-      </w:r>
-      <w:proofErr w:type="spellEnd"/>
+        <w:t>flutter build web --wasm</w:t>
+      </w:r>
     </w:p>
     <w:p>
       <w:pPr>
@@ -1867,39 +1657,7 @@
           <w:sz w:val="32"/>
           <w:szCs w:val="32"/>
         </w:rPr>
-        <w:t>For error monitoring (recommended)</w:t>
-      </w:r>
-      <w:r>
-        <w:rPr>
-          <w:rFonts w:cs="Calibri"/>
-          <w:sz w:val="32"/>
-          <w:szCs w:val="32"/>
-        </w:rPr>
-        <w:t>,</w:t>
-      </w:r>
-      <w:r>
-        <w:rPr>
-          <w:rFonts w:cs="Calibri"/>
-          <w:sz w:val="32"/>
-          <w:szCs w:val="32"/>
-        </w:rPr>
-        <w:t xml:space="preserve"> </w:t>
-      </w:r>
-      <w:r>
-        <w:rPr>
-          <w:rFonts w:cs="Calibri"/>
-          <w:sz w:val="32"/>
-          <w:szCs w:val="32"/>
-        </w:rPr>
-        <w:t>p</w:t>
-      </w:r>
-      <w:r>
-        <w:rPr>
-          <w:rFonts w:cs="Calibri"/>
-          <w:sz w:val="32"/>
-          <w:szCs w:val="32"/>
-        </w:rPr>
-        <w:t xml:space="preserve">ass </w:t>
+        <w:t xml:space="preserve">For error monitoring (recommended), pass </w:t>
       </w:r>
       <w:r>
         <w:rPr>
@@ -1937,31 +1695,7 @@
           <w:sz w:val="32"/>
           <w:szCs w:val="32"/>
         </w:rPr>
-        <w:t xml:space="preserve"> file for </w:t>
-      </w:r>
-      <w:r>
-        <w:rPr>
-          <w:rFonts w:cs="Calibri"/>
-          <w:sz w:val="32"/>
-          <w:szCs w:val="32"/>
-        </w:rPr>
-        <w:t>symbolization</w:t>
-      </w:r>
-      <w:r>
-        <w:rPr>
-          <w:rFonts w:cs="Calibri"/>
-          <w:sz w:val="32"/>
-          <w:szCs w:val="32"/>
-        </w:rPr>
-        <w:t xml:space="preserve"> in error tracking service</w:t>
-      </w:r>
-      <w:r>
-        <w:rPr>
-          <w:rFonts w:cs="Calibri"/>
-          <w:sz w:val="32"/>
-          <w:szCs w:val="32"/>
-        </w:rPr>
-        <w:t>s</w:t>
+        <w:t xml:space="preserve"> file for symbolization in error tracking services</w:t>
       </w:r>
     </w:p>
     <w:p>
@@ -1986,31 +1720,7 @@
           <w:szCs w:val="32"/>
         </w:rPr>
         <w:lastRenderedPageBreak/>
-        <w:t>flutter build web --</w:t>
-      </w:r>
-      <w:proofErr w:type="spellStart"/>
-      <w:r>
-        <w:rPr>
-          <w:rFonts w:cs="Calibri"/>
-          <w:b/>
-          <w:bCs/>
-          <w:color w:val="60CAF3" w:themeColor="accent4" w:themeTint="99"/>
-          <w:sz w:val="32"/>
-          <w:szCs w:val="32"/>
-        </w:rPr>
-        <w:t>wasm</w:t>
-      </w:r>
-      <w:proofErr w:type="spellEnd"/>
-      <w:r>
-        <w:rPr>
-          <w:rFonts w:cs="Calibri"/>
-          <w:b/>
-          <w:bCs/>
-          <w:color w:val="60CAF3" w:themeColor="accent4" w:themeTint="99"/>
-          <w:sz w:val="32"/>
-          <w:szCs w:val="32"/>
-        </w:rPr>
-        <w:t xml:space="preserve"> --source-maps</w:t>
+        <w:t>flutter build web --wasm --source-maps</w:t>
       </w:r>
     </w:p>
     <w:p>
@@ -2043,50 +1753,214 @@
           <w:sz w:val="32"/>
           <w:szCs w:val="32"/>
         </w:rPr>
-        <w:t>For staging or QA builds</w:t>
-      </w:r>
-      <w:r>
-        <w:rPr>
-          <w:rFonts w:cs="Calibri"/>
-          <w:sz w:val="32"/>
-          <w:szCs w:val="32"/>
-        </w:rPr>
-        <w:t>,</w:t>
-      </w:r>
-      <w:r>
-        <w:rPr>
-          <w:rFonts w:cs="Calibri"/>
+        <w:t xml:space="preserve">For staging or QA builds, pass </w:t>
+      </w:r>
+      <w:r>
+        <w:rPr>
+          <w:rFonts w:cs="Calibri"/>
+          <w:b/>
+          <w:bCs/>
+          <w:sz w:val="32"/>
+          <w:szCs w:val="32"/>
+        </w:rPr>
+        <w:t>--no-strip-wasm</w:t>
+      </w:r>
+      <w:r>
+        <w:rPr>
+          <w:rFonts w:cs="Calibri"/>
+          <w:sz w:val="32"/>
+          <w:szCs w:val="32"/>
+        </w:rPr>
+        <w:t xml:space="preserve"> to preserve </w:t>
+      </w:r>
+      <w:r>
+        <w:rPr>
+          <w:rFonts w:cs="Calibri"/>
+          <w:b/>
+          <w:bCs/>
+          <w:sz w:val="32"/>
+          <w:szCs w:val="32"/>
+        </w:rPr>
+        <w:t>WASM</w:t>
+      </w:r>
+      <w:r>
+        <w:rPr>
+          <w:rFonts w:cs="Calibri"/>
+          <w:sz w:val="32"/>
+          <w:szCs w:val="32"/>
+        </w:rPr>
+        <w:t xml:space="preserve"> function names directly in browser console stack traces, but at the COST of an approximate 47% increase in </w:t>
+      </w:r>
+      <w:r>
+        <w:rPr>
+          <w:rFonts w:cs="Calibri"/>
+          <w:b/>
+          <w:bCs/>
+          <w:sz w:val="32"/>
+          <w:szCs w:val="32"/>
+        </w:rPr>
+        <w:t>WASM</w:t>
+      </w:r>
+      <w:r>
+        <w:rPr>
+          <w:rFonts w:cs="Calibri"/>
+          <w:sz w:val="32"/>
+          <w:szCs w:val="32"/>
+        </w:rPr>
+        <w:t xml:space="preserve"> binary size.</w:t>
+      </w:r>
+    </w:p>
+    <w:p>
+      <w:pPr>
+        <w:jc w:val="both"/>
+        <w:rPr>
+          <w:rFonts w:cs="Calibri"/>
+          <w:b/>
+          <w:bCs/>
+          <w:color w:val="60CAF3" w:themeColor="accent4" w:themeTint="99"/>
+          <w:sz w:val="32"/>
+          <w:szCs w:val="32"/>
+        </w:rPr>
+      </w:pPr>
+      <w:r>
+        <w:rPr>
+          <w:rFonts w:cs="Calibri"/>
+          <w:b/>
+          <w:bCs/>
+          <w:color w:val="60CAF3" w:themeColor="accent4" w:themeTint="99"/>
+          <w:sz w:val="32"/>
+          <w:szCs w:val="32"/>
+        </w:rPr>
+        <w:t>flutter build web --wasm --no-strip-wasm</w:t>
+      </w:r>
+    </w:p>
+    <w:p>
+      <w:pPr>
+        <w:jc w:val="both"/>
+        <w:rPr>
+          <w:rFonts w:cs="Calibri"/>
+          <w:sz w:val="32"/>
+          <w:szCs w:val="32"/>
+        </w:rPr>
+      </w:pPr>
+    </w:p>
+    <w:p>
+      <w:pPr>
+        <w:jc w:val="both"/>
+        <w:rPr>
+          <w:rFonts w:cs="Calibri"/>
+          <w:sz w:val="32"/>
+          <w:szCs w:val="32"/>
+        </w:rPr>
+      </w:pPr>
+    </w:p>
+    <w:p>
+      <w:pPr>
+        <w:jc w:val="both"/>
+        <w:rPr>
+          <w:rFonts w:cs="Calibri"/>
+          <w:sz w:val="32"/>
+          <w:szCs w:val="32"/>
+        </w:rPr>
+      </w:pPr>
+      <w:r>
+        <w:rPr>
+          <w:rFonts w:cs="Calibri"/>
+          <w:sz w:val="32"/>
+          <w:szCs w:val="32"/>
+        </w:rPr>
+        <w:t>Fallback to JS for Browser Compatibility:</w:t>
+      </w:r>
+    </w:p>
+    <w:p>
+      <w:pPr>
+        <w:jc w:val="both"/>
+        <w:rPr>
+          <w:rFonts w:cs="Calibri"/>
+          <w:sz w:val="32"/>
+          <w:szCs w:val="32"/>
+        </w:rPr>
+      </w:pPr>
+      <w:r>
+        <w:rPr>
+          <w:rFonts w:cs="Calibri"/>
+          <w:sz w:val="32"/>
+          <w:szCs w:val="32"/>
+        </w:rPr>
+        <w:t xml:space="preserve"># </w:t>
+      </w:r>
+      <w:r>
+        <w:rPr>
+          <w:rFonts w:cs="Calibri"/>
+          <w:sz w:val="32"/>
+          <w:szCs w:val="32"/>
+        </w:rPr>
+        <w:t xml:space="preserve">Even with the </w:t>
+      </w:r>
+      <w:r>
+        <w:rPr>
+          <w:rFonts w:cs="Calibri"/>
+          <w:b/>
+          <w:bCs/>
+          <w:sz w:val="32"/>
+          <w:szCs w:val="32"/>
+        </w:rPr>
+        <w:t>--wasm</w:t>
+      </w:r>
+      <w:r>
+        <w:rPr>
+          <w:rFonts w:cs="Calibri"/>
+          <w:sz w:val="32"/>
+          <w:szCs w:val="32"/>
+        </w:rPr>
+        <w:t xml:space="preserve"> flag, </w:t>
+      </w:r>
+      <w:r>
+        <w:rPr>
+          <w:rFonts w:cs="Calibri"/>
+          <w:b/>
+          <w:bCs/>
+          <w:sz w:val="32"/>
+          <w:szCs w:val="32"/>
+        </w:rPr>
+        <w:t>Flutter</w:t>
+      </w:r>
+      <w:r>
+        <w:rPr>
+          <w:rFonts w:cs="Calibri"/>
+          <w:sz w:val="32"/>
+          <w:szCs w:val="32"/>
+        </w:rPr>
+        <w:t xml:space="preserve"> will still compile the application to </w:t>
+      </w:r>
+      <w:r>
+        <w:rPr>
+          <w:rFonts w:cs="Calibri"/>
+          <w:b/>
+          <w:bCs/>
+          <w:sz w:val="32"/>
+          <w:szCs w:val="32"/>
+        </w:rPr>
+        <w:t>JavaScript</w:t>
+      </w:r>
+      <w:r>
+        <w:rPr>
+          <w:rFonts w:cs="Calibri"/>
+          <w:sz w:val="32"/>
+          <w:szCs w:val="32"/>
+        </w:rPr>
+        <w:t>. If</w:t>
+      </w:r>
+      <w:r>
+        <w:rPr>
+          <w:rFonts w:cs="Calibri"/>
+          <w:b/>
+          <w:bCs/>
           <w:sz w:val="32"/>
           <w:szCs w:val="32"/>
         </w:rPr>
         <w:t xml:space="preserve"> </w:t>
       </w:r>
-      <w:r>
-        <w:rPr>
-          <w:rFonts w:cs="Calibri"/>
-          <w:sz w:val="32"/>
-          <w:szCs w:val="32"/>
-        </w:rPr>
-        <w:t>p</w:t>
-      </w:r>
-      <w:r>
-        <w:rPr>
-          <w:rFonts w:cs="Calibri"/>
-          <w:sz w:val="32"/>
-          <w:szCs w:val="32"/>
-        </w:rPr>
-        <w:t xml:space="preserve">ass </w:t>
-      </w:r>
-      <w:r>
-        <w:rPr>
-          <w:rFonts w:cs="Calibri"/>
-          <w:b/>
-          <w:bCs/>
-          <w:sz w:val="32"/>
-          <w:szCs w:val="32"/>
-        </w:rPr>
-        <w:t>--no-strip-</w:t>
-      </w:r>
       <w:proofErr w:type="spellStart"/>
       <w:r>
         <w:rPr>
@@ -2096,7 +1970,7 @@
           <w:sz w:val="32"/>
           <w:szCs w:val="32"/>
         </w:rPr>
-        <w:t>wasm</w:t>
+        <w:t>WasmGC</w:t>
       </w:r>
       <w:proofErr w:type="spellEnd"/>
       <w:r>
@@ -2105,7 +1979,51 @@
           <w:sz w:val="32"/>
           <w:szCs w:val="32"/>
         </w:rPr>
-        <w:t xml:space="preserve"> to preserve </w:t>
+        <w:t xml:space="preserve"> support is not detected at runtime, the</w:t>
+      </w:r>
+      <w:r>
+        <w:rPr>
+          <w:rFonts w:cs="Calibri"/>
+          <w:b/>
+          <w:bCs/>
+          <w:sz w:val="32"/>
+          <w:szCs w:val="32"/>
+        </w:rPr>
+        <w:t xml:space="preserve"> JavaScript</w:t>
+      </w:r>
+      <w:r>
+        <w:rPr>
+          <w:rFonts w:cs="Calibri"/>
+          <w:sz w:val="32"/>
+          <w:szCs w:val="32"/>
+        </w:rPr>
+        <w:t xml:space="preserve"> output is used so the application will continue to work in all major browsers</w:t>
+      </w:r>
+    </w:p>
+    <w:p>
+      <w:pPr>
+        <w:jc w:val="both"/>
+        <w:rPr>
+          <w:rFonts w:cs="Calibri"/>
+          <w:sz w:val="32"/>
+          <w:szCs w:val="32"/>
+        </w:rPr>
+      </w:pPr>
+      <w:r>
+        <w:rPr>
+          <w:rFonts w:cs="Calibri"/>
+          <w:sz w:val="32"/>
+          <w:szCs w:val="32"/>
+        </w:rPr>
+        <w:t xml:space="preserve"># To </w:t>
+      </w:r>
+      <w:r>
+        <w:rPr>
+          <w:rFonts w:cs="Calibri"/>
+          <w:sz w:val="32"/>
+          <w:szCs w:val="32"/>
+        </w:rPr>
+        <w:t xml:space="preserve">verify whether the app is actually running with </w:t>
       </w:r>
       <w:r>
         <w:rPr>
@@ -2133,91 +2051,49 @@
           <w:sz w:val="32"/>
           <w:szCs w:val="32"/>
         </w:rPr>
-        <w:t xml:space="preserve"> function names directly in browser console stack traces,</w:t>
-      </w:r>
-      <w:r>
-        <w:rPr>
-          <w:rFonts w:cs="Calibri"/>
-          <w:sz w:val="32"/>
-          <w:szCs w:val="32"/>
-        </w:rPr>
-        <w:t xml:space="preserve"> but</w:t>
-      </w:r>
-      <w:r>
-        <w:rPr>
-          <w:rFonts w:cs="Calibri"/>
-          <w:sz w:val="32"/>
-          <w:szCs w:val="32"/>
-        </w:rPr>
-        <w:t xml:space="preserve"> at the </w:t>
-      </w:r>
-      <w:r>
-        <w:rPr>
-          <w:rFonts w:cs="Calibri"/>
-          <w:sz w:val="32"/>
-          <w:szCs w:val="32"/>
-        </w:rPr>
-        <w:t>COST</w:t>
-      </w:r>
-      <w:r>
-        <w:rPr>
-          <w:rFonts w:cs="Calibri"/>
-          <w:sz w:val="32"/>
-          <w:szCs w:val="32"/>
-        </w:rPr>
-        <w:t xml:space="preserve"> of an approximate 47% increase in </w:t>
-      </w:r>
-      <w:r>
-        <w:rPr>
-          <w:rFonts w:cs="Calibri"/>
-          <w:b/>
-          <w:bCs/>
-          <w:sz w:val="32"/>
-          <w:szCs w:val="32"/>
-        </w:rPr>
-        <w:t>W</w:t>
-      </w:r>
-      <w:r>
-        <w:rPr>
-          <w:rFonts w:cs="Calibri"/>
-          <w:b/>
-          <w:bCs/>
-          <w:sz w:val="32"/>
-          <w:szCs w:val="32"/>
-        </w:rPr>
-        <w:t>ASM</w:t>
-      </w:r>
-      <w:r>
-        <w:rPr>
-          <w:rFonts w:cs="Calibri"/>
-          <w:sz w:val="32"/>
-          <w:szCs w:val="32"/>
-        </w:rPr>
-        <w:t xml:space="preserve"> binary size.</w:t>
-      </w:r>
-    </w:p>
-    <w:p>
-      <w:pPr>
-        <w:jc w:val="both"/>
-        <w:rPr>
-          <w:rFonts w:cs="Calibri"/>
-          <w:b/>
-          <w:bCs/>
-          <w:color w:val="60CAF3" w:themeColor="accent4" w:themeTint="99"/>
-          <w:sz w:val="32"/>
-          <w:szCs w:val="32"/>
-        </w:rPr>
-      </w:pPr>
-      <w:r>
-        <w:rPr>
-          <w:rFonts w:cs="Calibri"/>
-          <w:b/>
-          <w:bCs/>
-          <w:color w:val="60CAF3" w:themeColor="accent4" w:themeTint="99"/>
-          <w:sz w:val="32"/>
-          <w:szCs w:val="32"/>
-        </w:rPr>
-        <w:t>flutter build web --</w:t>
+        <w:t xml:space="preserve"> by checking for the </w:t>
+      </w:r>
+      <w:r>
+        <w:rPr>
+          <w:rFonts w:cs="Calibri"/>
+          <w:b/>
+          <w:bCs/>
+          <w:sz w:val="32"/>
+          <w:szCs w:val="32"/>
+        </w:rPr>
+        <w:t>dart2wasm</w:t>
+      </w:r>
+      <w:r>
+        <w:rPr>
+          <w:rFonts w:cs="Calibri"/>
+          <w:sz w:val="32"/>
+          <w:szCs w:val="32"/>
+        </w:rPr>
+        <w:t xml:space="preserve"> environment variable, set during compilation (preferred)</w:t>
+      </w:r>
+    </w:p>
+    <w:p>
+      <w:pPr>
+        <w:jc w:val="both"/>
+        <w:rPr>
+          <w:rFonts w:cs="Calibri"/>
+          <w:b/>
+          <w:bCs/>
+          <w:color w:val="D86DCB" w:themeColor="accent5" w:themeTint="99"/>
+          <w:sz w:val="32"/>
+          <w:szCs w:val="32"/>
+        </w:rPr>
+      </w:pPr>
+      <w:r>
+        <w:rPr>
+          <w:rFonts w:cs="Calibri"/>
+          <w:b/>
+          <w:bCs/>
+          <w:color w:val="D86DCB" w:themeColor="accent5" w:themeTint="99"/>
+          <w:sz w:val="32"/>
+          <w:szCs w:val="32"/>
+        </w:rPr>
+        <w:t xml:space="preserve">const </w:t>
       </w:r>
       <w:proofErr w:type="spellStart"/>
       <w:r>
@@ -2225,11 +2101,11 @@
           <w:rFonts w:cs="Calibri"/>
           <w:b/>
           <w:bCs/>
-          <w:color w:val="60CAF3" w:themeColor="accent4" w:themeTint="99"/>
-          <w:sz w:val="32"/>
-          <w:szCs w:val="32"/>
-        </w:rPr>
-        <w:t>wasm</w:t>
+          <w:color w:val="D86DCB" w:themeColor="accent5" w:themeTint="99"/>
+          <w:sz w:val="32"/>
+          <w:szCs w:val="32"/>
+        </w:rPr>
+        <w:t>isRunningWithWasm</w:t>
       </w:r>
       <w:proofErr w:type="spellEnd"/>
       <w:r>
@@ -2237,11 +2113,11 @@
           <w:rFonts w:cs="Calibri"/>
           <w:b/>
           <w:bCs/>
-          <w:color w:val="60CAF3" w:themeColor="accent4" w:themeTint="99"/>
-          <w:sz w:val="32"/>
-          <w:szCs w:val="32"/>
-        </w:rPr>
-        <w:t xml:space="preserve"> --no-strip-</w:t>
+          <w:color w:val="D86DCB" w:themeColor="accent5" w:themeTint="99"/>
+          <w:sz w:val="32"/>
+          <w:szCs w:val="32"/>
+        </w:rPr>
+        <w:t xml:space="preserve"> = </w:t>
       </w:r>
       <w:proofErr w:type="spellStart"/>
       <w:r>
@@ -2249,326 +2125,13 @@
           <w:rFonts w:cs="Calibri"/>
           <w:b/>
           <w:bCs/>
-          <w:color w:val="60CAF3" w:themeColor="accent4" w:themeTint="99"/>
-          <w:sz w:val="32"/>
-          <w:szCs w:val="32"/>
-        </w:rPr>
-        <w:t>wasm</w:t>
+          <w:color w:val="D86DCB" w:themeColor="accent5" w:themeTint="99"/>
+          <w:sz w:val="32"/>
+          <w:szCs w:val="32"/>
+        </w:rPr>
+        <w:t>bool.fromEnvironment</w:t>
       </w:r>
       <w:proofErr w:type="spellEnd"/>
-    </w:p>
-    <w:p>
-      <w:pPr>
-        <w:jc w:val="both"/>
-        <w:rPr>
-          <w:rFonts w:cs="Calibri"/>
-          <w:sz w:val="32"/>
-          <w:szCs w:val="32"/>
-        </w:rPr>
-      </w:pPr>
-    </w:p>
-    <w:p>
-      <w:pPr>
-        <w:jc w:val="both"/>
-        <w:rPr>
-          <w:rFonts w:cs="Calibri"/>
-          <w:sz w:val="32"/>
-          <w:szCs w:val="32"/>
-        </w:rPr>
-      </w:pPr>
-    </w:p>
-    <w:p>
-      <w:pPr>
-        <w:jc w:val="both"/>
-        <w:rPr>
-          <w:rFonts w:cs="Calibri"/>
-          <w:sz w:val="32"/>
-          <w:szCs w:val="32"/>
-        </w:rPr>
-      </w:pPr>
-      <w:r>
-        <w:rPr>
-          <w:rFonts w:cs="Calibri"/>
-          <w:sz w:val="32"/>
-          <w:szCs w:val="32"/>
-        </w:rPr>
-        <w:t>Fallback to JS for Browser Compatibility:</w:t>
-      </w:r>
-    </w:p>
-    <w:p>
-      <w:pPr>
-        <w:jc w:val="both"/>
-        <w:rPr>
-          <w:rFonts w:cs="Calibri"/>
-          <w:sz w:val="32"/>
-          <w:szCs w:val="32"/>
-        </w:rPr>
-      </w:pPr>
-      <w:r>
-        <w:rPr>
-          <w:rFonts w:cs="Calibri"/>
-          <w:sz w:val="32"/>
-          <w:szCs w:val="32"/>
-        </w:rPr>
-        <w:t xml:space="preserve"># </w:t>
-      </w:r>
-      <w:r>
-        <w:rPr>
-          <w:rFonts w:cs="Calibri"/>
-          <w:sz w:val="32"/>
-          <w:szCs w:val="32"/>
-        </w:rPr>
-        <w:t xml:space="preserve">Even with the </w:t>
-      </w:r>
-      <w:r>
-        <w:rPr>
-          <w:rFonts w:cs="Calibri"/>
-          <w:b/>
-          <w:bCs/>
-          <w:sz w:val="32"/>
-          <w:szCs w:val="32"/>
-        </w:rPr>
-        <w:t>--</w:t>
-      </w:r>
-      <w:proofErr w:type="spellStart"/>
-      <w:r>
-        <w:rPr>
-          <w:rFonts w:cs="Calibri"/>
-          <w:b/>
-          <w:bCs/>
-          <w:sz w:val="32"/>
-          <w:szCs w:val="32"/>
-        </w:rPr>
-        <w:t>wasm</w:t>
-      </w:r>
-      <w:proofErr w:type="spellEnd"/>
-      <w:r>
-        <w:rPr>
-          <w:rFonts w:cs="Calibri"/>
-          <w:sz w:val="32"/>
-          <w:szCs w:val="32"/>
-        </w:rPr>
-        <w:t xml:space="preserve"> flag, </w:t>
-      </w:r>
-      <w:r>
-        <w:rPr>
-          <w:rFonts w:cs="Calibri"/>
-          <w:b/>
-          <w:bCs/>
-          <w:sz w:val="32"/>
-          <w:szCs w:val="32"/>
-        </w:rPr>
-        <w:t>Flutter</w:t>
-      </w:r>
-      <w:r>
-        <w:rPr>
-          <w:rFonts w:cs="Calibri"/>
-          <w:sz w:val="32"/>
-          <w:szCs w:val="32"/>
-        </w:rPr>
-        <w:t xml:space="preserve"> will still compile the application to </w:t>
-      </w:r>
-      <w:r>
-        <w:rPr>
-          <w:rFonts w:cs="Calibri"/>
-          <w:b/>
-          <w:bCs/>
-          <w:sz w:val="32"/>
-          <w:szCs w:val="32"/>
-        </w:rPr>
-        <w:t>JavaScript</w:t>
-      </w:r>
-      <w:r>
-        <w:rPr>
-          <w:rFonts w:cs="Calibri"/>
-          <w:sz w:val="32"/>
-          <w:szCs w:val="32"/>
-        </w:rPr>
-        <w:t>. If</w:t>
-      </w:r>
-      <w:r>
-        <w:rPr>
-          <w:rFonts w:cs="Calibri"/>
-          <w:b/>
-          <w:bCs/>
-          <w:sz w:val="32"/>
-          <w:szCs w:val="32"/>
-        </w:rPr>
-        <w:t xml:space="preserve"> </w:t>
-      </w:r>
-      <w:proofErr w:type="spellStart"/>
-      <w:r>
-        <w:rPr>
-          <w:rFonts w:cs="Calibri"/>
-          <w:b/>
-          <w:bCs/>
-          <w:sz w:val="32"/>
-          <w:szCs w:val="32"/>
-        </w:rPr>
-        <w:t>WasmGC</w:t>
-      </w:r>
-      <w:proofErr w:type="spellEnd"/>
-      <w:r>
-        <w:rPr>
-          <w:rFonts w:cs="Calibri"/>
-          <w:sz w:val="32"/>
-          <w:szCs w:val="32"/>
-        </w:rPr>
-        <w:t xml:space="preserve"> support is not detected at runtime, the</w:t>
-      </w:r>
-      <w:r>
-        <w:rPr>
-          <w:rFonts w:cs="Calibri"/>
-          <w:b/>
-          <w:bCs/>
-          <w:sz w:val="32"/>
-          <w:szCs w:val="32"/>
-        </w:rPr>
-        <w:t xml:space="preserve"> JavaScript</w:t>
-      </w:r>
-      <w:r>
-        <w:rPr>
-          <w:rFonts w:cs="Calibri"/>
-          <w:sz w:val="32"/>
-          <w:szCs w:val="32"/>
-        </w:rPr>
-        <w:t xml:space="preserve"> output is used so the application will continue to work in all major browsers</w:t>
-      </w:r>
-    </w:p>
-    <w:p>
-      <w:pPr>
-        <w:jc w:val="both"/>
-        <w:rPr>
-          <w:rFonts w:cs="Calibri"/>
-          <w:sz w:val="32"/>
-          <w:szCs w:val="32"/>
-        </w:rPr>
-      </w:pPr>
-      <w:r>
-        <w:rPr>
-          <w:rFonts w:cs="Calibri"/>
-          <w:sz w:val="32"/>
-          <w:szCs w:val="32"/>
-        </w:rPr>
-        <w:t xml:space="preserve"># To </w:t>
-      </w:r>
-      <w:r>
-        <w:rPr>
-          <w:rFonts w:cs="Calibri"/>
-          <w:sz w:val="32"/>
-          <w:szCs w:val="32"/>
-        </w:rPr>
-        <w:t xml:space="preserve">verify whether the app is actually running with </w:t>
-      </w:r>
-      <w:r>
-        <w:rPr>
-          <w:rFonts w:cs="Calibri"/>
-          <w:b/>
-          <w:bCs/>
-          <w:sz w:val="32"/>
-          <w:szCs w:val="32"/>
-        </w:rPr>
-        <w:t>W</w:t>
-      </w:r>
-      <w:r>
-        <w:rPr>
-          <w:rFonts w:cs="Calibri"/>
-          <w:b/>
-          <w:bCs/>
-          <w:sz w:val="32"/>
-          <w:szCs w:val="32"/>
-        </w:rPr>
-        <w:t>ASM</w:t>
-      </w:r>
-      <w:r>
-        <w:rPr>
-          <w:rFonts w:cs="Calibri"/>
-          <w:sz w:val="32"/>
-          <w:szCs w:val="32"/>
-        </w:rPr>
-        <w:t xml:space="preserve"> by checking for the </w:t>
-      </w:r>
-      <w:r>
-        <w:rPr>
-          <w:rFonts w:cs="Calibri"/>
-          <w:b/>
-          <w:bCs/>
-          <w:sz w:val="32"/>
-          <w:szCs w:val="32"/>
-        </w:rPr>
-        <w:t>dart2wasm</w:t>
-      </w:r>
-      <w:r>
-        <w:rPr>
-          <w:rFonts w:cs="Calibri"/>
-          <w:sz w:val="32"/>
-          <w:szCs w:val="32"/>
-        </w:rPr>
-        <w:t xml:space="preserve"> environment variable, set during compilation (preferred)</w:t>
-      </w:r>
-    </w:p>
-    <w:p>
-      <w:pPr>
-        <w:jc w:val="both"/>
-        <w:rPr>
-          <w:rFonts w:cs="Calibri"/>
-          <w:b/>
-          <w:bCs/>
-          <w:color w:val="D86DCB" w:themeColor="accent5" w:themeTint="99"/>
-          <w:sz w:val="32"/>
-          <w:szCs w:val="32"/>
-        </w:rPr>
-      </w:pPr>
-      <w:r>
-        <w:rPr>
-          <w:rFonts w:cs="Calibri"/>
-          <w:b/>
-          <w:bCs/>
-          <w:color w:val="D86DCB" w:themeColor="accent5" w:themeTint="99"/>
-          <w:sz w:val="32"/>
-          <w:szCs w:val="32"/>
-        </w:rPr>
-        <w:t xml:space="preserve">const </w:t>
-      </w:r>
-      <w:proofErr w:type="spellStart"/>
-      <w:r>
-        <w:rPr>
-          <w:rFonts w:cs="Calibri"/>
-          <w:b/>
-          <w:bCs/>
-          <w:color w:val="D86DCB" w:themeColor="accent5" w:themeTint="99"/>
-          <w:sz w:val="32"/>
-          <w:szCs w:val="32"/>
-        </w:rPr>
-        <w:t>isRunningWithWasm</w:t>
-      </w:r>
-      <w:proofErr w:type="spellEnd"/>
-      <w:r>
-        <w:rPr>
-          <w:rFonts w:cs="Calibri"/>
-          <w:b/>
-          <w:bCs/>
-          <w:color w:val="D86DCB" w:themeColor="accent5" w:themeTint="99"/>
-          <w:sz w:val="32"/>
-          <w:szCs w:val="32"/>
-        </w:rPr>
-        <w:t xml:space="preserve"> = </w:t>
-      </w:r>
-      <w:proofErr w:type="spellStart"/>
-      <w:proofErr w:type="gramStart"/>
-      <w:r>
-        <w:rPr>
-          <w:rFonts w:cs="Calibri"/>
-          <w:b/>
-          <w:bCs/>
-          <w:color w:val="D86DCB" w:themeColor="accent5" w:themeTint="99"/>
-          <w:sz w:val="32"/>
-          <w:szCs w:val="32"/>
-        </w:rPr>
-        <w:t>bool.fromEnvironment</w:t>
-      </w:r>
-      <w:proofErr w:type="spellEnd"/>
-      <w:proofErr w:type="gramEnd"/>
       <w:r>
         <w:rPr>
           <w:rFonts w:cs="Calibri"/>
@@ -2727,7 +2290,6 @@
         <w:t xml:space="preserve"> and other legacy web libraries with </w:t>
       </w:r>
       <w:proofErr w:type="spellStart"/>
-      <w:proofErr w:type="gramStart"/>
       <w:r>
         <w:rPr>
           <w:rFonts w:cs="Calibri"/>
@@ -2739,7 +2301,6 @@
         <w:t>package:web</w:t>
       </w:r>
       <w:proofErr w:type="spellEnd"/>
-      <w:proofErr w:type="gramEnd"/>
     </w:p>
     <w:p>
       <w:pPr>
@@ -2902,7 +2463,6 @@
         <w:t>import '</w:t>
       </w:r>
       <w:proofErr w:type="spellStart"/>
-      <w:proofErr w:type="gramStart"/>
       <w:r>
         <w:rPr>
           <w:rFonts w:cs="Calibri"/>
@@ -2915,7 +2475,6 @@
         <w:t>fallback.dart</w:t>
       </w:r>
       <w:proofErr w:type="spellEnd"/>
-      <w:proofErr w:type="gramEnd"/>
       <w:r>
         <w:rPr>
           <w:rFonts w:cs="Calibri"/>
@@ -2961,9 +2520,9 @@
           <w:sz w:val="32"/>
           <w:szCs w:val="32"/>
         </w:rPr>
-        <w:t>legacy_web_</w:t>
-      </w:r>
-      <w:proofErr w:type="gramStart"/>
+        <w:t>legacy_web_interop.dart</w:t>
+      </w:r>
+      <w:proofErr w:type="spellEnd"/>
       <w:r>
         <w:rPr>
           <w:rFonts w:cs="Calibri"/>
@@ -2973,10 +2532,45 @@
           <w:sz w:val="32"/>
           <w:szCs w:val="32"/>
         </w:rPr>
-        <w:t>interop.dart</w:t>
+        <w:t>'</w:t>
+      </w:r>
+    </w:p>
+    <w:p>
+      <w:pPr>
+        <w:jc w:val="both"/>
+        <w:rPr>
+          <w:rFonts w:cs="Calibri"/>
+          <w:b/>
+          <w:bCs/>
+          <w:color w:val="D86DCB" w:themeColor="accent5" w:themeTint="99"/>
+          <w:sz w:val="32"/>
+          <w:szCs w:val="32"/>
+        </w:rPr>
+      </w:pPr>
+      <w:r>
+        <w:rPr>
+          <w:rFonts w:cs="Calibri"/>
+          <w:b/>
+          <w:bCs/>
+          <w:color w:val="D86DCB" w:themeColor="accent5" w:themeTint="99"/>
+          <w:sz w:val="32"/>
+          <w:szCs w:val="32"/>
+        </w:rPr>
+        <w:t xml:space="preserve">  if (</w:t>
+      </w:r>
+      <w:proofErr w:type="spellStart"/>
+      <w:r>
+        <w:rPr>
+          <w:rFonts w:cs="Calibri"/>
+          <w:b/>
+          <w:bCs/>
+          <w:color w:val="D86DCB" w:themeColor="accent5" w:themeTint="99"/>
+          <w:sz w:val="32"/>
+          <w:szCs w:val="32"/>
+        </w:rPr>
+        <w:t>dart.library.js_interop</w:t>
       </w:r>
       <w:proofErr w:type="spellEnd"/>
-      <w:proofErr w:type="gramEnd"/>
       <w:r>
         <w:rPr>
           <w:rFonts w:cs="Calibri"/>
@@ -2986,12 +2580,10 @@
           <w:sz w:val="32"/>
           <w:szCs w:val="32"/>
         </w:rPr>
-        <w:t>'</w:t>
-      </w:r>
-    </w:p>
-    <w:p>
-      <w:pPr>
-        <w:jc w:val="both"/>
+        <w:t>) '</w:t>
+      </w:r>
+      <w:proofErr w:type="spellStart"/>
+      <w:r>
         <w:rPr>
           <w:rFonts w:cs="Calibri"/>
           <w:b/>
@@ -3000,68 +2592,9 @@
           <w:sz w:val="32"/>
           <w:szCs w:val="32"/>
         </w:rPr>
-      </w:pPr>
-      <w:r>
-        <w:rPr>
-          <w:rFonts w:cs="Calibri"/>
-          <w:b/>
-          <w:bCs/>
-          <w:color w:val="D86DCB" w:themeColor="accent5" w:themeTint="99"/>
-          <w:sz w:val="32"/>
-          <w:szCs w:val="32"/>
-        </w:rPr>
-        <w:t xml:space="preserve">  if (</w:t>
-      </w:r>
-      <w:proofErr w:type="spellStart"/>
-      <w:r>
-        <w:rPr>
-          <w:rFonts w:cs="Calibri"/>
-          <w:b/>
-          <w:bCs/>
-          <w:color w:val="D86DCB" w:themeColor="accent5" w:themeTint="99"/>
-          <w:sz w:val="32"/>
-          <w:szCs w:val="32"/>
-        </w:rPr>
-        <w:t>dart.library.js_interop</w:t>
+        <w:t>wasm_web_interop.dart</w:t>
       </w:r>
       <w:proofErr w:type="spellEnd"/>
-      <w:r>
-        <w:rPr>
-          <w:rFonts w:cs="Calibri"/>
-          <w:b/>
-          <w:bCs/>
-          <w:color w:val="D86DCB" w:themeColor="accent5" w:themeTint="99"/>
-          <w:sz w:val="32"/>
-          <w:szCs w:val="32"/>
-        </w:rPr>
-        <w:t>) '</w:t>
-      </w:r>
-      <w:proofErr w:type="spellStart"/>
-      <w:r>
-        <w:rPr>
-          <w:rFonts w:cs="Calibri"/>
-          <w:b/>
-          <w:bCs/>
-          <w:color w:val="D86DCB" w:themeColor="accent5" w:themeTint="99"/>
-          <w:sz w:val="32"/>
-          <w:szCs w:val="32"/>
-        </w:rPr>
-        <w:t>wasm_web_</w:t>
-      </w:r>
-      <w:proofErr w:type="gramStart"/>
-      <w:r>
-        <w:rPr>
-          <w:rFonts w:cs="Calibri"/>
-          <w:b/>
-          <w:bCs/>
-          <w:color w:val="D86DCB" w:themeColor="accent5" w:themeTint="99"/>
-          <w:sz w:val="32"/>
-          <w:szCs w:val="32"/>
-        </w:rPr>
-        <w:t>interop.dart</w:t>
-      </w:r>
-      <w:proofErr w:type="spellEnd"/>
-      <w:proofErr w:type="gramEnd"/>
       <w:r>
         <w:rPr>
           <w:rFonts w:cs="Calibri"/>
@@ -3822,7 +3355,6 @@
         <w:t xml:space="preserve"> </w:t>
       </w:r>
       <w:proofErr w:type="spellStart"/>
-      <w:proofErr w:type="gramStart"/>
       <w:r>
         <w:rPr>
           <w:rFonts w:cs="Calibri"/>
@@ -3842,18 +3374,7 @@
           <w:sz w:val="32"/>
           <w:szCs w:val="32"/>
         </w:rPr>
-        <w:t>(</w:t>
-      </w:r>
-      <w:proofErr w:type="gramEnd"/>
-      <w:r>
-        <w:rPr>
-          <w:rFonts w:cs="Calibri"/>
-          <w:b/>
-          <w:bCs/>
-          <w:sz w:val="32"/>
-          <w:szCs w:val="32"/>
-        </w:rPr>
-        <w:t>)</w:t>
+        <w:t>()</w:t>
       </w:r>
       <w:r>
         <w:rPr>
@@ -3864,7 +3385,6 @@
         <w:t xml:space="preserve">. Instead of running </w:t>
       </w:r>
       <w:proofErr w:type="spellStart"/>
-      <w:proofErr w:type="gramStart"/>
       <w:r>
         <w:rPr>
           <w:rFonts w:cs="Calibri"/>
@@ -3884,18 +3404,7 @@
           <w:sz w:val="32"/>
           <w:szCs w:val="32"/>
         </w:rPr>
-        <w:t>(</w:t>
-      </w:r>
-      <w:proofErr w:type="gramEnd"/>
-      <w:r>
-        <w:rPr>
-          <w:rFonts w:cs="Calibri"/>
-          <w:b/>
-          <w:bCs/>
-          <w:sz w:val="32"/>
-          <w:szCs w:val="32"/>
-        </w:rPr>
-        <w:t>)</w:t>
+        <w:t>()</w:t>
       </w:r>
       <w:r>
         <w:rPr>
@@ -4007,7 +3516,6 @@
         </w:rPr>
       </w:pPr>
       <w:proofErr w:type="spellStart"/>
-      <w:proofErr w:type="gramStart"/>
       <w:r>
         <w:rPr>
           <w:rFonts w:cs="Calibri"/>
@@ -4027,10 +3535,48 @@
           <w:sz w:val="28"/>
           <w:szCs w:val="28"/>
         </w:rPr>
-        <w:t>(</w:t>
-      </w:r>
-      <w:proofErr w:type="gramEnd"/>
-      <w:r>
+        <w:t>()</w:t>
+      </w:r>
+    </w:p>
+    <w:p>
+      <w:pPr>
+        <w:jc w:val="both"/>
+        <w:rPr>
+          <w:rFonts w:cs="Calibri"/>
+          <w:sz w:val="32"/>
+          <w:szCs w:val="32"/>
+        </w:rPr>
+      </w:pPr>
+      <w:r>
+        <w:rPr>
+          <w:rFonts w:cs="Calibri"/>
+          <w:sz w:val="32"/>
+          <w:szCs w:val="32"/>
+        </w:rPr>
+        <w:t># This is mostly benefitted on</w:t>
+      </w:r>
+      <w:r>
+        <w:rPr>
+          <w:rFonts w:cs="Calibri"/>
+          <w:b/>
+          <w:bCs/>
+          <w:sz w:val="32"/>
+          <w:szCs w:val="32"/>
+        </w:rPr>
+        <w:t xml:space="preserve"> Flutter</w:t>
+      </w:r>
+      <w:r>
+        <w:rPr>
+          <w:rFonts w:cs="Calibri"/>
+          <w:sz w:val="32"/>
+          <w:szCs w:val="32"/>
+        </w:rPr>
+        <w:t xml:space="preserve"> web because:</w:t>
+      </w:r>
+    </w:p>
+    <w:p>
+      <w:pPr>
+        <w:jc w:val="both"/>
         <w:rPr>
           <w:rFonts w:cs="Calibri"/>
           <w:b/>
@@ -4038,48 +3584,8 @@
           <w:sz w:val="28"/>
           <w:szCs w:val="28"/>
         </w:rPr>
-        <w:t>)</w:t>
-      </w:r>
-    </w:p>
-    <w:p>
-      <w:pPr>
-        <w:jc w:val="both"/>
-        <w:rPr>
-          <w:rFonts w:cs="Calibri"/>
-          <w:sz w:val="32"/>
-          <w:szCs w:val="32"/>
-        </w:rPr>
-      </w:pPr>
-      <w:r>
-        <w:rPr>
-          <w:rFonts w:cs="Calibri"/>
-          <w:sz w:val="32"/>
-          <w:szCs w:val="32"/>
-        </w:rPr>
-        <w:t># This is mostly benefitted on</w:t>
-      </w:r>
-      <w:r>
-        <w:rPr>
-          <w:rFonts w:cs="Calibri"/>
-          <w:b/>
-          <w:bCs/>
-          <w:sz w:val="32"/>
-          <w:szCs w:val="32"/>
-        </w:rPr>
-        <w:t xml:space="preserve"> Flutter</w:t>
-      </w:r>
-      <w:r>
-        <w:rPr>
-          <w:rFonts w:cs="Calibri"/>
-          <w:sz w:val="32"/>
-          <w:szCs w:val="32"/>
-        </w:rPr>
-        <w:t xml:space="preserve"> web because:</w:t>
-      </w:r>
-    </w:p>
-    <w:p>
-      <w:pPr>
-        <w:jc w:val="both"/>
+      </w:pPr>
+      <w:r>
         <w:rPr>
           <w:rFonts w:cs="Calibri"/>
           <w:b/>
@@ -4087,8 +3593,12 @@
           <w:sz w:val="28"/>
           <w:szCs w:val="28"/>
         </w:rPr>
-      </w:pPr>
-      <w:r>
+        <w:t>Web</w:t>
+      </w:r>
+    </w:p>
+    <w:p>
+      <w:pPr>
+        <w:jc w:val="both"/>
         <w:rPr>
           <w:rFonts w:cs="Calibri"/>
           <w:b/>
@@ -4096,12 +3606,8 @@
           <w:sz w:val="28"/>
           <w:szCs w:val="28"/>
         </w:rPr>
-        <w:t>Web</w:t>
-      </w:r>
-    </w:p>
-    <w:p>
-      <w:pPr>
-        <w:jc w:val="both"/>
+      </w:pPr>
+      <w:r>
         <w:rPr>
           <w:rFonts w:cs="Calibri"/>
           <w:b/>
@@ -4109,8 +3615,12 @@
           <w:sz w:val="28"/>
           <w:szCs w:val="28"/>
         </w:rPr>
-      </w:pPr>
-      <w:r>
+        <w:t>↓</w:t>
+      </w:r>
+    </w:p>
+    <w:p>
+      <w:pPr>
+        <w:jc w:val="both"/>
         <w:rPr>
           <w:rFonts w:cs="Calibri"/>
           <w:b/>
@@ -4118,12 +3628,8 @@
           <w:sz w:val="28"/>
           <w:szCs w:val="28"/>
         </w:rPr>
-        <w:t>↓</w:t>
-      </w:r>
-    </w:p>
-    <w:p>
-      <w:pPr>
-        <w:jc w:val="both"/>
+      </w:pPr>
+      <w:r>
         <w:rPr>
           <w:rFonts w:cs="Calibri"/>
           <w:b/>
@@ -4131,8 +3637,12 @@
           <w:sz w:val="28"/>
           <w:szCs w:val="28"/>
         </w:rPr>
-      </w:pPr>
-      <w:r>
+        <w:t>Network involved</w:t>
+      </w:r>
+    </w:p>
+    <w:p>
+      <w:pPr>
+        <w:jc w:val="both"/>
         <w:rPr>
           <w:rFonts w:cs="Calibri"/>
           <w:b/>
@@ -4140,12 +3650,8 @@
           <w:sz w:val="28"/>
           <w:szCs w:val="28"/>
         </w:rPr>
-        <w:t>Network involved</w:t>
-      </w:r>
-    </w:p>
-    <w:p>
-      <w:pPr>
-        <w:jc w:val="both"/>
+      </w:pPr>
+      <w:r>
         <w:rPr>
           <w:rFonts w:cs="Calibri"/>
           <w:b/>
@@ -4153,8 +3659,12 @@
           <w:sz w:val="28"/>
           <w:szCs w:val="28"/>
         </w:rPr>
-      </w:pPr>
-      <w:r>
+        <w:t>↓</w:t>
+      </w:r>
+    </w:p>
+    <w:p>
+      <w:pPr>
+        <w:jc w:val="both"/>
         <w:rPr>
           <w:rFonts w:cs="Calibri"/>
           <w:b/>
@@ -4162,12 +3672,8 @@
           <w:sz w:val="28"/>
           <w:szCs w:val="28"/>
         </w:rPr>
-        <w:t>↓</w:t>
-      </w:r>
-    </w:p>
-    <w:p>
-      <w:pPr>
-        <w:jc w:val="both"/>
+      </w:pPr>
+      <w:r>
         <w:rPr>
           <w:rFonts w:cs="Calibri"/>
           <w:b/>
@@ -4175,8 +3681,12 @@
           <w:sz w:val="28"/>
           <w:szCs w:val="28"/>
         </w:rPr>
-      </w:pPr>
-      <w:r>
+        <w:t>Fonts may arrive later</w:t>
+      </w:r>
+    </w:p>
+    <w:p>
+      <w:pPr>
+        <w:jc w:val="both"/>
         <w:rPr>
           <w:rFonts w:cs="Calibri"/>
           <w:b/>
@@ -4184,12 +3694,8 @@
           <w:sz w:val="28"/>
           <w:szCs w:val="28"/>
         </w:rPr>
-        <w:t>Fonts may arrive later</w:t>
-      </w:r>
-    </w:p>
-    <w:p>
-      <w:pPr>
-        <w:jc w:val="both"/>
+      </w:pPr>
+      <w:r>
         <w:rPr>
           <w:rFonts w:cs="Calibri"/>
           <w:b/>
@@ -4197,8 +3703,12 @@
           <w:sz w:val="28"/>
           <w:szCs w:val="28"/>
         </w:rPr>
-      </w:pPr>
-      <w:r>
+        <w:t>↓</w:t>
+      </w:r>
+    </w:p>
+    <w:p>
+      <w:pPr>
+        <w:jc w:val="both"/>
         <w:rPr>
           <w:rFonts w:cs="Calibri"/>
           <w:b/>
@@ -4206,12 +3716,8 @@
           <w:sz w:val="28"/>
           <w:szCs w:val="28"/>
         </w:rPr>
-        <w:t>↓</w:t>
-      </w:r>
-    </w:p>
-    <w:p>
-      <w:pPr>
-        <w:jc w:val="both"/>
+      </w:pPr>
+      <w:r>
         <w:rPr>
           <w:rFonts w:cs="Calibri"/>
           <w:b/>
@@ -4219,8 +3725,412 @@
           <w:sz w:val="28"/>
           <w:szCs w:val="28"/>
         </w:rPr>
-      </w:pPr>
-      <w:r>
+        <w:t>Visible font swap</w:t>
+      </w:r>
+    </w:p>
+    <w:p>
+      <w:pPr>
+        <w:jc w:val="both"/>
+        <w:rPr>
+          <w:rFonts w:cs="Calibri"/>
+          <w:sz w:val="32"/>
+          <w:szCs w:val="32"/>
+        </w:rPr>
+      </w:pPr>
+      <w:r>
+        <w:rPr>
+          <w:rFonts w:cs="Calibri"/>
+          <w:sz w:val="32"/>
+          <w:szCs w:val="32"/>
+        </w:rPr>
+        <w:t># Code:</w:t>
+      </w:r>
+    </w:p>
+    <w:p>
+      <w:pPr>
+        <w:jc w:val="both"/>
+        <w:rPr>
+          <w:rFonts w:cs="Calibri"/>
+          <w:b/>
+          <w:bCs/>
+          <w:color w:val="D86DCB" w:themeColor="accent5" w:themeTint="99"/>
+          <w:sz w:val="32"/>
+          <w:szCs w:val="32"/>
+        </w:rPr>
+      </w:pPr>
+      <w:r>
+        <w:rPr>
+          <w:rFonts w:cs="Calibri"/>
+          <w:b/>
+          <w:bCs/>
+          <w:color w:val="D86DCB" w:themeColor="accent5" w:themeTint="99"/>
+          <w:sz w:val="32"/>
+          <w:szCs w:val="32"/>
+        </w:rPr>
+        <w:t>void main() async {</w:t>
+      </w:r>
+    </w:p>
+    <w:p>
+      <w:pPr>
+        <w:jc w:val="both"/>
+        <w:rPr>
+          <w:rFonts w:cs="Calibri"/>
+          <w:b/>
+          <w:bCs/>
+          <w:color w:val="D86DCB" w:themeColor="accent5" w:themeTint="99"/>
+          <w:sz w:val="32"/>
+          <w:szCs w:val="32"/>
+        </w:rPr>
+      </w:pPr>
+      <w:r>
+        <w:rPr>
+          <w:rFonts w:cs="Calibri"/>
+          <w:b/>
+          <w:bCs/>
+          <w:color w:val="D86DCB" w:themeColor="accent5" w:themeTint="99"/>
+          <w:sz w:val="32"/>
+          <w:szCs w:val="32"/>
+        </w:rPr>
+        <w:t xml:space="preserve">  </w:t>
+      </w:r>
+      <w:proofErr w:type="spellStart"/>
+      <w:r>
+        <w:rPr>
+          <w:rFonts w:cs="Calibri"/>
+          <w:b/>
+          <w:bCs/>
+          <w:color w:val="D86DCB" w:themeColor="accent5" w:themeTint="99"/>
+          <w:sz w:val="32"/>
+          <w:szCs w:val="32"/>
+        </w:rPr>
+        <w:t>WidgetsFlutterBinding.ensureInitialized</w:t>
+      </w:r>
+      <w:proofErr w:type="spellEnd"/>
+      <w:r>
+        <w:rPr>
+          <w:rFonts w:cs="Calibri"/>
+          <w:b/>
+          <w:bCs/>
+          <w:color w:val="D86DCB" w:themeColor="accent5" w:themeTint="99"/>
+          <w:sz w:val="32"/>
+          <w:szCs w:val="32"/>
+        </w:rPr>
+        <w:t>();</w:t>
+      </w:r>
+    </w:p>
+    <w:p>
+      <w:pPr>
+        <w:jc w:val="both"/>
+        <w:rPr>
+          <w:rFonts w:cs="Calibri"/>
+          <w:b/>
+          <w:bCs/>
+          <w:color w:val="D86DCB" w:themeColor="accent5" w:themeTint="99"/>
+          <w:sz w:val="32"/>
+          <w:szCs w:val="32"/>
+        </w:rPr>
+      </w:pPr>
+      <w:r>
+        <w:rPr>
+          <w:rFonts w:cs="Calibri"/>
+          <w:b/>
+          <w:bCs/>
+          <w:color w:val="D86DCB" w:themeColor="accent5" w:themeTint="99"/>
+          <w:sz w:val="32"/>
+          <w:szCs w:val="32"/>
+        </w:rPr>
+        <w:t xml:space="preserve">  await </w:t>
+      </w:r>
+      <w:proofErr w:type="spellStart"/>
+      <w:r>
+        <w:rPr>
+          <w:rFonts w:cs="Calibri"/>
+          <w:b/>
+          <w:bCs/>
+          <w:color w:val="D86DCB" w:themeColor="accent5" w:themeTint="99"/>
+          <w:sz w:val="32"/>
+          <w:szCs w:val="32"/>
+        </w:rPr>
+        <w:t>GoogleFonts.pendingFonts</w:t>
+      </w:r>
+      <w:proofErr w:type="spellEnd"/>
+      <w:r>
+        <w:rPr>
+          <w:rFonts w:cs="Calibri"/>
+          <w:b/>
+          <w:bCs/>
+          <w:color w:val="D86DCB" w:themeColor="accent5" w:themeTint="99"/>
+          <w:sz w:val="32"/>
+          <w:szCs w:val="32"/>
+        </w:rPr>
+        <w:t>([</w:t>
+      </w:r>
+    </w:p>
+    <w:p>
+      <w:pPr>
+        <w:jc w:val="both"/>
+        <w:rPr>
+          <w:rFonts w:cs="Calibri"/>
+          <w:b/>
+          <w:bCs/>
+          <w:color w:val="D86DCB" w:themeColor="accent5" w:themeTint="99"/>
+          <w:sz w:val="32"/>
+          <w:szCs w:val="32"/>
+        </w:rPr>
+      </w:pPr>
+      <w:r>
+        <w:rPr>
+          <w:rFonts w:cs="Calibri"/>
+          <w:b/>
+          <w:bCs/>
+          <w:color w:val="D86DCB" w:themeColor="accent5" w:themeTint="99"/>
+          <w:sz w:val="32"/>
+          <w:szCs w:val="32"/>
+        </w:rPr>
+        <w:t xml:space="preserve">    </w:t>
+      </w:r>
+      <w:proofErr w:type="spellStart"/>
+      <w:r>
+        <w:rPr>
+          <w:rFonts w:cs="Calibri"/>
+          <w:b/>
+          <w:bCs/>
+          <w:color w:val="D86DCB" w:themeColor="accent5" w:themeTint="99"/>
+          <w:sz w:val="32"/>
+          <w:szCs w:val="32"/>
+        </w:rPr>
+        <w:t>GoogleFonts.inter</w:t>
+      </w:r>
+      <w:proofErr w:type="spellEnd"/>
+      <w:r>
+        <w:rPr>
+          <w:rFonts w:cs="Calibri"/>
+          <w:b/>
+          <w:bCs/>
+          <w:color w:val="D86DCB" w:themeColor="accent5" w:themeTint="99"/>
+          <w:sz w:val="32"/>
+          <w:szCs w:val="32"/>
+        </w:rPr>
+        <w:t>(),</w:t>
+      </w:r>
+    </w:p>
+    <w:p>
+      <w:pPr>
+        <w:jc w:val="both"/>
+        <w:rPr>
+          <w:rFonts w:cs="Calibri"/>
+          <w:b/>
+          <w:bCs/>
+          <w:color w:val="D86DCB" w:themeColor="accent5" w:themeTint="99"/>
+          <w:sz w:val="32"/>
+          <w:szCs w:val="32"/>
+        </w:rPr>
+      </w:pPr>
+      <w:r>
+        <w:rPr>
+          <w:rFonts w:cs="Calibri"/>
+          <w:b/>
+          <w:bCs/>
+          <w:color w:val="D86DCB" w:themeColor="accent5" w:themeTint="99"/>
+          <w:sz w:val="32"/>
+          <w:szCs w:val="32"/>
+        </w:rPr>
+        <w:t xml:space="preserve">    </w:t>
+      </w:r>
+      <w:proofErr w:type="spellStart"/>
+      <w:r>
+        <w:rPr>
+          <w:rFonts w:cs="Calibri"/>
+          <w:b/>
+          <w:bCs/>
+          <w:color w:val="D86DCB" w:themeColor="accent5" w:themeTint="99"/>
+          <w:sz w:val="32"/>
+          <w:szCs w:val="32"/>
+        </w:rPr>
+        <w:t>GoogleFonts.roboto</w:t>
+      </w:r>
+      <w:proofErr w:type="spellEnd"/>
+      <w:r>
+        <w:rPr>
+          <w:rFonts w:cs="Calibri"/>
+          <w:b/>
+          <w:bCs/>
+          <w:color w:val="D86DCB" w:themeColor="accent5" w:themeTint="99"/>
+          <w:sz w:val="32"/>
+          <w:szCs w:val="32"/>
+        </w:rPr>
+        <w:t>(),</w:t>
+      </w:r>
+    </w:p>
+    <w:p>
+      <w:pPr>
+        <w:jc w:val="both"/>
+        <w:rPr>
+          <w:rFonts w:cs="Calibri"/>
+          <w:b/>
+          <w:bCs/>
+          <w:color w:val="D86DCB" w:themeColor="accent5" w:themeTint="99"/>
+          <w:sz w:val="32"/>
+          <w:szCs w:val="32"/>
+        </w:rPr>
+      </w:pPr>
+      <w:r>
+        <w:rPr>
+          <w:rFonts w:cs="Calibri"/>
+          <w:b/>
+          <w:bCs/>
+          <w:color w:val="D86DCB" w:themeColor="accent5" w:themeTint="99"/>
+          <w:sz w:val="32"/>
+          <w:szCs w:val="32"/>
+        </w:rPr>
+        <w:t xml:space="preserve">  ]);</w:t>
+      </w:r>
+    </w:p>
+    <w:p>
+      <w:pPr>
+        <w:jc w:val="both"/>
+        <w:rPr>
+          <w:rFonts w:cs="Calibri"/>
+          <w:b/>
+          <w:bCs/>
+          <w:color w:val="D86DCB" w:themeColor="accent5" w:themeTint="99"/>
+          <w:sz w:val="32"/>
+          <w:szCs w:val="32"/>
+        </w:rPr>
+      </w:pPr>
+      <w:r>
+        <w:rPr>
+          <w:rFonts w:cs="Calibri"/>
+          <w:b/>
+          <w:bCs/>
+          <w:color w:val="D86DCB" w:themeColor="accent5" w:themeTint="99"/>
+          <w:sz w:val="32"/>
+          <w:szCs w:val="32"/>
+        </w:rPr>
+        <w:t xml:space="preserve">  </w:t>
+      </w:r>
+      <w:proofErr w:type="spellStart"/>
+      <w:r>
+        <w:rPr>
+          <w:rFonts w:cs="Calibri"/>
+          <w:b/>
+          <w:bCs/>
+          <w:color w:val="D86DCB" w:themeColor="accent5" w:themeTint="99"/>
+          <w:sz w:val="32"/>
+          <w:szCs w:val="32"/>
+        </w:rPr>
+        <w:t>runApp</w:t>
+      </w:r>
+      <w:proofErr w:type="spellEnd"/>
+      <w:r>
+        <w:rPr>
+          <w:rFonts w:cs="Calibri"/>
+          <w:b/>
+          <w:bCs/>
+          <w:color w:val="D86DCB" w:themeColor="accent5" w:themeTint="99"/>
+          <w:sz w:val="32"/>
+          <w:szCs w:val="32"/>
+        </w:rPr>
+        <w:t xml:space="preserve">(const </w:t>
+      </w:r>
+      <w:proofErr w:type="spellStart"/>
+      <w:r>
+        <w:rPr>
+          <w:rFonts w:cs="Calibri"/>
+          <w:b/>
+          <w:bCs/>
+          <w:color w:val="D86DCB" w:themeColor="accent5" w:themeTint="99"/>
+          <w:sz w:val="32"/>
+          <w:szCs w:val="32"/>
+        </w:rPr>
+        <w:t>MyApp</w:t>
+      </w:r>
+      <w:proofErr w:type="spellEnd"/>
+      <w:r>
+        <w:rPr>
+          <w:rFonts w:cs="Calibri"/>
+          <w:b/>
+          <w:bCs/>
+          <w:color w:val="D86DCB" w:themeColor="accent5" w:themeTint="99"/>
+          <w:sz w:val="32"/>
+          <w:szCs w:val="32"/>
+        </w:rPr>
+        <w:t>());</w:t>
+      </w:r>
+    </w:p>
+    <w:p>
+      <w:pPr>
+        <w:jc w:val="both"/>
+        <w:rPr>
+          <w:rFonts w:cs="Calibri"/>
+          <w:b/>
+          <w:bCs/>
+          <w:color w:val="D86DCB" w:themeColor="accent5" w:themeTint="99"/>
+          <w:sz w:val="32"/>
+          <w:szCs w:val="32"/>
+        </w:rPr>
+      </w:pPr>
+      <w:r>
+        <w:rPr>
+          <w:rFonts w:cs="Calibri"/>
+          <w:b/>
+          <w:bCs/>
+          <w:color w:val="D86DCB" w:themeColor="accent5" w:themeTint="99"/>
+          <w:sz w:val="32"/>
+          <w:szCs w:val="32"/>
+        </w:rPr>
+        <w:t>}</w:t>
+      </w:r>
+    </w:p>
+    <w:p>
+      <w:pPr>
+        <w:jc w:val="both"/>
+        <w:rPr>
+          <w:rFonts w:cs="Calibri"/>
+          <w:sz w:val="32"/>
+          <w:szCs w:val="32"/>
+        </w:rPr>
+      </w:pPr>
+    </w:p>
+    <w:p>
+      <w:pPr>
+        <w:jc w:val="both"/>
+        <w:rPr>
+          <w:rFonts w:cs="Calibri"/>
+          <w:sz w:val="32"/>
+          <w:szCs w:val="32"/>
+        </w:rPr>
+      </w:pPr>
+      <w:r>
+        <w:rPr>
+          <w:rFonts w:cs="Calibri"/>
+          <w:sz w:val="32"/>
+          <w:szCs w:val="32"/>
+        </w:rPr>
+        <w:t>Common Mistake:</w:t>
+      </w:r>
+    </w:p>
+    <w:p>
+      <w:pPr>
+        <w:jc w:val="both"/>
+        <w:rPr>
+          <w:rFonts w:cs="Calibri"/>
+          <w:sz w:val="32"/>
+          <w:szCs w:val="32"/>
+        </w:rPr>
+      </w:pPr>
+      <w:r>
+        <w:rPr>
+          <w:rFonts w:cs="Calibri"/>
+          <w:sz w:val="32"/>
+          <w:szCs w:val="32"/>
+        </w:rPr>
+        <w:t># Suppose the font isn't available yet. Now our app does:</w:t>
+      </w:r>
+    </w:p>
+    <w:p>
+      <w:pPr>
+        <w:jc w:val="both"/>
         <w:rPr>
           <w:rFonts w:cs="Calibri"/>
           <w:b/>
@@ -4228,449 +4138,8 @@
           <w:sz w:val="28"/>
           <w:szCs w:val="28"/>
         </w:rPr>
-        <w:t>Visible font swap</w:t>
-      </w:r>
-    </w:p>
-    <w:p>
-      <w:pPr>
-        <w:jc w:val="both"/>
-        <w:rPr>
-          <w:rFonts w:cs="Calibri"/>
-          <w:sz w:val="32"/>
-          <w:szCs w:val="32"/>
-        </w:rPr>
-      </w:pPr>
-      <w:r>
-        <w:rPr>
-          <w:rFonts w:cs="Calibri"/>
-          <w:sz w:val="32"/>
-          <w:szCs w:val="32"/>
-        </w:rPr>
-        <w:t># Code:</w:t>
-      </w:r>
-    </w:p>
-    <w:p>
-      <w:pPr>
-        <w:jc w:val="both"/>
-        <w:rPr>
-          <w:rFonts w:cs="Calibri"/>
-          <w:b/>
-          <w:bCs/>
-          <w:color w:val="D86DCB" w:themeColor="accent5" w:themeTint="99"/>
-          <w:sz w:val="32"/>
-          <w:szCs w:val="32"/>
-        </w:rPr>
-      </w:pPr>
-      <w:r>
-        <w:rPr>
-          <w:rFonts w:cs="Calibri"/>
-          <w:b/>
-          <w:bCs/>
-          <w:color w:val="D86DCB" w:themeColor="accent5" w:themeTint="99"/>
-          <w:sz w:val="32"/>
-          <w:szCs w:val="32"/>
-        </w:rPr>
-        <w:t xml:space="preserve">void </w:t>
-      </w:r>
-      <w:proofErr w:type="gramStart"/>
-      <w:r>
-        <w:rPr>
-          <w:rFonts w:cs="Calibri"/>
-          <w:b/>
-          <w:bCs/>
-          <w:color w:val="D86DCB" w:themeColor="accent5" w:themeTint="99"/>
-          <w:sz w:val="32"/>
-          <w:szCs w:val="32"/>
-        </w:rPr>
-        <w:t>main(</w:t>
-      </w:r>
-      <w:proofErr w:type="gramEnd"/>
-      <w:r>
-        <w:rPr>
-          <w:rFonts w:cs="Calibri"/>
-          <w:b/>
-          <w:bCs/>
-          <w:color w:val="D86DCB" w:themeColor="accent5" w:themeTint="99"/>
-          <w:sz w:val="32"/>
-          <w:szCs w:val="32"/>
-        </w:rPr>
-        <w:t>) async {</w:t>
-      </w:r>
-    </w:p>
-    <w:p>
-      <w:pPr>
-        <w:jc w:val="both"/>
-        <w:rPr>
-          <w:rFonts w:cs="Calibri"/>
-          <w:b/>
-          <w:bCs/>
-          <w:color w:val="D86DCB" w:themeColor="accent5" w:themeTint="99"/>
-          <w:sz w:val="32"/>
-          <w:szCs w:val="32"/>
-        </w:rPr>
-      </w:pPr>
-      <w:r>
-        <w:rPr>
-          <w:rFonts w:cs="Calibri"/>
-          <w:b/>
-          <w:bCs/>
-          <w:color w:val="D86DCB" w:themeColor="accent5" w:themeTint="99"/>
-          <w:sz w:val="32"/>
-          <w:szCs w:val="32"/>
-        </w:rPr>
-        <w:t xml:space="preserve">  </w:t>
-      </w:r>
-      <w:proofErr w:type="spellStart"/>
-      <w:r>
-        <w:rPr>
-          <w:rFonts w:cs="Calibri"/>
-          <w:b/>
-          <w:bCs/>
-          <w:color w:val="D86DCB" w:themeColor="accent5" w:themeTint="99"/>
-          <w:sz w:val="32"/>
-          <w:szCs w:val="32"/>
-        </w:rPr>
-        <w:t>WidgetsFlutterBinding.ensureInitialized</w:t>
-      </w:r>
-      <w:proofErr w:type="spellEnd"/>
-      <w:r>
-        <w:rPr>
-          <w:rFonts w:cs="Calibri"/>
-          <w:b/>
-          <w:bCs/>
-          <w:color w:val="D86DCB" w:themeColor="accent5" w:themeTint="99"/>
-          <w:sz w:val="32"/>
-          <w:szCs w:val="32"/>
-        </w:rPr>
-        <w:t>();</w:t>
-      </w:r>
-    </w:p>
-    <w:p>
-      <w:pPr>
-        <w:jc w:val="both"/>
-        <w:rPr>
-          <w:rFonts w:cs="Calibri"/>
-          <w:b/>
-          <w:bCs/>
-          <w:color w:val="D86DCB" w:themeColor="accent5" w:themeTint="99"/>
-          <w:sz w:val="32"/>
-          <w:szCs w:val="32"/>
-        </w:rPr>
-      </w:pPr>
-      <w:r>
-        <w:rPr>
-          <w:rFonts w:cs="Calibri"/>
-          <w:b/>
-          <w:bCs/>
-          <w:color w:val="D86DCB" w:themeColor="accent5" w:themeTint="99"/>
-          <w:sz w:val="32"/>
-          <w:szCs w:val="32"/>
-        </w:rPr>
-        <w:t xml:space="preserve">  await </w:t>
-      </w:r>
-      <w:proofErr w:type="spellStart"/>
-      <w:r>
-        <w:rPr>
-          <w:rFonts w:cs="Calibri"/>
-          <w:b/>
-          <w:bCs/>
-          <w:color w:val="D86DCB" w:themeColor="accent5" w:themeTint="99"/>
-          <w:sz w:val="32"/>
-          <w:szCs w:val="32"/>
-        </w:rPr>
-        <w:t>GoogleFonts.pendingFonts</w:t>
-      </w:r>
-      <w:proofErr w:type="spellEnd"/>
-      <w:r>
-        <w:rPr>
-          <w:rFonts w:cs="Calibri"/>
-          <w:b/>
-          <w:bCs/>
-          <w:color w:val="D86DCB" w:themeColor="accent5" w:themeTint="99"/>
-          <w:sz w:val="32"/>
-          <w:szCs w:val="32"/>
-        </w:rPr>
-        <w:t>([</w:t>
-      </w:r>
-    </w:p>
-    <w:p>
-      <w:pPr>
-        <w:jc w:val="both"/>
-        <w:rPr>
-          <w:rFonts w:cs="Calibri"/>
-          <w:b/>
-          <w:bCs/>
-          <w:color w:val="D86DCB" w:themeColor="accent5" w:themeTint="99"/>
-          <w:sz w:val="32"/>
-          <w:szCs w:val="32"/>
-        </w:rPr>
-      </w:pPr>
-      <w:r>
-        <w:rPr>
-          <w:rFonts w:cs="Calibri"/>
-          <w:b/>
-          <w:bCs/>
-          <w:color w:val="D86DCB" w:themeColor="accent5" w:themeTint="99"/>
-          <w:sz w:val="32"/>
-          <w:szCs w:val="32"/>
-        </w:rPr>
-        <w:t xml:space="preserve">    </w:t>
-      </w:r>
-      <w:proofErr w:type="spellStart"/>
-      <w:r>
-        <w:rPr>
-          <w:rFonts w:cs="Calibri"/>
-          <w:b/>
-          <w:bCs/>
-          <w:color w:val="D86DCB" w:themeColor="accent5" w:themeTint="99"/>
-          <w:sz w:val="32"/>
-          <w:szCs w:val="32"/>
-        </w:rPr>
-        <w:t>GoogleFonts.inter</w:t>
-      </w:r>
-      <w:proofErr w:type="spellEnd"/>
-      <w:r>
-        <w:rPr>
-          <w:rFonts w:cs="Calibri"/>
-          <w:b/>
-          <w:bCs/>
-          <w:color w:val="D86DCB" w:themeColor="accent5" w:themeTint="99"/>
-          <w:sz w:val="32"/>
-          <w:szCs w:val="32"/>
-        </w:rPr>
-        <w:t>(),</w:t>
-      </w:r>
-    </w:p>
-    <w:p>
-      <w:pPr>
-        <w:jc w:val="both"/>
-        <w:rPr>
-          <w:rFonts w:cs="Calibri"/>
-          <w:b/>
-          <w:bCs/>
-          <w:color w:val="D86DCB" w:themeColor="accent5" w:themeTint="99"/>
-          <w:sz w:val="32"/>
-          <w:szCs w:val="32"/>
-        </w:rPr>
-      </w:pPr>
-      <w:r>
-        <w:rPr>
-          <w:rFonts w:cs="Calibri"/>
-          <w:b/>
-          <w:bCs/>
-          <w:color w:val="D86DCB" w:themeColor="accent5" w:themeTint="99"/>
-          <w:sz w:val="32"/>
-          <w:szCs w:val="32"/>
-        </w:rPr>
-        <w:t xml:space="preserve">    </w:t>
-      </w:r>
-      <w:proofErr w:type="spellStart"/>
-      <w:r>
-        <w:rPr>
-          <w:rFonts w:cs="Calibri"/>
-          <w:b/>
-          <w:bCs/>
-          <w:color w:val="D86DCB" w:themeColor="accent5" w:themeTint="99"/>
-          <w:sz w:val="32"/>
-          <w:szCs w:val="32"/>
-        </w:rPr>
-        <w:t>GoogleFonts.roboto</w:t>
-      </w:r>
-      <w:proofErr w:type="spellEnd"/>
-      <w:r>
-        <w:rPr>
-          <w:rFonts w:cs="Calibri"/>
-          <w:b/>
-          <w:bCs/>
-          <w:color w:val="D86DCB" w:themeColor="accent5" w:themeTint="99"/>
-          <w:sz w:val="32"/>
-          <w:szCs w:val="32"/>
-        </w:rPr>
-        <w:t>(),</w:t>
-      </w:r>
-    </w:p>
-    <w:p>
-      <w:pPr>
-        <w:jc w:val="both"/>
-        <w:rPr>
-          <w:rFonts w:cs="Calibri"/>
-          <w:b/>
-          <w:bCs/>
-          <w:color w:val="D86DCB" w:themeColor="accent5" w:themeTint="99"/>
-          <w:sz w:val="32"/>
-          <w:szCs w:val="32"/>
-        </w:rPr>
-      </w:pPr>
-      <w:r>
-        <w:rPr>
-          <w:rFonts w:cs="Calibri"/>
-          <w:b/>
-          <w:bCs/>
-          <w:color w:val="D86DCB" w:themeColor="accent5" w:themeTint="99"/>
-          <w:sz w:val="32"/>
-          <w:szCs w:val="32"/>
-        </w:rPr>
-        <w:t xml:space="preserve">  ]);</w:t>
-      </w:r>
-    </w:p>
-    <w:p>
-      <w:pPr>
-        <w:jc w:val="both"/>
-        <w:rPr>
-          <w:rFonts w:cs="Calibri"/>
-          <w:b/>
-          <w:bCs/>
-          <w:color w:val="D86DCB" w:themeColor="accent5" w:themeTint="99"/>
-          <w:sz w:val="32"/>
-          <w:szCs w:val="32"/>
-        </w:rPr>
-      </w:pPr>
-      <w:r>
-        <w:rPr>
-          <w:rFonts w:cs="Calibri"/>
-          <w:b/>
-          <w:bCs/>
-          <w:color w:val="D86DCB" w:themeColor="accent5" w:themeTint="99"/>
-          <w:sz w:val="32"/>
-          <w:szCs w:val="32"/>
-        </w:rPr>
-        <w:t xml:space="preserve">  </w:t>
-      </w:r>
-      <w:proofErr w:type="spellStart"/>
-      <w:proofErr w:type="gramStart"/>
-      <w:r>
-        <w:rPr>
-          <w:rFonts w:cs="Calibri"/>
-          <w:b/>
-          <w:bCs/>
-          <w:color w:val="D86DCB" w:themeColor="accent5" w:themeTint="99"/>
-          <w:sz w:val="32"/>
-          <w:szCs w:val="32"/>
-        </w:rPr>
-        <w:t>runApp</w:t>
-      </w:r>
-      <w:proofErr w:type="spellEnd"/>
-      <w:r>
-        <w:rPr>
-          <w:rFonts w:cs="Calibri"/>
-          <w:b/>
-          <w:bCs/>
-          <w:color w:val="D86DCB" w:themeColor="accent5" w:themeTint="99"/>
-          <w:sz w:val="32"/>
-          <w:szCs w:val="32"/>
-        </w:rPr>
-        <w:t>(</w:t>
-      </w:r>
-      <w:proofErr w:type="gramEnd"/>
-      <w:r>
-        <w:rPr>
-          <w:rFonts w:cs="Calibri"/>
-          <w:b/>
-          <w:bCs/>
-          <w:color w:val="D86DCB" w:themeColor="accent5" w:themeTint="99"/>
-          <w:sz w:val="32"/>
-          <w:szCs w:val="32"/>
-        </w:rPr>
-        <w:t xml:space="preserve">const </w:t>
-      </w:r>
-      <w:proofErr w:type="spellStart"/>
-      <w:r>
-        <w:rPr>
-          <w:rFonts w:cs="Calibri"/>
-          <w:b/>
-          <w:bCs/>
-          <w:color w:val="D86DCB" w:themeColor="accent5" w:themeTint="99"/>
-          <w:sz w:val="32"/>
-          <w:szCs w:val="32"/>
-        </w:rPr>
-        <w:t>MyApp</w:t>
-      </w:r>
-      <w:proofErr w:type="spellEnd"/>
-      <w:r>
-        <w:rPr>
-          <w:rFonts w:cs="Calibri"/>
-          <w:b/>
-          <w:bCs/>
-          <w:color w:val="D86DCB" w:themeColor="accent5" w:themeTint="99"/>
-          <w:sz w:val="32"/>
-          <w:szCs w:val="32"/>
-        </w:rPr>
-        <w:t>());</w:t>
-      </w:r>
-    </w:p>
-    <w:p>
-      <w:pPr>
-        <w:jc w:val="both"/>
-        <w:rPr>
-          <w:rFonts w:cs="Calibri"/>
-          <w:b/>
-          <w:bCs/>
-          <w:color w:val="D86DCB" w:themeColor="accent5" w:themeTint="99"/>
-          <w:sz w:val="32"/>
-          <w:szCs w:val="32"/>
-        </w:rPr>
-      </w:pPr>
-      <w:r>
-        <w:rPr>
-          <w:rFonts w:cs="Calibri"/>
-          <w:b/>
-          <w:bCs/>
-          <w:color w:val="D86DCB" w:themeColor="accent5" w:themeTint="99"/>
-          <w:sz w:val="32"/>
-          <w:szCs w:val="32"/>
-        </w:rPr>
-        <w:t>}</w:t>
-      </w:r>
-    </w:p>
-    <w:p>
-      <w:pPr>
-        <w:jc w:val="both"/>
-        <w:rPr>
-          <w:rFonts w:cs="Calibri"/>
-          <w:sz w:val="32"/>
-          <w:szCs w:val="32"/>
-        </w:rPr>
-      </w:pPr>
-    </w:p>
-    <w:p>
-      <w:pPr>
-        <w:jc w:val="both"/>
-        <w:rPr>
-          <w:rFonts w:cs="Calibri"/>
-          <w:sz w:val="32"/>
-          <w:szCs w:val="32"/>
-        </w:rPr>
-      </w:pPr>
-      <w:r>
-        <w:rPr>
-          <w:rFonts w:cs="Calibri"/>
-          <w:sz w:val="32"/>
-          <w:szCs w:val="32"/>
-        </w:rPr>
-        <w:t>Common Mistake:</w:t>
-      </w:r>
-    </w:p>
-    <w:p>
-      <w:pPr>
-        <w:jc w:val="both"/>
-        <w:rPr>
-          <w:rFonts w:cs="Calibri"/>
-          <w:sz w:val="32"/>
-          <w:szCs w:val="32"/>
-        </w:rPr>
-      </w:pPr>
-      <w:r>
-        <w:rPr>
-          <w:rFonts w:cs="Calibri"/>
-          <w:sz w:val="32"/>
-          <w:szCs w:val="32"/>
-        </w:rPr>
-        <w:t># Suppose the font isn't available yet. Now our app does:</w:t>
-      </w:r>
-    </w:p>
-    <w:p>
-      <w:pPr>
-        <w:jc w:val="both"/>
+      </w:pPr>
+      <w:r>
         <w:rPr>
           <w:rFonts w:cs="Calibri"/>
           <w:b/>
@@ -4678,8 +4147,12 @@
           <w:sz w:val="28"/>
           <w:szCs w:val="28"/>
         </w:rPr>
-      </w:pPr>
-      <w:r>
+        <w:t>Wait for font</w:t>
+      </w:r>
+    </w:p>
+    <w:p>
+      <w:pPr>
+        <w:jc w:val="both"/>
         <w:rPr>
           <w:rFonts w:cs="Calibri"/>
           <w:b/>
@@ -4687,12 +4160,8 @@
           <w:sz w:val="28"/>
           <w:szCs w:val="28"/>
         </w:rPr>
-        <w:t>Wait for font</w:t>
-      </w:r>
-    </w:p>
-    <w:p>
-      <w:pPr>
-        <w:jc w:val="both"/>
+      </w:pPr>
+      <w:r>
         <w:rPr>
           <w:rFonts w:cs="Calibri"/>
           <w:b/>
@@ -4700,8 +4169,12 @@
           <w:sz w:val="28"/>
           <w:szCs w:val="28"/>
         </w:rPr>
-      </w:pPr>
-      <w:r>
+        <w:t xml:space="preserve">     ↓</w:t>
+      </w:r>
+    </w:p>
+    <w:p>
+      <w:pPr>
+        <w:jc w:val="both"/>
         <w:rPr>
           <w:rFonts w:cs="Calibri"/>
           <w:b/>
@@ -4709,12 +4182,8 @@
           <w:sz w:val="28"/>
           <w:szCs w:val="28"/>
         </w:rPr>
-        <w:t xml:space="preserve">     ↓</w:t>
-      </w:r>
-    </w:p>
-    <w:p>
-      <w:pPr>
-        <w:jc w:val="both"/>
+      </w:pPr>
+      <w:r>
         <w:rPr>
           <w:rFonts w:cs="Calibri"/>
           <w:b/>
@@ -4722,8 +4191,13 @@
           <w:sz w:val="28"/>
           <w:szCs w:val="28"/>
         </w:rPr>
-      </w:pPr>
-      <w:r>
+        <w:lastRenderedPageBreak/>
+        <w:t>Wait more</w:t>
+      </w:r>
+    </w:p>
+    <w:p>
+      <w:pPr>
+        <w:jc w:val="both"/>
         <w:rPr>
           <w:rFonts w:cs="Calibri"/>
           <w:b/>
@@ -4731,13 +4205,8 @@
           <w:sz w:val="28"/>
           <w:szCs w:val="28"/>
         </w:rPr>
-        <w:lastRenderedPageBreak/>
-        <w:t>Wait more</w:t>
-      </w:r>
-    </w:p>
-    <w:p>
-      <w:pPr>
-        <w:jc w:val="both"/>
+      </w:pPr>
+      <w:r>
         <w:rPr>
           <w:rFonts w:cs="Calibri"/>
           <w:b/>
@@ -4745,8 +4214,12 @@
           <w:sz w:val="28"/>
           <w:szCs w:val="28"/>
         </w:rPr>
-      </w:pPr>
-      <w:r>
+        <w:t xml:space="preserve">     ↓</w:t>
+      </w:r>
+    </w:p>
+    <w:p>
+      <w:pPr>
+        <w:jc w:val="both"/>
         <w:rPr>
           <w:rFonts w:cs="Calibri"/>
           <w:b/>
@@ -4754,12 +4227,8 @@
           <w:sz w:val="28"/>
           <w:szCs w:val="28"/>
         </w:rPr>
-        <w:t xml:space="preserve">     ↓</w:t>
-      </w:r>
-    </w:p>
-    <w:p>
-      <w:pPr>
-        <w:jc w:val="both"/>
+      </w:pPr>
+      <w:r>
         <w:rPr>
           <w:rFonts w:cs="Calibri"/>
           <w:b/>
@@ -4767,8 +4236,12 @@
           <w:sz w:val="28"/>
           <w:szCs w:val="28"/>
         </w:rPr>
-      </w:pPr>
-      <w:r>
+        <w:t>Wait more</w:t>
+      </w:r>
+    </w:p>
+    <w:p>
+      <w:pPr>
+        <w:jc w:val="both"/>
         <w:rPr>
           <w:rFonts w:cs="Calibri"/>
           <w:b/>
@@ -4776,12 +4249,8 @@
           <w:sz w:val="28"/>
           <w:szCs w:val="28"/>
         </w:rPr>
-        <w:t>Wait more</w:t>
-      </w:r>
-    </w:p>
-    <w:p>
-      <w:pPr>
-        <w:jc w:val="both"/>
+      </w:pPr>
+      <w:r>
         <w:rPr>
           <w:rFonts w:cs="Calibri"/>
           <w:b/>
@@ -4789,8 +4258,12 @@
           <w:sz w:val="28"/>
           <w:szCs w:val="28"/>
         </w:rPr>
-      </w:pPr>
-      <w:r>
+        <w:t xml:space="preserve">     ↓</w:t>
+      </w:r>
+    </w:p>
+    <w:p>
+      <w:pPr>
+        <w:jc w:val="both"/>
         <w:rPr>
           <w:rFonts w:cs="Calibri"/>
           <w:b/>
@@ -4798,12 +4271,9 @@
           <w:sz w:val="28"/>
           <w:szCs w:val="28"/>
         </w:rPr>
-        <w:t xml:space="preserve">     ↓</w:t>
-      </w:r>
-    </w:p>
-    <w:p>
-      <w:pPr>
-        <w:jc w:val="both"/>
+      </w:pPr>
+      <w:proofErr w:type="spellStart"/>
+      <w:r>
         <w:rPr>
           <w:rFonts w:cs="Calibri"/>
           <w:b/>
@@ -4811,9 +4281,9 @@
           <w:sz w:val="28"/>
           <w:szCs w:val="28"/>
         </w:rPr>
-      </w:pPr>
-      <w:proofErr w:type="spellStart"/>
-      <w:proofErr w:type="gramStart"/>
+        <w:t>runApp</w:t>
+      </w:r>
+      <w:proofErr w:type="spellEnd"/>
       <w:r>
         <w:rPr>
           <w:rFonts w:cs="Calibri"/>
@@ -4822,29 +4292,7 @@
           <w:sz w:val="28"/>
           <w:szCs w:val="28"/>
         </w:rPr>
-        <w:t>runApp</w:t>
-      </w:r>
-      <w:proofErr w:type="spellEnd"/>
-      <w:r>
-        <w:rPr>
-          <w:rFonts w:cs="Calibri"/>
-          <w:b/>
-          <w:bCs/>
-          <w:sz w:val="28"/>
-          <w:szCs w:val="28"/>
-        </w:rPr>
-        <w:t>(</w:t>
-      </w:r>
-      <w:proofErr w:type="gramEnd"/>
-      <w:r>
-        <w:rPr>
-          <w:rFonts w:cs="Calibri"/>
-          <w:b/>
-          <w:bCs/>
-          <w:sz w:val="28"/>
-          <w:szCs w:val="28"/>
-        </w:rPr>
-        <w:t>)</w:t>
+        <w:t>()</w:t>
       </w:r>
     </w:p>
     <w:p>
@@ -6088,6 +5536,7 @@
   <w:style w:type="character" w:default="1" w:styleId="DefaultParagraphFont">
     <w:name w:val="Default Paragraph Font"/>
     <w:uiPriority w:val="1"/>
+    <w:semiHidden/>
     <w:unhideWhenUsed/>
   </w:style>
   <w:style w:type="table" w:default="1" w:styleId="TableNormal">
